--- a/dist/Compass_智能竞品分析平台_飞书导入版.docx
+++ b/dist/Compass_智能竞品分析平台_飞书导入版.docx
@@ -10,29 +10,11 @@
         <w:rPr>
           <w:rFonts w:ascii="Microsoft YaHei" w:hAnsi="Microsoft YaHei" w:eastAsia="Microsoft YaHei" w:cs="Microsoft YaHei"/>
         </w:rPr>
-        <w:t xml:space="preserve">Compass</w:t>
-      </w:r>
-      <w:r>
-        <w:rPr>
-          <w:rFonts w:ascii="Microsoft YaHei" w:hAnsi="Microsoft YaHei" w:eastAsia="Microsoft YaHei" w:cs="Microsoft YaHei"/>
-        </w:rPr>
-        <w:t xml:space="preserve"> </w:t>
-      </w:r>
-      <w:r>
-        <w:rPr>
-          <w:rFonts w:ascii="Microsoft YaHei" w:hAnsi="Microsoft YaHei" w:eastAsia="Microsoft YaHei" w:cs="Microsoft YaHei"/>
-        </w:rPr>
-        <w:t xml:space="preserve">·</w:t>
-      </w:r>
-      <w:r>
-        <w:rPr>
-          <w:rFonts w:ascii="Microsoft YaHei" w:hAnsi="Microsoft YaHei" w:eastAsia="Microsoft YaHei" w:cs="Microsoft YaHei"/>
-        </w:rPr>
-        <w:t xml:space="preserve"> </w:t>
-      </w:r>
-      <w:r>
-        <w:rPr>
-          <w:rFonts w:ascii="Microsoft YaHei" w:hAnsi="Microsoft YaHei" w:eastAsia="Microsoft YaHei" w:cs="Microsoft YaHei"/>
+        <w:t xml:space="preserve">Compass · </w:t>
+      </w:r>
+      <w:r>
+        <w:rPr>
+          <w:rFonts w:hint="eastAsia" w:ascii="Microsoft YaHei" w:hAnsi="Microsoft YaHei" w:eastAsia="Microsoft YaHei" w:cs="Microsoft YaHei"/>
         </w:rPr>
         <w:t xml:space="preserve">智能竞品分析平台</w:t>
       </w:r>
@@ -43,7 +25,7 @@
       </w:pPr>
       <w:r>
         <w:rPr>
-          <w:rFonts w:ascii="Microsoft YaHei" w:hAnsi="Microsoft YaHei" w:eastAsia="Microsoft YaHei" w:cs="Microsoft YaHei"/>
+          <w:rFonts w:hint="eastAsia" w:ascii="Microsoft YaHei" w:hAnsi="Microsoft YaHei" w:eastAsia="Microsoft YaHei" w:cs="Microsoft YaHei"/>
         </w:rPr>
         <w:t xml:space="preserve">基于多</w:t>
       </w:r>
@@ -51,23 +33,11 @@
         <w:rPr>
           <w:rFonts w:ascii="Microsoft YaHei" w:hAnsi="Microsoft YaHei" w:eastAsia="Microsoft YaHei" w:cs="Microsoft YaHei"/>
         </w:rPr>
-        <w:t xml:space="preserve"> </w:t>
-      </w:r>
-      <w:r>
-        <w:rPr>
-          <w:rFonts w:ascii="Microsoft YaHei" w:hAnsi="Microsoft YaHei" w:eastAsia="Microsoft YaHei" w:cs="Microsoft YaHei"/>
-        </w:rPr>
-        <w:t xml:space="preserve">Agent</w:t>
-      </w:r>
-      <w:r>
-        <w:rPr>
-          <w:rFonts w:ascii="Microsoft YaHei" w:hAnsi="Microsoft YaHei" w:eastAsia="Microsoft YaHei" w:cs="Microsoft YaHei"/>
-        </w:rPr>
-        <w:t xml:space="preserve"> </w:t>
-      </w:r>
-      <w:r>
-        <w:rPr>
-          <w:rFonts w:ascii="Microsoft YaHei" w:hAnsi="Microsoft YaHei" w:eastAsia="Microsoft YaHei" w:cs="Microsoft YaHei"/>
+        <w:t xml:space="preserve"> Agent </w:t>
+      </w:r>
+      <w:r>
+        <w:rPr>
+          <w:rFonts w:hint="eastAsia" w:ascii="Microsoft YaHei" w:hAnsi="Microsoft YaHei" w:eastAsia="Microsoft YaHei" w:cs="Microsoft YaHei"/>
         </w:rPr>
         <w:t xml:space="preserve">协作的竞品分析自动化系统｜比赛提交技术文档</w:t>
       </w:r>
@@ -78,7 +48,7 @@
       </w:pPr>
       <w:r>
         <w:rPr>
-          <w:rFonts w:ascii="Microsoft YaHei" w:hAnsi="Microsoft YaHei" w:eastAsia="Microsoft YaHei" w:cs="Microsoft YaHei"/>
+          <w:rFonts w:hint="eastAsia" w:ascii="Microsoft YaHei" w:hAnsi="Microsoft YaHei" w:eastAsia="Microsoft YaHei" w:cs="Microsoft YaHei"/>
         </w:rPr>
         <w:t xml:space="preserve">谢子韬｜个人开发者（全栈）</w:t>
       </w:r>
@@ -89,7 +59,7 @@
       </w:pPr>
       <w:r>
         <w:rPr>
-          <w:rFonts w:ascii="Microsoft YaHei" w:hAnsi="Microsoft YaHei" w:eastAsia="Microsoft YaHei" w:cs="Microsoft YaHei"/>
+          <w:rFonts w:hint="eastAsia" w:ascii="Microsoft YaHei" w:hAnsi="Microsoft YaHei" w:eastAsia="Microsoft YaHei" w:cs="Microsoft YaHei"/>
         </w:rPr>
         <w:t xml:space="preserve">2026年6月</w:t>
       </w:r>
@@ -97,28 +67,10 @@
         <w:rPr>
           <w:rFonts w:ascii="Microsoft YaHei" w:hAnsi="Microsoft YaHei" w:eastAsia="Microsoft YaHei" w:cs="Microsoft YaHei"/>
         </w:rPr>
-        <w:t xml:space="preserve"> </w:t>
-      </w:r>
-      <w:r>
-        <w:rPr>
-          <w:rFonts w:ascii="Microsoft YaHei" w:hAnsi="Microsoft YaHei" w:eastAsia="Microsoft YaHei" w:cs="Microsoft YaHei"/>
-        </w:rPr>
-        <w:t xml:space="preserve">·</w:t>
-      </w:r>
-      <w:r>
-        <w:rPr>
-          <w:rFonts w:ascii="Microsoft YaHei" w:hAnsi="Microsoft YaHei" w:eastAsia="Microsoft YaHei" w:cs="Microsoft YaHei"/>
-        </w:rPr>
-        <w:t xml:space="preserve"> </w:t>
-      </w:r>
-      <w:r>
-        <w:rPr>
-          <w:rFonts w:ascii="Microsoft YaHei" w:hAnsi="Microsoft YaHei" w:eastAsia="Microsoft YaHei" w:cs="Microsoft YaHei"/>
-        </w:rPr>
-        <w:t xml:space="preserve">V1.0</w:t>
+        <w:t xml:space="preserve"> · V1.0</w:t>
       </w:r>
     </w:p>
-    <w:bookmarkStart w:id="23" w:name="一基础信息"/>
+    <w:bookmarkStart w:id="22" w:name="一基础信息"/>
     <w:p>
       <w:pPr>
         <w:pStyle w:val="Heading1"/>
@@ -129,12 +81,12 @@
       </w:pPr>
       <w:r>
         <w:rPr>
-          <w:rFonts w:ascii="Microsoft YaHei" w:hAnsi="Microsoft YaHei" w:eastAsia="Microsoft YaHei" w:cs="Microsoft YaHei"/>
+          <w:rFonts w:hint="eastAsia" w:ascii="Microsoft YaHei" w:hAnsi="Microsoft YaHei" w:eastAsia="Microsoft YaHei" w:cs="Microsoft YaHei"/>
         </w:rPr>
         <w:t xml:space="preserve">一、基础信息</w:t>
       </w:r>
     </w:p>
-    <w:bookmarkStart w:id="20" w:name="X26f203e47b95758492b38e4f716dc345b3c23b8"/>
+    <w:bookmarkStart w:id="19" w:name="X26f203e47b95758492b38e4f716dc345b3c23b8"/>
     <w:p>
       <w:pPr>
         <w:pStyle w:val="Heading2"/>
@@ -143,7 +95,13 @@
         <w:rPr>
           <w:rFonts w:ascii="Microsoft YaHei" w:hAnsi="Microsoft YaHei" w:eastAsia="Microsoft YaHei" w:cs="Microsoft YaHei"/>
         </w:rPr>
-        <w:t xml:space="preserve">1.1 项目名称/课题</w:t>
+        <w:t xml:space="preserve">1.1 </w:t>
+      </w:r>
+      <w:r>
+        <w:rPr>
+          <w:rFonts w:hint="eastAsia" w:ascii="Microsoft YaHei" w:hAnsi="Microsoft YaHei" w:eastAsia="Microsoft YaHei" w:cs="Microsoft YaHei"/>
+        </w:rPr>
+        <w:t xml:space="preserve">项目名称/课题</w:t>
       </w:r>
     </w:p>
     <w:p>
@@ -156,7 +114,15 @@
           <w:b/>
           <w:bCs/>
         </w:rPr>
-        <w:t xml:space="preserve">Compass · 智能竞品分析平台</w:t>
+        <w:t xml:space="preserve">Compass · </w:t>
+      </w:r>
+      <w:r>
+        <w:rPr>
+          <w:rFonts w:hint="eastAsia" w:ascii="Microsoft YaHei" w:hAnsi="Microsoft YaHei" w:eastAsia="Microsoft YaHei" w:cs="Microsoft YaHei"/>
+          <w:b/>
+          <w:bCs/>
+        </w:rPr>
+        <w:t xml:space="preserve">智能竞品分析平台</w:t>
       </w:r>
       <w:r>
         <w:rPr>
@@ -168,11 +134,29 @@
         <w:rPr>
           <w:rFonts w:ascii="Microsoft YaHei" w:hAnsi="Microsoft YaHei" w:eastAsia="Microsoft YaHei" w:cs="Microsoft YaHei"/>
         </w:rPr>
-        <w:t xml:space="preserve">— 基于多 Agent 协作的竞品分析自动化系统</w:t>
+        <w:t xml:space="preserve">— </w:t>
+      </w:r>
+      <w:r>
+        <w:rPr>
+          <w:rFonts w:hint="eastAsia" w:ascii="Microsoft YaHei" w:hAnsi="Microsoft YaHei" w:eastAsia="Microsoft YaHei" w:cs="Microsoft YaHei"/>
+        </w:rPr>
+        <w:t xml:space="preserve">基于多</w:t>
+      </w:r>
+      <w:r>
+        <w:rPr>
+          <w:rFonts w:ascii="Microsoft YaHei" w:hAnsi="Microsoft YaHei" w:eastAsia="Microsoft YaHei" w:cs="Microsoft YaHei"/>
+        </w:rPr>
+        <w:t xml:space="preserve"> Agent </w:t>
+      </w:r>
+      <w:r>
+        <w:rPr>
+          <w:rFonts w:hint="eastAsia" w:ascii="Microsoft YaHei" w:hAnsi="Microsoft YaHei" w:eastAsia="Microsoft YaHei" w:cs="Microsoft YaHei"/>
+        </w:rPr>
+        <w:t xml:space="preserve">协作的竞品分析自动化系统</w:t>
       </w:r>
     </w:p>
-    <w:bookmarkEnd w:id="20"/>
-    <w:bookmarkStart w:id="21" w:name="Xb9f0b3407f0b21f9b41527ee5ad52ce80f03198"/>
+    <w:bookmarkEnd w:id="19"/>
+    <w:bookmarkStart w:id="20" w:name="Xb9f0b3407f0b21f9b41527ee5ad52ce80f03198"/>
     <w:p>
       <w:pPr>
         <w:pStyle w:val="Heading2"/>
@@ -181,7 +165,13 @@
         <w:rPr>
           <w:rFonts w:ascii="Microsoft YaHei" w:hAnsi="Microsoft YaHei" w:eastAsia="Microsoft YaHei" w:cs="Microsoft YaHei"/>
         </w:rPr>
-        <w:t xml:space="preserve">1.2 团队名称与成员名单</w:t>
+        <w:t xml:space="preserve">1.2 </w:t>
+      </w:r>
+      <w:r>
+        <w:rPr>
+          <w:rFonts w:hint="eastAsia" w:ascii="Microsoft YaHei" w:hAnsi="Microsoft YaHei" w:eastAsia="Microsoft YaHei" w:cs="Microsoft YaHei"/>
+        </w:rPr>
+        <w:t xml:space="preserve">团队名称与成员名单</w:t>
       </w:r>
     </w:p>
     <w:tbl>
@@ -227,7 +217,7 @@
             </w:pPr>
             <w:r>
               <w:rPr>
-                <w:rFonts w:ascii="Microsoft YaHei" w:hAnsi="Microsoft YaHei" w:eastAsia="Microsoft YaHei" w:cs="Microsoft YaHei"/>
+                <w:rFonts w:hint="eastAsia" w:ascii="Microsoft YaHei" w:hAnsi="Microsoft YaHei" w:eastAsia="Microsoft YaHei" w:cs="Microsoft YaHei"/>
                 <w:b/>
                 <w:color w:val="FFFFFF"/>
                 <w:sz w:val="18"/>
@@ -262,7 +252,7 @@
             </w:pPr>
             <w:r>
               <w:rPr>
-                <w:rFonts w:ascii="Microsoft YaHei" w:hAnsi="Microsoft YaHei" w:eastAsia="Microsoft YaHei" w:cs="Microsoft YaHei"/>
+                <w:rFonts w:hint="eastAsia" w:ascii="Microsoft YaHei" w:hAnsi="Microsoft YaHei" w:eastAsia="Microsoft YaHei" w:cs="Microsoft YaHei"/>
                 <w:b/>
                 <w:color w:val="FFFFFF"/>
                 <w:sz w:val="18"/>
@@ -302,7 +292,7 @@
             </w:pPr>
             <w:r>
               <w:rPr>
-                <w:rFonts w:ascii="Microsoft YaHei" w:hAnsi="Microsoft YaHei" w:eastAsia="Microsoft YaHei" w:cs="Microsoft YaHei"/>
+                <w:rFonts w:hint="eastAsia" w:ascii="Microsoft YaHei" w:hAnsi="Microsoft YaHei" w:eastAsia="Microsoft YaHei" w:cs="Microsoft YaHei"/>
                 <w:color w:val="1F2328"/>
                 <w:sz w:val="18"/>
               </w:rPr>
@@ -336,7 +326,7 @@
             </w:pPr>
             <w:r>
               <w:rPr>
-                <w:rFonts w:ascii="Microsoft YaHei" w:hAnsi="Microsoft YaHei" w:eastAsia="Microsoft YaHei" w:cs="Microsoft YaHei"/>
+                <w:rFonts w:hint="eastAsia" w:ascii="Microsoft YaHei" w:hAnsi="Microsoft YaHei" w:eastAsia="Microsoft YaHei" w:cs="Microsoft YaHei"/>
                 <w:color w:val="1F2328"/>
                 <w:sz w:val="18"/>
               </w:rPr>
@@ -346,8 +336,8 @@
         </w:tc>
       </w:tr>
     </w:tbl>
-    <w:bookmarkEnd w:id="21"/>
-    <w:bookmarkStart w:id="22" w:name="X3e8d502dd68dfe5b7bebc983ebf389dcec75fd4"/>
+    <w:bookmarkEnd w:id="20"/>
+    <w:bookmarkStart w:id="21" w:name="X3e8d502dd68dfe5b7bebc983ebf389dcec75fd4"/>
     <w:p>
       <w:pPr>
         <w:pStyle w:val="Heading2"/>
@@ -356,7 +346,13 @@
         <w:rPr>
           <w:rFonts w:ascii="Microsoft YaHei" w:hAnsi="Microsoft YaHei" w:eastAsia="Microsoft YaHei" w:cs="Microsoft YaHei"/>
         </w:rPr>
-        <w:t xml:space="preserve">1.3 分工说明</w:t>
+        <w:t xml:space="preserve">1.3 </w:t>
+      </w:r>
+      <w:r>
+        <w:rPr>
+          <w:rFonts w:hint="eastAsia" w:ascii="Microsoft YaHei" w:hAnsi="Microsoft YaHei" w:eastAsia="Microsoft YaHei" w:cs="Microsoft YaHei"/>
+        </w:rPr>
+        <w:t xml:space="preserve">分工说明</w:t>
       </w:r>
     </w:p>
     <w:p>
@@ -365,7 +361,7 @@
       </w:pPr>
       <w:r>
         <w:rPr>
-          <w:rFonts w:ascii="Microsoft YaHei" w:hAnsi="Microsoft YaHei" w:eastAsia="Microsoft YaHei" w:cs="Microsoft YaHei"/>
+          <w:rFonts w:hint="eastAsia" w:ascii="Microsoft YaHei" w:hAnsi="Microsoft YaHei" w:eastAsia="Microsoft YaHei" w:cs="Microsoft YaHei"/>
         </w:rPr>
         <w:t xml:space="preserve">本项目由个人独立完成，涵盖以下全部模块：</w:t>
       </w:r>
@@ -413,7 +409,7 @@
             </w:pPr>
             <w:r>
               <w:rPr>
-                <w:rFonts w:ascii="Microsoft YaHei" w:hAnsi="Microsoft YaHei" w:eastAsia="Microsoft YaHei" w:cs="Microsoft YaHei"/>
+                <w:rFonts w:hint="eastAsia" w:ascii="Microsoft YaHei" w:hAnsi="Microsoft YaHei" w:eastAsia="Microsoft YaHei" w:cs="Microsoft YaHei"/>
                 <w:b/>
                 <w:color w:val="FFFFFF"/>
                 <w:sz w:val="18"/>
@@ -448,7 +444,7 @@
             </w:pPr>
             <w:r>
               <w:rPr>
-                <w:rFonts w:ascii="Microsoft YaHei" w:hAnsi="Microsoft YaHei" w:eastAsia="Microsoft YaHei" w:cs="Microsoft YaHei"/>
+                <w:rFonts w:hint="eastAsia" w:ascii="Microsoft YaHei" w:hAnsi="Microsoft YaHei" w:eastAsia="Microsoft YaHei" w:cs="Microsoft YaHei"/>
                 <w:b/>
                 <w:color w:val="FFFFFF"/>
                 <w:sz w:val="18"/>
@@ -488,7 +484,7 @@
             </w:pPr>
             <w:r>
               <w:rPr>
-                <w:rFonts w:ascii="Microsoft YaHei" w:hAnsi="Microsoft YaHei" w:eastAsia="Microsoft YaHei" w:cs="Microsoft YaHei"/>
+                <w:rFonts w:hint="eastAsia" w:ascii="Microsoft YaHei" w:hAnsi="Microsoft YaHei" w:eastAsia="Microsoft YaHei" w:cs="Microsoft YaHei"/>
                 <w:color w:val="1F2328"/>
                 <w:sz w:val="18"/>
               </w:rPr>
@@ -522,11 +518,43 @@
             </w:pPr>
             <w:r>
               <w:rPr>
-                <w:rFonts w:ascii="Microsoft YaHei" w:hAnsi="Microsoft YaHei" w:eastAsia="Microsoft YaHei" w:cs="Microsoft YaHei"/>
-                <w:color w:val="1F2328"/>
-                <w:sz w:val="18"/>
-              </w:rPr>
-              <w:t xml:space="preserve">需求分析、Agent 工作流设计、交互原型、Prompt 工程设计</w:t>
+                <w:rFonts w:hint="eastAsia" w:ascii="Microsoft YaHei" w:hAnsi="Microsoft YaHei" w:eastAsia="Microsoft YaHei" w:cs="Microsoft YaHei"/>
+                <w:color w:val="1F2328"/>
+                <w:sz w:val="18"/>
+              </w:rPr>
+              <w:t xml:space="preserve">需求分析、Agent</w:t>
+            </w:r>
+            <w:r>
+              <w:rPr>
+                <w:rFonts w:ascii="Microsoft YaHei" w:hAnsi="Microsoft YaHei" w:eastAsia="Microsoft YaHei" w:cs="Microsoft YaHei"/>
+                <w:color w:val="1F2328"/>
+                <w:sz w:val="18"/>
+              </w:rPr>
+              <w:t xml:space="preserve"> </w:t>
+            </w:r>
+            <w:r>
+              <w:rPr>
+                <w:rFonts w:hint="eastAsia" w:ascii="Microsoft YaHei" w:hAnsi="Microsoft YaHei" w:eastAsia="Microsoft YaHei" w:cs="Microsoft YaHei"/>
+                <w:color w:val="1F2328"/>
+                <w:sz w:val="18"/>
+              </w:rPr>
+              <w:t xml:space="preserve">工作流设计、交互原型、Prompt</w:t>
+            </w:r>
+            <w:r>
+              <w:rPr>
+                <w:rFonts w:ascii="Microsoft YaHei" w:hAnsi="Microsoft YaHei" w:eastAsia="Microsoft YaHei" w:cs="Microsoft YaHei"/>
+                <w:color w:val="1F2328"/>
+                <w:sz w:val="18"/>
+              </w:rPr>
+              <w:t xml:space="preserve"> </w:t>
+            </w:r>
+            <w:r>
+              <w:rPr>
+                <w:rFonts w:hint="eastAsia" w:ascii="Microsoft YaHei" w:hAnsi="Microsoft YaHei" w:eastAsia="Microsoft YaHei" w:cs="Microsoft YaHei"/>
+                <w:color w:val="1F2328"/>
+                <w:sz w:val="18"/>
+              </w:rPr>
+              <w:t xml:space="preserve">工程设计</w:t>
             </w:r>
           </w:p>
         </w:tc>
@@ -561,7 +589,7 @@
             </w:pPr>
             <w:r>
               <w:rPr>
-                <w:rFonts w:ascii="Microsoft YaHei" w:hAnsi="Microsoft YaHei" w:eastAsia="Microsoft YaHei" w:cs="Microsoft YaHei"/>
+                <w:rFonts w:hint="eastAsia" w:ascii="Microsoft YaHei" w:hAnsi="Microsoft YaHei" w:eastAsia="Microsoft YaHei" w:cs="Microsoft YaHei"/>
                 <w:color w:val="1F2328"/>
                 <w:sz w:val="18"/>
               </w:rPr>
@@ -599,7 +627,47 @@
                 <w:color w:val="1F2328"/>
                 <w:sz w:val="18"/>
               </w:rPr>
-              <w:t xml:space="preserve">Spring Boot 服务、6 Agent 编排引擎、工作流 DAG、LLM 对接、数据持久化</w:t>
+              <w:t xml:space="preserve">Spring Boot </w:t>
+            </w:r>
+            <w:r>
+              <w:rPr>
+                <w:rFonts w:hint="eastAsia" w:ascii="Microsoft YaHei" w:hAnsi="Microsoft YaHei" w:eastAsia="Microsoft YaHei" w:cs="Microsoft YaHei"/>
+                <w:color w:val="1F2328"/>
+                <w:sz w:val="18"/>
+              </w:rPr>
+              <w:t xml:space="preserve">服务、6</w:t>
+            </w:r>
+            <w:r>
+              <w:rPr>
+                <w:rFonts w:ascii="Microsoft YaHei" w:hAnsi="Microsoft YaHei" w:eastAsia="Microsoft YaHei" w:cs="Microsoft YaHei"/>
+                <w:color w:val="1F2328"/>
+                <w:sz w:val="18"/>
+              </w:rPr>
+              <w:t xml:space="preserve"> Agent </w:t>
+            </w:r>
+            <w:r>
+              <w:rPr>
+                <w:rFonts w:hint="eastAsia" w:ascii="Microsoft YaHei" w:hAnsi="Microsoft YaHei" w:eastAsia="Microsoft YaHei" w:cs="Microsoft YaHei"/>
+                <w:color w:val="1F2328"/>
+                <w:sz w:val="18"/>
+              </w:rPr>
+              <w:t xml:space="preserve">编排引擎、工作流</w:t>
+            </w:r>
+            <w:r>
+              <w:rPr>
+                <w:rFonts w:ascii="Microsoft YaHei" w:hAnsi="Microsoft YaHei" w:eastAsia="Microsoft YaHei" w:cs="Microsoft YaHei"/>
+                <w:color w:val="1F2328"/>
+                <w:sz w:val="18"/>
+              </w:rPr>
+              <w:t xml:space="preserve"> DAG、LLM </w:t>
+            </w:r>
+            <w:r>
+              <w:rPr>
+                <w:rFonts w:hint="eastAsia" w:ascii="Microsoft YaHei" w:hAnsi="Microsoft YaHei" w:eastAsia="Microsoft YaHei" w:cs="Microsoft YaHei"/>
+                <w:color w:val="1F2328"/>
+                <w:sz w:val="18"/>
+              </w:rPr>
+              <w:t xml:space="preserve">对接、数据持久化</w:t>
             </w:r>
           </w:p>
         </w:tc>
@@ -634,7 +702,7 @@
             </w:pPr>
             <w:r>
               <w:rPr>
-                <w:rFonts w:ascii="Microsoft YaHei" w:hAnsi="Microsoft YaHei" w:eastAsia="Microsoft YaHei" w:cs="Microsoft YaHei"/>
+                <w:rFonts w:hint="eastAsia" w:ascii="Microsoft YaHei" w:hAnsi="Microsoft YaHei" w:eastAsia="Microsoft YaHei" w:cs="Microsoft YaHei"/>
                 <w:color w:val="1F2328"/>
                 <w:sz w:val="18"/>
               </w:rPr>
@@ -672,7 +740,31 @@
                 <w:color w:val="1F2328"/>
                 <w:sz w:val="18"/>
               </w:rPr>
-              <w:t xml:space="preserve">Vue 3 + Element Plus 分析控制台、Markdown 渲染、实时状态面板</w:t>
+              <w:t xml:space="preserve">Vue 3 + Element Plus </w:t>
+            </w:r>
+            <w:r>
+              <w:rPr>
+                <w:rFonts w:hint="eastAsia" w:ascii="Microsoft YaHei" w:hAnsi="Microsoft YaHei" w:eastAsia="Microsoft YaHei" w:cs="Microsoft YaHei"/>
+                <w:color w:val="1F2328"/>
+                <w:sz w:val="18"/>
+              </w:rPr>
+              <w:t xml:space="preserve">分析控制台、Markdown</w:t>
+            </w:r>
+            <w:r>
+              <w:rPr>
+                <w:rFonts w:ascii="Microsoft YaHei" w:hAnsi="Microsoft YaHei" w:eastAsia="Microsoft YaHei" w:cs="Microsoft YaHei"/>
+                <w:color w:val="1F2328"/>
+                <w:sz w:val="18"/>
+              </w:rPr>
+              <w:t xml:space="preserve"> </w:t>
+            </w:r>
+            <w:r>
+              <w:rPr>
+                <w:rFonts w:hint="eastAsia" w:ascii="Microsoft YaHei" w:hAnsi="Microsoft YaHei" w:eastAsia="Microsoft YaHei" w:cs="Microsoft YaHei"/>
+                <w:color w:val="1F2328"/>
+                <w:sz w:val="18"/>
+              </w:rPr>
+              <w:t xml:space="preserve">渲染、实时状态面板</w:t>
             </w:r>
           </w:p>
         </w:tc>
@@ -707,7 +799,7 @@
             </w:pPr>
             <w:r>
               <w:rPr>
-                <w:rFonts w:ascii="Microsoft YaHei" w:hAnsi="Microsoft YaHei" w:eastAsia="Microsoft YaHei" w:cs="Microsoft YaHei"/>
+                <w:rFonts w:hint="eastAsia" w:ascii="Microsoft YaHei" w:hAnsi="Microsoft YaHei" w:eastAsia="Microsoft YaHei" w:cs="Microsoft YaHei"/>
                 <w:color w:val="1F2328"/>
                 <w:sz w:val="18"/>
               </w:rPr>
@@ -745,7 +837,47 @@
                 <w:color w:val="1F2328"/>
                 <w:sz w:val="18"/>
               </w:rPr>
-              <w:t xml:space="preserve">Prompt 模板设计（6 套）、LLM 输出结构化校验、幻觉防护机制</w:t>
+              <w:t xml:space="preserve">Prompt </w:t>
+            </w:r>
+            <w:r>
+              <w:rPr>
+                <w:rFonts w:hint="eastAsia" w:ascii="Microsoft YaHei" w:hAnsi="Microsoft YaHei" w:eastAsia="Microsoft YaHei" w:cs="Microsoft YaHei"/>
+                <w:color w:val="1F2328"/>
+                <w:sz w:val="18"/>
+              </w:rPr>
+              <w:t xml:space="preserve">模板设计（6</w:t>
+            </w:r>
+            <w:r>
+              <w:rPr>
+                <w:rFonts w:ascii="Microsoft YaHei" w:hAnsi="Microsoft YaHei" w:eastAsia="Microsoft YaHei" w:cs="Microsoft YaHei"/>
+                <w:color w:val="1F2328"/>
+                <w:sz w:val="18"/>
+              </w:rPr>
+              <w:t xml:space="preserve"> </w:t>
+            </w:r>
+            <w:r>
+              <w:rPr>
+                <w:rFonts w:hint="eastAsia" w:ascii="Microsoft YaHei" w:hAnsi="Microsoft YaHei" w:eastAsia="Microsoft YaHei" w:cs="Microsoft YaHei"/>
+                <w:color w:val="1F2328"/>
+                <w:sz w:val="18"/>
+              </w:rPr>
+              <w:t xml:space="preserve">套）、LLM</w:t>
+            </w:r>
+            <w:r>
+              <w:rPr>
+                <w:rFonts w:ascii="Microsoft YaHei" w:hAnsi="Microsoft YaHei" w:eastAsia="Microsoft YaHei" w:cs="Microsoft YaHei"/>
+                <w:color w:val="1F2328"/>
+                <w:sz w:val="18"/>
+              </w:rPr>
+              <w:t xml:space="preserve"> </w:t>
+            </w:r>
+            <w:r>
+              <w:rPr>
+                <w:rFonts w:hint="eastAsia" w:ascii="Microsoft YaHei" w:hAnsi="Microsoft YaHei" w:eastAsia="Microsoft YaHei" w:cs="Microsoft YaHei"/>
+                <w:color w:val="1F2328"/>
+                <w:sz w:val="18"/>
+              </w:rPr>
+              <w:t xml:space="preserve">输出结构化校验、幻觉防护机制</w:t>
             </w:r>
           </w:p>
         </w:tc>
@@ -780,7 +912,7 @@
             </w:pPr>
             <w:r>
               <w:rPr>
-                <w:rFonts w:ascii="Microsoft YaHei" w:hAnsi="Microsoft YaHei" w:eastAsia="Microsoft YaHei" w:cs="Microsoft YaHei"/>
+                <w:rFonts w:hint="eastAsia" w:ascii="Microsoft YaHei" w:hAnsi="Microsoft YaHei" w:eastAsia="Microsoft YaHei" w:cs="Microsoft YaHei"/>
                 <w:color w:val="1F2328"/>
                 <w:sz w:val="18"/>
               </w:rPr>
@@ -818,7 +950,39 @@
                 <w:color w:val="1F2328"/>
                 <w:sz w:val="18"/>
               </w:rPr>
-              <w:t xml:space="preserve">PostgreSQL 数据库设计（7 张核心表）、MyBatis-Plus ORM</w:t>
+              <w:t xml:space="preserve">PostgreSQL </w:t>
+            </w:r>
+            <w:r>
+              <w:rPr>
+                <w:rFonts w:hint="eastAsia" w:ascii="Microsoft YaHei" w:hAnsi="Microsoft YaHei" w:eastAsia="Microsoft YaHei" w:cs="Microsoft YaHei"/>
+                <w:color w:val="1F2328"/>
+                <w:sz w:val="18"/>
+              </w:rPr>
+              <w:t xml:space="preserve">数据库设计（7</w:t>
+            </w:r>
+            <w:r>
+              <w:rPr>
+                <w:rFonts w:ascii="Microsoft YaHei" w:hAnsi="Microsoft YaHei" w:eastAsia="Microsoft YaHei" w:cs="Microsoft YaHei"/>
+                <w:color w:val="1F2328"/>
+                <w:sz w:val="18"/>
+              </w:rPr>
+              <w:t xml:space="preserve"> </w:t>
+            </w:r>
+            <w:r>
+              <w:rPr>
+                <w:rFonts w:hint="eastAsia" w:ascii="Microsoft YaHei" w:hAnsi="Microsoft YaHei" w:eastAsia="Microsoft YaHei" w:cs="Microsoft YaHei"/>
+                <w:color w:val="1F2328"/>
+                <w:sz w:val="18"/>
+              </w:rPr>
+              <w:t xml:space="preserve">张核心表）、MyBatis-Plus</w:t>
+            </w:r>
+            <w:r>
+              <w:rPr>
+                <w:rFonts w:ascii="Microsoft YaHei" w:hAnsi="Microsoft YaHei" w:eastAsia="Microsoft YaHei" w:cs="Microsoft YaHei"/>
+                <w:color w:val="1F2328"/>
+                <w:sz w:val="18"/>
+              </w:rPr>
+              <w:t xml:space="preserve"> ORM</w:t>
             </w:r>
           </w:p>
         </w:tc>
@@ -853,7 +1017,7 @@
             </w:pPr>
             <w:r>
               <w:rPr>
-                <w:rFonts w:ascii="Microsoft YaHei" w:hAnsi="Microsoft YaHei" w:eastAsia="Microsoft YaHei" w:cs="Microsoft YaHei"/>
+                <w:rFonts w:hint="eastAsia" w:ascii="Microsoft YaHei" w:hAnsi="Microsoft YaHei" w:eastAsia="Microsoft YaHei" w:cs="Microsoft YaHei"/>
                 <w:color w:val="1F2328"/>
                 <w:sz w:val="18"/>
               </w:rPr>
@@ -887,11 +1051,43 @@
             </w:pPr>
             <w:r>
               <w:rPr>
-                <w:rFonts w:ascii="Microsoft YaHei" w:hAnsi="Microsoft YaHei" w:eastAsia="Microsoft YaHei" w:cs="Microsoft YaHei"/>
-                <w:color w:val="1F2328"/>
-                <w:sz w:val="18"/>
-              </w:rPr>
-              <w:t xml:space="preserve">秘塔 Metaso 搜索 API 对接、多维度搜索策略设计</w:t>
+                <w:rFonts w:hint="eastAsia" w:ascii="Microsoft YaHei" w:hAnsi="Microsoft YaHei" w:eastAsia="Microsoft YaHei" w:cs="Microsoft YaHei"/>
+                <w:color w:val="1F2328"/>
+                <w:sz w:val="18"/>
+              </w:rPr>
+              <w:t xml:space="preserve">秘塔</w:t>
+            </w:r>
+            <w:r>
+              <w:rPr>
+                <w:rFonts w:ascii="Microsoft YaHei" w:hAnsi="Microsoft YaHei" w:eastAsia="Microsoft YaHei" w:cs="Microsoft YaHei"/>
+                <w:color w:val="1F2328"/>
+                <w:sz w:val="18"/>
+              </w:rPr>
+              <w:t xml:space="preserve"> Metaso </w:t>
+            </w:r>
+            <w:r>
+              <w:rPr>
+                <w:rFonts w:hint="eastAsia" w:ascii="Microsoft YaHei" w:hAnsi="Microsoft YaHei" w:eastAsia="Microsoft YaHei" w:cs="Microsoft YaHei"/>
+                <w:color w:val="1F2328"/>
+                <w:sz w:val="18"/>
+              </w:rPr>
+              <w:t xml:space="preserve">搜索</w:t>
+            </w:r>
+            <w:r>
+              <w:rPr>
+                <w:rFonts w:ascii="Microsoft YaHei" w:hAnsi="Microsoft YaHei" w:eastAsia="Microsoft YaHei" w:cs="Microsoft YaHei"/>
+                <w:color w:val="1F2328"/>
+                <w:sz w:val="18"/>
+              </w:rPr>
+              <w:t xml:space="preserve"> API </w:t>
+            </w:r>
+            <w:r>
+              <w:rPr>
+                <w:rFonts w:hint="eastAsia" w:ascii="Microsoft YaHei" w:hAnsi="Microsoft YaHei" w:eastAsia="Microsoft YaHei" w:cs="Microsoft YaHei"/>
+                <w:color w:val="1F2328"/>
+                <w:sz w:val="18"/>
+              </w:rPr>
+              <w:t xml:space="preserve">对接、多维度搜索策略设计</w:t>
             </w:r>
           </w:p>
         </w:tc>
@@ -926,7 +1122,7 @@
             </w:pPr>
             <w:r>
               <w:rPr>
-                <w:rFonts w:ascii="Microsoft YaHei" w:hAnsi="Microsoft YaHei" w:eastAsia="Microsoft YaHei" w:cs="Microsoft YaHei"/>
+                <w:rFonts w:hint="eastAsia" w:ascii="Microsoft YaHei" w:hAnsi="Microsoft YaHei" w:eastAsia="Microsoft YaHei" w:cs="Microsoft YaHei"/>
                 <w:color w:val="1F2328"/>
                 <w:sz w:val="18"/>
               </w:rPr>
@@ -960,19 +1156,35 @@
             </w:pPr>
             <w:r>
               <w:rPr>
-                <w:rFonts w:ascii="Microsoft YaHei" w:hAnsi="Microsoft YaHei" w:eastAsia="Microsoft YaHei" w:cs="Microsoft YaHei"/>
-                <w:color w:val="1F2328"/>
-                <w:sz w:val="18"/>
-              </w:rPr>
-              <w:t xml:space="preserve">单元测试、集成测试、Agent 输出校验框架</w:t>
+                <w:rFonts w:hint="eastAsia" w:ascii="Microsoft YaHei" w:hAnsi="Microsoft YaHei" w:eastAsia="Microsoft YaHei" w:cs="Microsoft YaHei"/>
+                <w:color w:val="1F2328"/>
+                <w:sz w:val="18"/>
+              </w:rPr>
+              <w:t xml:space="preserve">单元测试、集成测试、Agent</w:t>
+            </w:r>
+            <w:r>
+              <w:rPr>
+                <w:rFonts w:ascii="Microsoft YaHei" w:hAnsi="Microsoft YaHei" w:eastAsia="Microsoft YaHei" w:cs="Microsoft YaHei"/>
+                <w:color w:val="1F2328"/>
+                <w:sz w:val="18"/>
+              </w:rPr>
+              <w:t xml:space="preserve"> </w:t>
+            </w:r>
+            <w:r>
+              <w:rPr>
+                <w:rFonts w:hint="eastAsia" w:ascii="Microsoft YaHei" w:hAnsi="Microsoft YaHei" w:eastAsia="Microsoft YaHei" w:cs="Microsoft YaHei"/>
+                <w:color w:val="1F2328"/>
+                <w:sz w:val="18"/>
+              </w:rPr>
+              <w:t xml:space="preserve">输出校验框架</w:t>
             </w:r>
           </w:p>
         </w:tc>
       </w:tr>
     </w:tbl>
+    <w:bookmarkEnd w:id="21"/>
     <w:bookmarkEnd w:id="22"/>
-    <w:bookmarkEnd w:id="23"/>
-    <w:bookmarkStart w:id="26" w:name="二功能说明"/>
+    <w:bookmarkStart w:id="25" w:name="二功能说明"/>
     <w:p>
       <w:pPr>
         <w:pStyle w:val="Heading1"/>
@@ -982,12 +1194,12 @@
       </w:pPr>
       <w:r>
         <w:rPr>
-          <w:rFonts w:ascii="Microsoft YaHei" w:hAnsi="Microsoft YaHei" w:eastAsia="Microsoft YaHei" w:cs="Microsoft YaHei"/>
+          <w:rFonts w:hint="eastAsia" w:ascii="Microsoft YaHei" w:hAnsi="Microsoft YaHei" w:eastAsia="Microsoft YaHei" w:cs="Microsoft YaHei"/>
         </w:rPr>
         <w:t xml:space="preserve">二、功能说明</w:t>
       </w:r>
     </w:p>
-    <w:bookmarkStart w:id="24" w:name="X0290bcd467cc4448e3a22eb5e2744a517c2d104"/>
+    <w:bookmarkStart w:id="23" w:name="X0290bcd467cc4448e3a22eb5e2744a517c2d104"/>
     <w:p>
       <w:pPr>
         <w:pStyle w:val="Heading2"/>
@@ -996,7 +1208,13 @@
         <w:rPr>
           <w:rFonts w:ascii="Microsoft YaHei" w:hAnsi="Microsoft YaHei" w:eastAsia="Microsoft YaHei" w:cs="Microsoft YaHei"/>
         </w:rPr>
-        <w:t xml:space="preserve">2.1 核心功能清单</w:t>
+        <w:t xml:space="preserve">2.1 </w:t>
+      </w:r>
+      <w:r>
+        <w:rPr>
+          <w:rFonts w:hint="eastAsia" w:ascii="Microsoft YaHei" w:hAnsi="Microsoft YaHei" w:eastAsia="Microsoft YaHei" w:cs="Microsoft YaHei"/>
+        </w:rPr>
+        <w:t xml:space="preserve">核心功能清单</w:t>
       </w:r>
     </w:p>
     <w:tbl>
@@ -1078,7 +1296,7 @@
             </w:pPr>
             <w:r>
               <w:rPr>
-                <w:rFonts w:ascii="Microsoft YaHei" w:hAnsi="Microsoft YaHei" w:eastAsia="Microsoft YaHei" w:cs="Microsoft YaHei"/>
+                <w:rFonts w:hint="eastAsia" w:ascii="Microsoft YaHei" w:hAnsi="Microsoft YaHei" w:eastAsia="Microsoft YaHei" w:cs="Microsoft YaHei"/>
                 <w:b/>
                 <w:color w:val="FFFFFF"/>
                 <w:sz w:val="18"/>
@@ -1113,7 +1331,7 @@
             </w:pPr>
             <w:r>
               <w:rPr>
-                <w:rFonts w:ascii="Microsoft YaHei" w:hAnsi="Microsoft YaHei" w:eastAsia="Microsoft YaHei" w:cs="Microsoft YaHei"/>
+                <w:rFonts w:hint="eastAsia" w:ascii="Microsoft YaHei" w:hAnsi="Microsoft YaHei" w:eastAsia="Microsoft YaHei" w:cs="Microsoft YaHei"/>
                 <w:b/>
                 <w:color w:val="FFFFFF"/>
                 <w:sz w:val="18"/>
@@ -1187,7 +1405,7 @@
             </w:pPr>
             <w:r>
               <w:rPr>
-                <w:rFonts w:ascii="Microsoft YaHei" w:hAnsi="Microsoft YaHei" w:eastAsia="Microsoft YaHei" w:cs="Microsoft YaHei"/>
+                <w:rFonts w:hint="eastAsia" w:ascii="Microsoft YaHei" w:hAnsi="Microsoft YaHei" w:eastAsia="Microsoft YaHei" w:cs="Microsoft YaHei"/>
                 <w:b/>
                 <w:bCs/>
                 <w:color w:val="1F2328"/>
@@ -1223,11 +1441,27 @@
             </w:pPr>
             <w:r>
               <w:rPr>
-                <w:rFonts w:ascii="Microsoft YaHei" w:hAnsi="Microsoft YaHei" w:eastAsia="Microsoft YaHei" w:cs="Microsoft YaHei"/>
-                <w:color w:val="1F2328"/>
-                <w:sz w:val="18"/>
-              </w:rPr>
-              <w:t xml:space="preserve">用户输入产品名称和分析需求，PlannerAgent 自动识别行业领域、规划分析维度、生成搜索策略</w:t>
+                <w:rFonts w:hint="eastAsia" w:ascii="Microsoft YaHei" w:hAnsi="Microsoft YaHei" w:eastAsia="Microsoft YaHei" w:cs="Microsoft YaHei"/>
+                <w:color w:val="1F2328"/>
+                <w:sz w:val="18"/>
+              </w:rPr>
+              <w:t xml:space="preserve">用户输入产品名称和分析需求，PlannerAgent</w:t>
+            </w:r>
+            <w:r>
+              <w:rPr>
+                <w:rFonts w:ascii="Microsoft YaHei" w:hAnsi="Microsoft YaHei" w:eastAsia="Microsoft YaHei" w:cs="Microsoft YaHei"/>
+                <w:color w:val="1F2328"/>
+                <w:sz w:val="18"/>
+              </w:rPr>
+              <w:t xml:space="preserve"> </w:t>
+            </w:r>
+            <w:r>
+              <w:rPr>
+                <w:rFonts w:hint="eastAsia" w:ascii="Microsoft YaHei" w:hAnsi="Microsoft YaHei" w:eastAsia="Microsoft YaHei" w:cs="Microsoft YaHei"/>
+                <w:color w:val="1F2328"/>
+                <w:sz w:val="18"/>
+              </w:rPr>
+              <w:t xml:space="preserve">自动识别行业领域、规划分析维度、生成搜索策略</w:t>
             </w:r>
           </w:p>
         </w:tc>
@@ -1296,7 +1530,7 @@
             </w:pPr>
             <w:r>
               <w:rPr>
-                <w:rFonts w:ascii="Microsoft YaHei" w:hAnsi="Microsoft YaHei" w:eastAsia="Microsoft YaHei" w:cs="Microsoft YaHei"/>
+                <w:rFonts w:hint="eastAsia" w:ascii="Microsoft YaHei" w:hAnsi="Microsoft YaHei" w:eastAsia="Microsoft YaHei" w:cs="Microsoft YaHei"/>
                 <w:b/>
                 <w:bCs/>
                 <w:color w:val="1F2328"/>
@@ -1336,7 +1570,31 @@
                 <w:color w:val="1F2328"/>
                 <w:sz w:val="18"/>
               </w:rPr>
-              <w:t xml:space="preserve">CollectorAgent 通过秘塔 Metaso API 执行多维度搜索（官网/定价/文档/评测/博客/GitHub），自动聚合结构化证据</w:t>
+              <w:t xml:space="preserve">CollectorAgent </w:t>
+            </w:r>
+            <w:r>
+              <w:rPr>
+                <w:rFonts w:hint="eastAsia" w:ascii="Microsoft YaHei" w:hAnsi="Microsoft YaHei" w:eastAsia="Microsoft YaHei" w:cs="Microsoft YaHei"/>
+                <w:color w:val="1F2328"/>
+                <w:sz w:val="18"/>
+              </w:rPr>
+              <w:t xml:space="preserve">通过秘塔</w:t>
+            </w:r>
+            <w:r>
+              <w:rPr>
+                <w:rFonts w:ascii="Microsoft YaHei" w:hAnsi="Microsoft YaHei" w:eastAsia="Microsoft YaHei" w:cs="Microsoft YaHei"/>
+                <w:color w:val="1F2328"/>
+                <w:sz w:val="18"/>
+              </w:rPr>
+              <w:t xml:space="preserve"> Metaso API </w:t>
+            </w:r>
+            <w:r>
+              <w:rPr>
+                <w:rFonts w:hint="eastAsia" w:ascii="Microsoft YaHei" w:hAnsi="Microsoft YaHei" w:eastAsia="Microsoft YaHei" w:cs="Microsoft YaHei"/>
+                <w:color w:val="1F2328"/>
+                <w:sz w:val="18"/>
+              </w:rPr>
+              <w:t xml:space="preserve">执行多维度搜索（官网/定价/文档/评测/博客/GitHub），自动聚合结构化证据</w:t>
             </w:r>
           </w:p>
         </w:tc>
@@ -1405,7 +1663,7 @@
             </w:pPr>
             <w:r>
               <w:rPr>
-                <w:rFonts w:ascii="Microsoft YaHei" w:hAnsi="Microsoft YaHei" w:eastAsia="Microsoft YaHei" w:cs="Microsoft YaHei"/>
+                <w:rFonts w:hint="eastAsia" w:ascii="Microsoft YaHei" w:hAnsi="Microsoft YaHei" w:eastAsia="Microsoft YaHei" w:cs="Microsoft YaHei"/>
                 <w:b/>
                 <w:bCs/>
                 <w:color w:val="1F2328"/>
@@ -1445,7 +1703,47 @@
                 <w:color w:val="1F2328"/>
                 <w:sz w:val="18"/>
               </w:rPr>
-              <w:t xml:space="preserve">WriterAgent 基于提取的 Claims 和分析结论，自动生成多章节 Markdown 报告，包含对比表格和数据引用</w:t>
+              <w:t xml:space="preserve">WriterAgent </w:t>
+            </w:r>
+            <w:r>
+              <w:rPr>
+                <w:rFonts w:hint="eastAsia" w:ascii="Microsoft YaHei" w:hAnsi="Microsoft YaHei" w:eastAsia="Microsoft YaHei" w:cs="Microsoft YaHei"/>
+                <w:color w:val="1F2328"/>
+                <w:sz w:val="18"/>
+              </w:rPr>
+              <w:t xml:space="preserve">基于提取的</w:t>
+            </w:r>
+            <w:r>
+              <w:rPr>
+                <w:rFonts w:ascii="Microsoft YaHei" w:hAnsi="Microsoft YaHei" w:eastAsia="Microsoft YaHei" w:cs="Microsoft YaHei"/>
+                <w:color w:val="1F2328"/>
+                <w:sz w:val="18"/>
+              </w:rPr>
+              <w:t xml:space="preserve"> Claims </w:t>
+            </w:r>
+            <w:r>
+              <w:rPr>
+                <w:rFonts w:hint="eastAsia" w:ascii="Microsoft YaHei" w:hAnsi="Microsoft YaHei" w:eastAsia="Microsoft YaHei" w:cs="Microsoft YaHei"/>
+                <w:color w:val="1F2328"/>
+                <w:sz w:val="18"/>
+              </w:rPr>
+              <w:t xml:space="preserve">和分析结论，自动生成多章节</w:t>
+            </w:r>
+            <w:r>
+              <w:rPr>
+                <w:rFonts w:ascii="Microsoft YaHei" w:hAnsi="Microsoft YaHei" w:eastAsia="Microsoft YaHei" w:cs="Microsoft YaHei"/>
+                <w:color w:val="1F2328"/>
+                <w:sz w:val="18"/>
+              </w:rPr>
+              <w:t xml:space="preserve"> Markdown </w:t>
+            </w:r>
+            <w:r>
+              <w:rPr>
+                <w:rFonts w:hint="eastAsia" w:ascii="Microsoft YaHei" w:hAnsi="Microsoft YaHei" w:eastAsia="Microsoft YaHei" w:cs="Microsoft YaHei"/>
+                <w:color w:val="1F2328"/>
+                <w:sz w:val="18"/>
+              </w:rPr>
+              <w:t xml:space="preserve">报告，包含对比表格和数据引用</w:t>
             </w:r>
           </w:p>
         </w:tc>
@@ -1514,7 +1812,7 @@
             </w:pPr>
             <w:r>
               <w:rPr>
-                <w:rFonts w:ascii="Microsoft YaHei" w:hAnsi="Microsoft YaHei" w:eastAsia="Microsoft YaHei" w:cs="Microsoft YaHei"/>
+                <w:rFonts w:hint="eastAsia" w:ascii="Microsoft YaHei" w:hAnsi="Microsoft YaHei" w:eastAsia="Microsoft YaHei" w:cs="Microsoft YaHei"/>
                 <w:b/>
                 <w:bCs/>
                 <w:color w:val="1F2328"/>
@@ -1554,7 +1852,47 @@
                 <w:color w:val="1F2328"/>
                 <w:sz w:val="18"/>
               </w:rPr>
-              <w:t xml:space="preserve">ReviewerAgent 对报告进行 100 分制评分，低于阈值自动定位问题、生成修复指令并触发迭代修复（最多 3 轮）</w:t>
+              <w:t xml:space="preserve">ReviewerAgent </w:t>
+            </w:r>
+            <w:r>
+              <w:rPr>
+                <w:rFonts w:hint="eastAsia" w:ascii="Microsoft YaHei" w:hAnsi="Microsoft YaHei" w:eastAsia="Microsoft YaHei" w:cs="Microsoft YaHei"/>
+                <w:color w:val="1F2328"/>
+                <w:sz w:val="18"/>
+              </w:rPr>
+              <w:t xml:space="preserve">对报告进行</w:t>
+            </w:r>
+            <w:r>
+              <w:rPr>
+                <w:rFonts w:ascii="Microsoft YaHei" w:hAnsi="Microsoft YaHei" w:eastAsia="Microsoft YaHei" w:cs="Microsoft YaHei"/>
+                <w:color w:val="1F2328"/>
+                <w:sz w:val="18"/>
+              </w:rPr>
+              <w:t xml:space="preserve"> 100 </w:t>
+            </w:r>
+            <w:r>
+              <w:rPr>
+                <w:rFonts w:hint="eastAsia" w:ascii="Microsoft YaHei" w:hAnsi="Microsoft YaHei" w:eastAsia="Microsoft YaHei" w:cs="Microsoft YaHei"/>
+                <w:color w:val="1F2328"/>
+                <w:sz w:val="18"/>
+              </w:rPr>
+              <w:t xml:space="preserve">分制评分，低于阈值自动定位问题、生成修复指令并触发迭代修复（最多</w:t>
+            </w:r>
+            <w:r>
+              <w:rPr>
+                <w:rFonts w:ascii="Microsoft YaHei" w:hAnsi="Microsoft YaHei" w:eastAsia="Microsoft YaHei" w:cs="Microsoft YaHei"/>
+                <w:color w:val="1F2328"/>
+                <w:sz w:val="18"/>
+              </w:rPr>
+              <w:t xml:space="preserve"> 3 </w:t>
+            </w:r>
+            <w:r>
+              <w:rPr>
+                <w:rFonts w:hint="eastAsia" w:ascii="Microsoft YaHei" w:hAnsi="Microsoft YaHei" w:eastAsia="Microsoft YaHei" w:cs="Microsoft YaHei"/>
+                <w:color w:val="1F2328"/>
+                <w:sz w:val="18"/>
+              </w:rPr>
+              <w:t xml:space="preserve">轮）</w:t>
             </w:r>
           </w:p>
         </w:tc>
@@ -1623,7 +1961,7 @@
             </w:pPr>
             <w:r>
               <w:rPr>
-                <w:rFonts w:ascii="Microsoft YaHei" w:hAnsi="Microsoft YaHei" w:eastAsia="Microsoft YaHei" w:cs="Microsoft YaHei"/>
+                <w:rFonts w:hint="eastAsia" w:ascii="Microsoft YaHei" w:hAnsi="Microsoft YaHei" w:eastAsia="Microsoft YaHei" w:cs="Microsoft YaHei"/>
                 <w:b/>
                 <w:bCs/>
                 <w:color w:val="1F2328"/>
@@ -1659,11 +1997,35 @@
             </w:pPr>
             <w:r>
               <w:rPr>
-                <w:rFonts w:ascii="Microsoft YaHei" w:hAnsi="Microsoft YaHei" w:eastAsia="Microsoft YaHei" w:cs="Microsoft YaHei"/>
-                <w:color w:val="1F2328"/>
-                <w:sz w:val="18"/>
-              </w:rPr>
-              <w:t xml:space="preserve">建立 Report → Evidence → Claim 完整追溯链，每条数据结论均可追溯到原始来源 URL</w:t>
+                <w:rFonts w:hint="eastAsia" w:ascii="Microsoft YaHei" w:hAnsi="Microsoft YaHei" w:eastAsia="Microsoft YaHei" w:cs="Microsoft YaHei"/>
+                <w:color w:val="1F2328"/>
+                <w:sz w:val="18"/>
+              </w:rPr>
+              <w:t xml:space="preserve">建立</w:t>
+            </w:r>
+            <w:r>
+              <w:rPr>
+                <w:rFonts w:ascii="Microsoft YaHei" w:hAnsi="Microsoft YaHei" w:eastAsia="Microsoft YaHei" w:cs="Microsoft YaHei"/>
+                <w:color w:val="1F2328"/>
+                <w:sz w:val="18"/>
+              </w:rPr>
+              <w:t xml:space="preserve"> Report → Evidence → Claim </w:t>
+            </w:r>
+            <w:r>
+              <w:rPr>
+                <w:rFonts w:hint="eastAsia" w:ascii="Microsoft YaHei" w:hAnsi="Microsoft YaHei" w:eastAsia="Microsoft YaHei" w:cs="Microsoft YaHei"/>
+                <w:color w:val="1F2328"/>
+                <w:sz w:val="18"/>
+              </w:rPr>
+              <w:t xml:space="preserve">完整追溯链，每条数据结论均可追溯到原始来源</w:t>
+            </w:r>
+            <w:r>
+              <w:rPr>
+                <w:rFonts w:ascii="Microsoft YaHei" w:hAnsi="Microsoft YaHei" w:eastAsia="Microsoft YaHei" w:cs="Microsoft YaHei"/>
+                <w:color w:val="1F2328"/>
+                <w:sz w:val="18"/>
+              </w:rPr>
+              <w:t xml:space="preserve"> URL</w:t>
             </w:r>
           </w:p>
         </w:tc>
@@ -1732,7 +2094,7 @@
             </w:pPr>
             <w:r>
               <w:rPr>
-                <w:rFonts w:ascii="Microsoft YaHei" w:hAnsi="Microsoft YaHei" w:eastAsia="Microsoft YaHei" w:cs="Microsoft YaHei"/>
+                <w:rFonts w:hint="eastAsia" w:ascii="Microsoft YaHei" w:hAnsi="Microsoft YaHei" w:eastAsia="Microsoft YaHei" w:cs="Microsoft YaHei"/>
                 <w:b/>
                 <w:bCs/>
                 <w:color w:val="1F2328"/>
@@ -1768,18 +2130,34 @@
             </w:pPr>
             <w:r>
               <w:rPr>
-                <w:rFonts w:ascii="Microsoft YaHei" w:hAnsi="Microsoft YaHei" w:eastAsia="Microsoft YaHei" w:cs="Microsoft YaHei"/>
-                <w:color w:val="1F2328"/>
-                <w:sz w:val="18"/>
-              </w:rPr>
-              <w:t xml:space="preserve">完整记录每轮修复的 before/after diff（分数变化、问题修复数、新增证据等），可视化展示修复历程</w:t>
+                <w:rFonts w:hint="eastAsia" w:ascii="Microsoft YaHei" w:hAnsi="Microsoft YaHei" w:eastAsia="Microsoft YaHei" w:cs="Microsoft YaHei"/>
+                <w:color w:val="1F2328"/>
+                <w:sz w:val="18"/>
+              </w:rPr>
+              <w:t xml:space="preserve">完整记录每轮修复的</w:t>
+            </w:r>
+            <w:r>
+              <w:rPr>
+                <w:rFonts w:ascii="Microsoft YaHei" w:hAnsi="Microsoft YaHei" w:eastAsia="Microsoft YaHei" w:cs="Microsoft YaHei"/>
+                <w:color w:val="1F2328"/>
+                <w:sz w:val="18"/>
+              </w:rPr>
+              <w:t xml:space="preserve"> before/after </w:t>
+            </w:r>
+            <w:r>
+              <w:rPr>
+                <w:rFonts w:hint="eastAsia" w:ascii="Microsoft YaHei" w:hAnsi="Microsoft YaHei" w:eastAsia="Microsoft YaHei" w:cs="Microsoft YaHei"/>
+                <w:color w:val="1F2328"/>
+                <w:sz w:val="18"/>
+              </w:rPr>
+              <w:t xml:space="preserve">diff（分数变化、问题修复数、新增证据等），可视化展示修复历程</w:t>
             </w:r>
           </w:p>
         </w:tc>
       </w:tr>
     </w:tbl>
-    <w:bookmarkEnd w:id="24"/>
-    <w:bookmarkStart w:id="25" w:name="Xafaaefd3c022e07c8a3516fc3ee8ac1d932d9d0"/>
+    <w:bookmarkEnd w:id="23"/>
+    <w:bookmarkStart w:id="24" w:name="Xafaaefd3c022e07c8a3516fc3ee8ac1d932d9d0"/>
     <w:p>
       <w:pPr>
         <w:pStyle w:val="Heading2"/>
@@ -1788,7 +2166,13 @@
         <w:rPr>
           <w:rFonts w:ascii="Microsoft YaHei" w:hAnsi="Microsoft YaHei" w:eastAsia="Microsoft YaHei" w:cs="Microsoft YaHei"/>
         </w:rPr>
-        <w:t xml:space="preserve">2.2 端到端使用流程</w:t>
+        <w:t xml:space="preserve">2.2 </w:t>
+      </w:r>
+      <w:r>
+        <w:rPr>
+          <w:rFonts w:hint="eastAsia" w:ascii="Microsoft YaHei" w:hAnsi="Microsoft YaHei" w:eastAsia="Microsoft YaHei" w:cs="Microsoft YaHei"/>
+        </w:rPr>
+        <w:t xml:space="preserve">端到端使用流程</w:t>
       </w:r>
     </w:p>
     <w:p>
@@ -1801,7 +2185,7 @@
       </w:pPr>
       <w:r>
         <w:rPr>
-          <w:rFonts w:ascii="Microsoft YaHei" w:hAnsi="Microsoft YaHei" w:eastAsia="Microsoft YaHei" w:cs="Microsoft YaHei"/>
+          <w:rFonts w:hint="eastAsia" w:ascii="Microsoft YaHei" w:hAnsi="Microsoft YaHei" w:eastAsia="Microsoft YaHei" w:cs="Microsoft YaHei"/>
           <w:b/>
           <w:bCs/>
         </w:rPr>
@@ -1809,9 +2193,33 @@
       </w:r>
       <w:r>
         <w:rPr>
-          <w:rFonts w:ascii="Microsoft YaHei" w:hAnsi="Microsoft YaHei" w:eastAsia="Microsoft YaHei" w:cs="Microsoft YaHei"/>
-        </w:rPr>
-        <w:t xml:space="preserve">：打开 Compass 平台首页，看到产品介绍和六步 Agent 工作流说明。</w:t>
+          <w:rFonts w:hint="eastAsia" w:ascii="Microsoft YaHei" w:hAnsi="Microsoft YaHei" w:eastAsia="Microsoft YaHei" w:cs="Microsoft YaHei"/>
+        </w:rPr>
+        <w:t xml:space="preserve">：打开</w:t>
+      </w:r>
+      <w:r>
+        <w:rPr>
+          <w:rFonts w:ascii="Microsoft YaHei" w:hAnsi="Microsoft YaHei" w:eastAsia="Microsoft YaHei" w:cs="Microsoft YaHei"/>
+        </w:rPr>
+        <w:t xml:space="preserve"> Compass </w:t>
+      </w:r>
+      <w:r>
+        <w:rPr>
+          <w:rFonts w:hint="eastAsia" w:ascii="Microsoft YaHei" w:hAnsi="Microsoft YaHei" w:eastAsia="Microsoft YaHei" w:cs="Microsoft YaHei"/>
+        </w:rPr>
+        <w:t xml:space="preserve">平台首页，看到产品介绍和六步</w:t>
+      </w:r>
+      <w:r>
+        <w:rPr>
+          <w:rFonts w:ascii="Microsoft YaHei" w:hAnsi="Microsoft YaHei" w:eastAsia="Microsoft YaHei" w:cs="Microsoft YaHei"/>
+        </w:rPr>
+        <w:t xml:space="preserve"> Agent </w:t>
+      </w:r>
+      <w:r>
+        <w:rPr>
+          <w:rFonts w:hint="eastAsia" w:ascii="Microsoft YaHei" w:hAnsi="Microsoft YaHei" w:eastAsia="Microsoft YaHei" w:cs="Microsoft YaHei"/>
+        </w:rPr>
+        <w:t xml:space="preserve">工作流说明。</w:t>
       </w:r>
     </w:p>
     <w:p>
@@ -1824,7 +2232,7 @@
       </w:pPr>
       <w:r>
         <w:rPr>
-          <w:rFonts w:ascii="Microsoft YaHei" w:hAnsi="Microsoft YaHei" w:eastAsia="Microsoft YaHei" w:cs="Microsoft YaHei"/>
+          <w:rFonts w:hint="eastAsia" w:ascii="Microsoft YaHei" w:hAnsi="Microsoft YaHei" w:eastAsia="Microsoft YaHei" w:cs="Microsoft YaHei"/>
           <w:b/>
           <w:bCs/>
         </w:rPr>
@@ -1832,9 +2240,21 @@
       </w:r>
       <w:r>
         <w:rPr>
-          <w:rFonts w:ascii="Microsoft YaHei" w:hAnsi="Microsoft YaHei" w:eastAsia="Microsoft YaHei" w:cs="Microsoft YaHei"/>
-        </w:rPr>
-        <w:t xml:space="preserve">：在右侧表单输入待分析的竞品名称（如 “Cursor, GitHub Copilot, Windsurf”）、所属领域和分析目标，点击“开始分析”。</w:t>
+          <w:rFonts w:hint="eastAsia" w:ascii="Microsoft YaHei" w:hAnsi="Microsoft YaHei" w:eastAsia="Microsoft YaHei" w:cs="Microsoft YaHei"/>
+        </w:rPr>
+        <w:t xml:space="preserve">：在右侧表单输入待分析的竞品名称（如</w:t>
+      </w:r>
+      <w:r>
+        <w:rPr>
+          <w:rFonts w:ascii="Microsoft YaHei" w:hAnsi="Microsoft YaHei" w:eastAsia="Microsoft YaHei" w:cs="Microsoft YaHei"/>
+        </w:rPr>
+        <w:t xml:space="preserve"> “Cursor, GitHub Copilot, </w:t>
+      </w:r>
+      <w:r>
+        <w:rPr>
+          <w:rFonts w:hint="eastAsia" w:ascii="Microsoft YaHei" w:hAnsi="Microsoft YaHei" w:eastAsia="Microsoft YaHei" w:cs="Microsoft YaHei"/>
+        </w:rPr>
+        <w:t xml:space="preserve">Windsurf”）、所属领域和分析目标，点击“开始分析”。</w:t>
       </w:r>
     </w:p>
     <w:p>
@@ -1847,7 +2267,7 @@
       </w:pPr>
       <w:r>
         <w:rPr>
-          <w:rFonts w:ascii="Microsoft YaHei" w:hAnsi="Microsoft YaHei" w:eastAsia="Microsoft YaHei" w:cs="Microsoft YaHei"/>
+          <w:rFonts w:hint="eastAsia" w:ascii="Microsoft YaHei" w:hAnsi="Microsoft YaHei" w:eastAsia="Microsoft YaHei" w:cs="Microsoft YaHei"/>
           <w:b/>
           <w:bCs/>
         </w:rPr>
@@ -1855,9 +2275,93 @@
       </w:r>
       <w:r>
         <w:rPr>
-          <w:rFonts w:ascii="Microsoft YaHei" w:hAnsi="Microsoft YaHei" w:eastAsia="Microsoft YaHei" w:cs="Microsoft YaHei"/>
-        </w:rPr>
-        <w:t xml:space="preserve">：系统后台启动 6 Agent 工作流——规划分析 → 信息采集 → 要素提取 → 深度分析 → 报告撰写 → 质量审查，左侧面板实时展示各 Agent 执行状态。</w:t>
+          <w:rFonts w:hint="eastAsia" w:ascii="Microsoft YaHei" w:hAnsi="Microsoft YaHei" w:eastAsia="Microsoft YaHei" w:cs="Microsoft YaHei"/>
+        </w:rPr>
+        <w:t xml:space="preserve">：系统后台启动</w:t>
+      </w:r>
+      <w:r>
+        <w:rPr>
+          <w:rFonts w:ascii="Microsoft YaHei" w:hAnsi="Microsoft YaHei" w:eastAsia="Microsoft YaHei" w:cs="Microsoft YaHei"/>
+        </w:rPr>
+        <w:t xml:space="preserve"> 6 Agent </w:t>
+      </w:r>
+      <w:r>
+        <w:rPr>
+          <w:rFonts w:hint="eastAsia" w:ascii="Microsoft YaHei" w:hAnsi="Microsoft YaHei" w:eastAsia="Microsoft YaHei" w:cs="Microsoft YaHei"/>
+        </w:rPr>
+        <w:t xml:space="preserve">工作流——规划分析</w:t>
+      </w:r>
+      <w:r>
+        <w:rPr>
+          <w:rFonts w:ascii="Microsoft YaHei" w:hAnsi="Microsoft YaHei" w:eastAsia="Microsoft YaHei" w:cs="Microsoft YaHei"/>
+        </w:rPr>
+        <w:t xml:space="preserve"> → </w:t>
+      </w:r>
+      <w:r>
+        <w:rPr>
+          <w:rFonts w:hint="eastAsia" w:ascii="Microsoft YaHei" w:hAnsi="Microsoft YaHei" w:eastAsia="Microsoft YaHei" w:cs="Microsoft YaHei"/>
+        </w:rPr>
+        <w:t xml:space="preserve">信息采集</w:t>
+      </w:r>
+      <w:r>
+        <w:rPr>
+          <w:rFonts w:ascii="Microsoft YaHei" w:hAnsi="Microsoft YaHei" w:eastAsia="Microsoft YaHei" w:cs="Microsoft YaHei"/>
+        </w:rPr>
+        <w:t xml:space="preserve"> → </w:t>
+      </w:r>
+      <w:r>
+        <w:rPr>
+          <w:rFonts w:hint="eastAsia" w:ascii="Microsoft YaHei" w:hAnsi="Microsoft YaHei" w:eastAsia="Microsoft YaHei" w:cs="Microsoft YaHei"/>
+        </w:rPr>
+        <w:t xml:space="preserve">要素提取</w:t>
+      </w:r>
+      <w:r>
+        <w:rPr>
+          <w:rFonts w:ascii="Microsoft YaHei" w:hAnsi="Microsoft YaHei" w:eastAsia="Microsoft YaHei" w:cs="Microsoft YaHei"/>
+        </w:rPr>
+        <w:t xml:space="preserve"> → </w:t>
+      </w:r>
+      <w:r>
+        <w:rPr>
+          <w:rFonts w:hint="eastAsia" w:ascii="Microsoft YaHei" w:hAnsi="Microsoft YaHei" w:eastAsia="Microsoft YaHei" w:cs="Microsoft YaHei"/>
+        </w:rPr>
+        <w:t xml:space="preserve">深度分析</w:t>
+      </w:r>
+      <w:r>
+        <w:rPr>
+          <w:rFonts w:ascii="Microsoft YaHei" w:hAnsi="Microsoft YaHei" w:eastAsia="Microsoft YaHei" w:cs="Microsoft YaHei"/>
+        </w:rPr>
+        <w:t xml:space="preserve"> → </w:t>
+      </w:r>
+      <w:r>
+        <w:rPr>
+          <w:rFonts w:hint="eastAsia" w:ascii="Microsoft YaHei" w:hAnsi="Microsoft YaHei" w:eastAsia="Microsoft YaHei" w:cs="Microsoft YaHei"/>
+        </w:rPr>
+        <w:t xml:space="preserve">报告撰写</w:t>
+      </w:r>
+      <w:r>
+        <w:rPr>
+          <w:rFonts w:ascii="Microsoft YaHei" w:hAnsi="Microsoft YaHei" w:eastAsia="Microsoft YaHei" w:cs="Microsoft YaHei"/>
+        </w:rPr>
+        <w:t xml:space="preserve"> → </w:t>
+      </w:r>
+      <w:r>
+        <w:rPr>
+          <w:rFonts w:hint="eastAsia" w:ascii="Microsoft YaHei" w:hAnsi="Microsoft YaHei" w:eastAsia="Microsoft YaHei" w:cs="Microsoft YaHei"/>
+        </w:rPr>
+        <w:t xml:space="preserve">质量审查，左侧面板实时展示各</w:t>
+      </w:r>
+      <w:r>
+        <w:rPr>
+          <w:rFonts w:ascii="Microsoft YaHei" w:hAnsi="Microsoft YaHei" w:eastAsia="Microsoft YaHei" w:cs="Microsoft YaHei"/>
+        </w:rPr>
+        <w:t xml:space="preserve"> Agent </w:t>
+      </w:r>
+      <w:r>
+        <w:rPr>
+          <w:rFonts w:hint="eastAsia" w:ascii="Microsoft YaHei" w:hAnsi="Microsoft YaHei" w:eastAsia="Microsoft YaHei" w:cs="Microsoft YaHei"/>
+        </w:rPr>
+        <w:t xml:space="preserve">执行状态。</w:t>
       </w:r>
     </w:p>
     <w:p>
@@ -1870,7 +2374,7 @@
       </w:pPr>
       <w:r>
         <w:rPr>
-          <w:rFonts w:ascii="Microsoft YaHei" w:hAnsi="Microsoft YaHei" w:eastAsia="Microsoft YaHei" w:cs="Microsoft YaHei"/>
+          <w:rFonts w:hint="eastAsia" w:ascii="Microsoft YaHei" w:hAnsi="Microsoft YaHei" w:eastAsia="Microsoft YaHei" w:cs="Microsoft YaHei"/>
           <w:b/>
           <w:bCs/>
         </w:rPr>
@@ -1878,9 +2382,57 @@
       </w:r>
       <w:r>
         <w:rPr>
-          <w:rFonts w:ascii="Microsoft YaHei" w:hAnsi="Microsoft YaHei" w:eastAsia="Microsoft YaHei" w:cs="Microsoft YaHei"/>
-        </w:rPr>
-        <w:t xml:space="preserve">：若 Reviewer 评分低于阈值，系统自动触发修复循环（定位问题 → 生成修复指令 → 重新执行相关 Agent → 再次审查），直至质量达标或达到最大修复轮次。</w:t>
+          <w:rFonts w:hint="eastAsia" w:ascii="Microsoft YaHei" w:hAnsi="Microsoft YaHei" w:eastAsia="Microsoft YaHei" w:cs="Microsoft YaHei"/>
+        </w:rPr>
+        <w:t xml:space="preserve">：若</w:t>
+      </w:r>
+      <w:r>
+        <w:rPr>
+          <w:rFonts w:ascii="Microsoft YaHei" w:hAnsi="Microsoft YaHei" w:eastAsia="Microsoft YaHei" w:cs="Microsoft YaHei"/>
+        </w:rPr>
+        <w:t xml:space="preserve"> Reviewer </w:t>
+      </w:r>
+      <w:r>
+        <w:rPr>
+          <w:rFonts w:hint="eastAsia" w:ascii="Microsoft YaHei" w:hAnsi="Microsoft YaHei" w:eastAsia="Microsoft YaHei" w:cs="Microsoft YaHei"/>
+        </w:rPr>
+        <w:t xml:space="preserve">评分低于阈值，系统自动触发修复循环（定位问题</w:t>
+      </w:r>
+      <w:r>
+        <w:rPr>
+          <w:rFonts w:ascii="Microsoft YaHei" w:hAnsi="Microsoft YaHei" w:eastAsia="Microsoft YaHei" w:cs="Microsoft YaHei"/>
+        </w:rPr>
+        <w:t xml:space="preserve"> → </w:t>
+      </w:r>
+      <w:r>
+        <w:rPr>
+          <w:rFonts w:hint="eastAsia" w:ascii="Microsoft YaHei" w:hAnsi="Microsoft YaHei" w:eastAsia="Microsoft YaHei" w:cs="Microsoft YaHei"/>
+        </w:rPr>
+        <w:t xml:space="preserve">生成修复指令</w:t>
+      </w:r>
+      <w:r>
+        <w:rPr>
+          <w:rFonts w:ascii="Microsoft YaHei" w:hAnsi="Microsoft YaHei" w:eastAsia="Microsoft YaHei" w:cs="Microsoft YaHei"/>
+        </w:rPr>
+        <w:t xml:space="preserve"> → </w:t>
+      </w:r>
+      <w:r>
+        <w:rPr>
+          <w:rFonts w:hint="eastAsia" w:ascii="Microsoft YaHei" w:hAnsi="Microsoft YaHei" w:eastAsia="Microsoft YaHei" w:cs="Microsoft YaHei"/>
+        </w:rPr>
+        <w:t xml:space="preserve">重新执行相关</w:t>
+      </w:r>
+      <w:r>
+        <w:rPr>
+          <w:rFonts w:ascii="Microsoft YaHei" w:hAnsi="Microsoft YaHei" w:eastAsia="Microsoft YaHei" w:cs="Microsoft YaHei"/>
+        </w:rPr>
+        <w:t xml:space="preserve"> Agent → </w:t>
+      </w:r>
+      <w:r>
+        <w:rPr>
+          <w:rFonts w:hint="eastAsia" w:ascii="Microsoft YaHei" w:hAnsi="Microsoft YaHei" w:eastAsia="Microsoft YaHei" w:cs="Microsoft YaHei"/>
+        </w:rPr>
+        <w:t xml:space="preserve">再次审查），直至质量达标或达到最大修复轮次。</w:t>
       </w:r>
     </w:p>
     <w:p>
@@ -1893,7 +2445,7 @@
       </w:pPr>
       <w:r>
         <w:rPr>
-          <w:rFonts w:ascii="Microsoft YaHei" w:hAnsi="Microsoft YaHei" w:eastAsia="Microsoft YaHei" w:cs="Microsoft YaHei"/>
+          <w:rFonts w:hint="eastAsia" w:ascii="Microsoft YaHei" w:hAnsi="Microsoft YaHei" w:eastAsia="Microsoft YaHei" w:cs="Microsoft YaHei"/>
           <w:b/>
           <w:bCs/>
         </w:rPr>
@@ -1901,9 +2453,21 @@
       </w:r>
       <w:r>
         <w:rPr>
-          <w:rFonts w:ascii="Microsoft YaHei" w:hAnsi="Microsoft YaHei" w:eastAsia="Microsoft YaHei" w:cs="Microsoft YaHei"/>
-        </w:rPr>
-        <w:t xml:space="preserve">：任务完成后，用户在“报告”标签页阅读 Markdown 格式的多章节报告，包含竞品对比表格、功能矩阵、定价对比等。</w:t>
+          <w:rFonts w:hint="eastAsia" w:ascii="Microsoft YaHei" w:hAnsi="Microsoft YaHei" w:eastAsia="Microsoft YaHei" w:cs="Microsoft YaHei"/>
+        </w:rPr>
+        <w:t xml:space="preserve">：任务完成后，用户在“报告”标签页阅读</w:t>
+      </w:r>
+      <w:r>
+        <w:rPr>
+          <w:rFonts w:ascii="Microsoft YaHei" w:hAnsi="Microsoft YaHei" w:eastAsia="Microsoft YaHei" w:cs="Microsoft YaHei"/>
+        </w:rPr>
+        <w:t xml:space="preserve"> Markdown </w:t>
+      </w:r>
+      <w:r>
+        <w:rPr>
+          <w:rFonts w:hint="eastAsia" w:ascii="Microsoft YaHei" w:hAnsi="Microsoft YaHei" w:eastAsia="Microsoft YaHei" w:cs="Microsoft YaHei"/>
+        </w:rPr>
+        <w:t xml:space="preserve">格式的多章节报告，包含竞品对比表格、功能矩阵、定价对比等。</w:t>
       </w:r>
     </w:p>
     <w:p>
@@ -1916,7 +2480,7 @@
       </w:pPr>
       <w:r>
         <w:rPr>
-          <w:rFonts w:ascii="Microsoft YaHei" w:hAnsi="Microsoft YaHei" w:eastAsia="Microsoft YaHei" w:cs="Microsoft YaHei"/>
+          <w:rFonts w:hint="eastAsia" w:ascii="Microsoft YaHei" w:hAnsi="Microsoft YaHei" w:eastAsia="Microsoft YaHei" w:cs="Microsoft YaHei"/>
           <w:b/>
           <w:bCs/>
         </w:rPr>
@@ -1924,7 +2488,7 @@
       </w:r>
       <w:r>
         <w:rPr>
-          <w:rFonts w:ascii="Microsoft YaHei" w:hAnsi="Microsoft YaHei" w:eastAsia="Microsoft YaHei" w:cs="Microsoft YaHei"/>
+          <w:rFonts w:hint="eastAsia" w:ascii="Microsoft YaHei" w:hAnsi="Microsoft YaHei" w:eastAsia="Microsoft YaHei" w:cs="Microsoft YaHei"/>
         </w:rPr>
         <w:t xml:space="preserve">：在“证据”标签页浏览所有采集到的证据，支持按产品/来源类型筛选，点击链接可跳转原始来源网页验证。</w:t>
       </w:r>
@@ -1939,7 +2503,7 @@
       </w:pPr>
       <w:r>
         <w:rPr>
-          <w:rFonts w:ascii="Microsoft YaHei" w:hAnsi="Microsoft YaHei" w:eastAsia="Microsoft YaHei" w:cs="Microsoft YaHei"/>
+          <w:rFonts w:hint="eastAsia" w:ascii="Microsoft YaHei" w:hAnsi="Microsoft YaHei" w:eastAsia="Microsoft YaHei" w:cs="Microsoft YaHei"/>
           <w:b/>
           <w:bCs/>
         </w:rPr>
@@ -1947,9 +2511,21 @@
       </w:r>
       <w:r>
         <w:rPr>
-          <w:rFonts w:ascii="Microsoft YaHei" w:hAnsi="Microsoft YaHei" w:eastAsia="Microsoft YaHei" w:cs="Microsoft YaHei"/>
-        </w:rPr>
-        <w:t xml:space="preserve">：在“质检”标签页查看评分、问题列表和改进建议；在“修复记录”标签页查看每轮修复的 diff 对比。</w:t>
+          <w:rFonts w:hint="eastAsia" w:ascii="Microsoft YaHei" w:hAnsi="Microsoft YaHei" w:eastAsia="Microsoft YaHei" w:cs="Microsoft YaHei"/>
+        </w:rPr>
+        <w:t xml:space="preserve">：在“质检”标签页查看评分、问题列表和改进建议；在“修复记录”标签页查看每轮修复的</w:t>
+      </w:r>
+      <w:r>
+        <w:rPr>
+          <w:rFonts w:ascii="Microsoft YaHei" w:hAnsi="Microsoft YaHei" w:eastAsia="Microsoft YaHei" w:cs="Microsoft YaHei"/>
+        </w:rPr>
+        <w:t xml:space="preserve"> diff </w:t>
+      </w:r>
+      <w:r>
+        <w:rPr>
+          <w:rFonts w:hint="eastAsia" w:ascii="Microsoft YaHei" w:hAnsi="Microsoft YaHei" w:eastAsia="Microsoft YaHei" w:cs="Microsoft YaHei"/>
+        </w:rPr>
+        <w:t xml:space="preserve">对比。</w:t>
       </w:r>
     </w:p>
     <w:p>
@@ -1962,22 +2538,98 @@
       </w:pPr>
       <w:r>
         <w:rPr>
-          <w:rFonts w:ascii="Microsoft YaHei" w:hAnsi="Microsoft YaHei" w:eastAsia="Microsoft YaHei" w:cs="Microsoft YaHei"/>
+          <w:rFonts w:hint="eastAsia" w:ascii="Microsoft YaHei" w:hAnsi="Microsoft YaHei" w:eastAsia="Microsoft YaHei" w:cs="Microsoft YaHei"/>
           <w:b/>
           <w:bCs/>
         </w:rPr>
-        <w:t xml:space="preserve">追溯 Agent 决策</w:t>
-      </w:r>
-      <w:r>
-        <w:rPr>
-          <w:rFonts w:ascii="Microsoft YaHei" w:hAnsi="Microsoft YaHei" w:eastAsia="Microsoft YaHei" w:cs="Microsoft YaHei"/>
-        </w:rPr>
-        <w:t xml:space="preserve">：在“Agent 轨迹”标签页查看每个 Agent 的完整 LLM Prompt 和 Response，了解 AI 决策过程，便于调试和优化。</w:t>
+        <w:t xml:space="preserve">追溯</w:t>
+      </w:r>
+      <w:r>
+        <w:rPr>
+          <w:rFonts w:ascii="Microsoft YaHei" w:hAnsi="Microsoft YaHei" w:eastAsia="Microsoft YaHei" w:cs="Microsoft YaHei"/>
+          <w:b/>
+          <w:bCs/>
+        </w:rPr>
+        <w:t xml:space="preserve"> Agent </w:t>
+      </w:r>
+      <w:r>
+        <w:rPr>
+          <w:rFonts w:hint="eastAsia" w:ascii="Microsoft YaHei" w:hAnsi="Microsoft YaHei" w:eastAsia="Microsoft YaHei" w:cs="Microsoft YaHei"/>
+          <w:b/>
+          <w:bCs/>
+        </w:rPr>
+        <w:t xml:space="preserve">决策</w:t>
+      </w:r>
+      <w:r>
+        <w:rPr>
+          <w:rFonts w:hint="eastAsia" w:ascii="Microsoft YaHei" w:hAnsi="Microsoft YaHei" w:eastAsia="Microsoft YaHei" w:cs="Microsoft YaHei"/>
+        </w:rPr>
+        <w:t xml:space="preserve">：在“Agent</w:t>
+      </w:r>
+      <w:r>
+        <w:rPr>
+          <w:rFonts w:ascii="Microsoft YaHei" w:hAnsi="Microsoft YaHei" w:eastAsia="Microsoft YaHei" w:cs="Microsoft YaHei"/>
+        </w:rPr>
+        <w:t xml:space="preserve"> </w:t>
+      </w:r>
+      <w:r>
+        <w:rPr>
+          <w:rFonts w:hint="eastAsia" w:ascii="Microsoft YaHei" w:hAnsi="Microsoft YaHei" w:eastAsia="Microsoft YaHei" w:cs="Microsoft YaHei"/>
+        </w:rPr>
+        <w:t xml:space="preserve">轨迹”标签页查看每个</w:t>
+      </w:r>
+      <w:r>
+        <w:rPr>
+          <w:rFonts w:ascii="Microsoft YaHei" w:hAnsi="Microsoft YaHei" w:eastAsia="Microsoft YaHei" w:cs="Microsoft YaHei"/>
+        </w:rPr>
+        <w:t xml:space="preserve"> Agent </w:t>
+      </w:r>
+      <w:r>
+        <w:rPr>
+          <w:rFonts w:hint="eastAsia" w:ascii="Microsoft YaHei" w:hAnsi="Microsoft YaHei" w:eastAsia="Microsoft YaHei" w:cs="Microsoft YaHei"/>
+        </w:rPr>
+        <w:t xml:space="preserve">的完整</w:t>
+      </w:r>
+      <w:r>
+        <w:rPr>
+          <w:rFonts w:ascii="Microsoft YaHei" w:hAnsi="Microsoft YaHei" w:eastAsia="Microsoft YaHei" w:cs="Microsoft YaHei"/>
+        </w:rPr>
+        <w:t xml:space="preserve"> LLM Prompt </w:t>
+      </w:r>
+      <w:r>
+        <w:rPr>
+          <w:rFonts w:hint="eastAsia" w:ascii="Microsoft YaHei" w:hAnsi="Microsoft YaHei" w:eastAsia="Microsoft YaHei" w:cs="Microsoft YaHei"/>
+        </w:rPr>
+        <w:t xml:space="preserve">和</w:t>
+      </w:r>
+      <w:r>
+        <w:rPr>
+          <w:rFonts w:ascii="Microsoft YaHei" w:hAnsi="Microsoft YaHei" w:eastAsia="Microsoft YaHei" w:cs="Microsoft YaHei"/>
+        </w:rPr>
+        <w:t xml:space="preserve"> </w:t>
+      </w:r>
+      <w:r>
+        <w:rPr>
+          <w:rFonts w:hint="eastAsia" w:ascii="Microsoft YaHei" w:hAnsi="Microsoft YaHei" w:eastAsia="Microsoft YaHei" w:cs="Microsoft YaHei"/>
+        </w:rPr>
+        <w:t xml:space="preserve">Response，了解</w:t>
+      </w:r>
+      <w:r>
+        <w:rPr>
+          <w:rFonts w:ascii="Microsoft YaHei" w:hAnsi="Microsoft YaHei" w:eastAsia="Microsoft YaHei" w:cs="Microsoft YaHei"/>
+        </w:rPr>
+        <w:t xml:space="preserve"> AI </w:t>
+      </w:r>
+      <w:r>
+        <w:rPr>
+          <w:rFonts w:hint="eastAsia" w:ascii="Microsoft YaHei" w:hAnsi="Microsoft YaHei" w:eastAsia="Microsoft YaHei" w:cs="Microsoft YaHei"/>
+        </w:rPr>
+        <w:t xml:space="preserve">决策过程，便于调试和优化。</w:t>
       </w:r>
     </w:p>
+    <w:bookmarkEnd w:id="24"/>
     <w:bookmarkEnd w:id="25"/>
-    <w:bookmarkEnd w:id="26"/>
-    <w:bookmarkStart w:id="33" w:name="三交付材料"/>
+    <w:bookmarkStart w:id="32" w:name="三交付材料"/>
     <w:p>
       <w:pPr>
         <w:pStyle w:val="Heading1"/>
@@ -1987,12 +2639,12 @@
       </w:pPr>
       <w:r>
         <w:rPr>
-          <w:rFonts w:ascii="Microsoft YaHei" w:hAnsi="Microsoft YaHei" w:eastAsia="Microsoft YaHei" w:cs="Microsoft YaHei"/>
+          <w:rFonts w:hint="eastAsia" w:ascii="Microsoft YaHei" w:hAnsi="Microsoft YaHei" w:eastAsia="Microsoft YaHei" w:cs="Microsoft YaHei"/>
         </w:rPr>
         <w:t xml:space="preserve">三、交付材料</w:t>
       </w:r>
     </w:p>
-    <w:bookmarkStart w:id="27" w:name="X6e3abecfe93a0a9e768ce2556189058d39ec70f"/>
+    <w:bookmarkStart w:id="26" w:name="X6e3abecfe93a0a9e768ce2556189058d39ec70f"/>
     <w:p>
       <w:pPr>
         <w:pStyle w:val="Heading2"/>
@@ -2001,7 +2653,25 @@
         <w:rPr>
           <w:rFonts w:ascii="Microsoft YaHei" w:hAnsi="Microsoft YaHei" w:eastAsia="Microsoft YaHei" w:cs="Microsoft YaHei"/>
         </w:rPr>
-        <w:t xml:space="preserve">3.1 在线 Demo 链接</w:t>
+        <w:t xml:space="preserve">3.1 </w:t>
+      </w:r>
+      <w:r>
+        <w:rPr>
+          <w:rFonts w:hint="eastAsia" w:ascii="Microsoft YaHei" w:hAnsi="Microsoft YaHei" w:eastAsia="Microsoft YaHei" w:cs="Microsoft YaHei"/>
+        </w:rPr>
+        <w:t xml:space="preserve">在线</w:t>
+      </w:r>
+      <w:r>
+        <w:rPr>
+          <w:rFonts w:ascii="Microsoft YaHei" w:hAnsi="Microsoft YaHei" w:eastAsia="Microsoft YaHei" w:cs="Microsoft YaHei"/>
+        </w:rPr>
+        <w:t xml:space="preserve"> Demo </w:t>
+      </w:r>
+      <w:r>
+        <w:rPr>
+          <w:rFonts w:hint="eastAsia" w:ascii="Microsoft YaHei" w:hAnsi="Microsoft YaHei" w:eastAsia="Microsoft YaHei" w:cs="Microsoft YaHei"/>
+        </w:rPr>
+        <w:t xml:space="preserve">链接</w:t>
       </w:r>
     </w:p>
     <w:p>
@@ -2010,13 +2680,25 @@
       </w:pPr>
       <w:r>
         <w:rPr>
-          <w:rFonts w:ascii="Microsoft YaHei" w:hAnsi="Microsoft YaHei" w:eastAsia="Microsoft YaHei" w:cs="Microsoft YaHei"/>
-        </w:rPr>
-        <w:t xml:space="preserve">目前无在线 Demo（本地运行版本）。</w:t>
+          <w:rFonts w:hint="eastAsia" w:ascii="Microsoft YaHei" w:hAnsi="Microsoft YaHei" w:eastAsia="Microsoft YaHei" w:cs="Microsoft YaHei"/>
+        </w:rPr>
+        <w:t xml:space="preserve">目前无在线</w:t>
+      </w:r>
+      <w:r>
+        <w:rPr>
+          <w:rFonts w:ascii="Microsoft YaHei" w:hAnsi="Microsoft YaHei" w:eastAsia="Microsoft YaHei" w:cs="Microsoft YaHei"/>
+        </w:rPr>
+        <w:t xml:space="preserve"> </w:t>
+      </w:r>
+      <w:r>
+        <w:rPr>
+          <w:rFonts w:hint="eastAsia" w:ascii="Microsoft YaHei" w:hAnsi="Microsoft YaHei" w:eastAsia="Microsoft YaHei" w:cs="Microsoft YaHei"/>
+        </w:rPr>
+        <w:t xml:space="preserve">Demo（本地运行版本）。</w:t>
       </w:r>
     </w:p>
-    <w:bookmarkEnd w:id="27"/>
-    <w:bookmarkStart w:id="29" w:name="X1acd2193862c50df6fee3cfc3304fa73e9170b7"/>
+    <w:bookmarkEnd w:id="26"/>
+    <w:bookmarkStart w:id="28" w:name="X1acd2193862c50df6fee3cfc3304fa73e9170b7"/>
     <w:p>
       <w:pPr>
         <w:pStyle w:val="Heading2"/>
@@ -2025,14 +2707,20 @@
         <w:rPr>
           <w:rFonts w:ascii="Microsoft YaHei" w:hAnsi="Microsoft YaHei" w:eastAsia="Microsoft YaHei" w:cs="Microsoft YaHei"/>
         </w:rPr>
-        <w:t xml:space="preserve">3.2 演示视频链接</w:t>
+        <w:t xml:space="preserve">3.2 </w:t>
+      </w:r>
+      <w:r>
+        <w:rPr>
+          <w:rFonts w:hint="eastAsia" w:ascii="Microsoft YaHei" w:hAnsi="Microsoft YaHei" w:eastAsia="Microsoft YaHei" w:cs="Microsoft YaHei"/>
+        </w:rPr>
+        <w:t xml:space="preserve">演示视频链接</w:t>
       </w:r>
     </w:p>
     <w:p>
       <w:pPr>
         <w:pStyle w:val="FirstParagraph"/>
       </w:pPr>
-      <w:hyperlink r:id="rId28">
+      <w:hyperlink r:id="rId27">
         <w:r>
           <w:rPr>
             <w:rStyle w:val="Hyperlink"/>
@@ -2041,8 +2729,8 @@
         </w:r>
       </w:hyperlink>
     </w:p>
-    <w:bookmarkEnd w:id="29"/>
-    <w:bookmarkStart w:id="31" w:name="X14791fd4e57387978e7f82207691c5d9b3b1aac"/>
+    <w:bookmarkEnd w:id="28"/>
+    <w:bookmarkStart w:id="30" w:name="X14791fd4e57387978e7f82207691c5d9b3b1aac"/>
     <w:p>
       <w:pPr>
         <w:pStyle w:val="Heading2"/>
@@ -2051,7 +2739,13 @@
         <w:rPr>
           <w:rFonts w:ascii="Microsoft YaHei" w:hAnsi="Microsoft YaHei" w:eastAsia="Microsoft YaHei" w:cs="Microsoft YaHei"/>
         </w:rPr>
-        <w:t xml:space="preserve">3.3 源代码仓库链接</w:t>
+        <w:t xml:space="preserve">3.3 </w:t>
+      </w:r>
+      <w:r>
+        <w:rPr>
+          <w:rFonts w:hint="eastAsia" w:ascii="Microsoft YaHei" w:hAnsi="Microsoft YaHei" w:eastAsia="Microsoft YaHei" w:cs="Microsoft YaHei"/>
+        </w:rPr>
+        <w:t xml:space="preserve">源代码仓库链接</w:t>
       </w:r>
     </w:p>
     <w:p>
@@ -2068,15 +2762,23 @@
           <w:b/>
           <w:bCs/>
         </w:rPr>
-        <w:t xml:space="preserve">GitHub 仓库</w:t>
-      </w:r>
-      <w:r>
-        <w:rPr>
-          <w:rFonts w:ascii="Microsoft YaHei" w:hAnsi="Microsoft YaHei" w:eastAsia="Microsoft YaHei" w:cs="Microsoft YaHei"/>
+        <w:t xml:space="preserve">GitHub </w:t>
+      </w:r>
+      <w:r>
+        <w:rPr>
+          <w:rFonts w:hint="eastAsia" w:ascii="Microsoft YaHei" w:hAnsi="Microsoft YaHei" w:eastAsia="Microsoft YaHei" w:cs="Microsoft YaHei"/>
+          <w:b/>
+          <w:bCs/>
+        </w:rPr>
+        <w:t xml:space="preserve">仓库</w:t>
+      </w:r>
+      <w:r>
+        <w:rPr>
+          <w:rFonts w:hint="eastAsia" w:ascii="Microsoft YaHei" w:hAnsi="Microsoft YaHei" w:eastAsia="Microsoft YaHei" w:cs="Microsoft YaHei"/>
         </w:rPr>
         <w:t xml:space="preserve">：</w:t>
       </w:r>
-      <w:hyperlink r:id="rId30">
+      <w:hyperlink r:id="rId29">
         <w:r>
           <w:rPr>
             <w:rStyle w:val="Hyperlink"/>
@@ -2095,7 +2797,7 @@
       </w:pPr>
       <w:r>
         <w:rPr>
-          <w:rFonts w:ascii="Microsoft YaHei" w:hAnsi="Microsoft YaHei" w:eastAsia="Microsoft YaHei" w:cs="Microsoft YaHei"/>
+          <w:rFonts w:hint="eastAsia" w:ascii="Microsoft YaHei" w:hAnsi="Microsoft YaHei" w:eastAsia="Microsoft YaHei" w:cs="Microsoft YaHei"/>
           <w:b/>
           <w:bCs/>
         </w:rPr>
@@ -2103,7 +2805,7 @@
       </w:r>
       <w:r>
         <w:rPr>
-          <w:rFonts w:ascii="Microsoft YaHei" w:hAnsi="Microsoft YaHei" w:eastAsia="Microsoft YaHei" w:cs="Microsoft YaHei"/>
+          <w:rFonts w:hint="eastAsia" w:ascii="Microsoft YaHei" w:hAnsi="Microsoft YaHei" w:eastAsia="Microsoft YaHei" w:cs="Microsoft YaHei"/>
         </w:rPr>
         <w:t xml:space="preserve">：</w:t>
       </w:r>
@@ -2125,7 +2827,7 @@
       </w:pPr>
       <w:r>
         <w:rPr>
-          <w:rFonts w:ascii="Microsoft YaHei" w:hAnsi="Microsoft YaHei" w:eastAsia="Microsoft YaHei" w:cs="Microsoft YaHei"/>
+          <w:rFonts w:hint="eastAsia" w:ascii="Microsoft YaHei" w:hAnsi="Microsoft YaHei" w:eastAsia="Microsoft YaHei" w:cs="Microsoft YaHei"/>
           <w:b/>
           <w:bCs/>
         </w:rPr>
@@ -2133,13 +2835,25 @@
       </w:r>
       <w:r>
         <w:rPr>
-          <w:rFonts w:ascii="Microsoft YaHei" w:hAnsi="Microsoft YaHei" w:eastAsia="Microsoft YaHei" w:cs="Microsoft YaHei"/>
-        </w:rPr>
-        <w:t xml:space="preserve">：包含完整功能代码（品牌正式化/Markdown 渲染/修复闭环/幻觉防护/状态持久化）</w:t>
+          <w:rFonts w:hint="eastAsia" w:ascii="Microsoft YaHei" w:hAnsi="Microsoft YaHei" w:eastAsia="Microsoft YaHei" w:cs="Microsoft YaHei"/>
+        </w:rPr>
+        <w:t xml:space="preserve">：包含完整功能代码（品牌正式化/Markdown</w:t>
+      </w:r>
+      <w:r>
+        <w:rPr>
+          <w:rFonts w:ascii="Microsoft YaHei" w:hAnsi="Microsoft YaHei" w:eastAsia="Microsoft YaHei" w:cs="Microsoft YaHei"/>
+        </w:rPr>
+        <w:t xml:space="preserve"> </w:t>
+      </w:r>
+      <w:r>
+        <w:rPr>
+          <w:rFonts w:hint="eastAsia" w:ascii="Microsoft YaHei" w:hAnsi="Microsoft YaHei" w:eastAsia="Microsoft YaHei" w:cs="Microsoft YaHei"/>
+        </w:rPr>
+        <w:t xml:space="preserve">渲染/修复闭环/幻觉防护/状态持久化）</w:t>
       </w:r>
     </w:p>
-    <w:bookmarkEnd w:id="31"/>
-    <w:bookmarkStart w:id="32" w:name="X769af8a4279c0a0d8b2e422415dce44e92b1ef4"/>
+    <w:bookmarkEnd w:id="30"/>
+    <w:bookmarkStart w:id="31" w:name="X769af8a4279c0a0d8b2e422415dce44e92b1ef4"/>
     <w:p>
       <w:pPr>
         <w:pStyle w:val="Heading2"/>
@@ -2148,7 +2862,13 @@
         <w:rPr>
           <w:rFonts w:ascii="Microsoft YaHei" w:hAnsi="Microsoft YaHei" w:eastAsia="Microsoft YaHei" w:cs="Microsoft YaHei"/>
         </w:rPr>
-        <w:t xml:space="preserve">3.4 README / 运行说明</w:t>
+        <w:t xml:space="preserve">3.4 README / </w:t>
+      </w:r>
+      <w:r>
+        <w:rPr>
+          <w:rFonts w:hint="eastAsia" w:ascii="Microsoft YaHei" w:hAnsi="Microsoft YaHei" w:eastAsia="Microsoft YaHei" w:cs="Microsoft YaHei"/>
+        </w:rPr>
+        <w:t xml:space="preserve">运行说明</w:t>
       </w:r>
     </w:p>
     <w:p>
@@ -2157,7 +2877,7 @@
       </w:pPr>
       <w:r>
         <w:rPr>
-          <w:rFonts w:ascii="Microsoft YaHei" w:hAnsi="Microsoft YaHei" w:eastAsia="Microsoft YaHei" w:cs="Microsoft YaHei"/>
+          <w:rFonts w:hint="eastAsia" w:ascii="Microsoft YaHei" w:hAnsi="Microsoft YaHei" w:eastAsia="Microsoft YaHei" w:cs="Microsoft YaHei"/>
         </w:rPr>
         <w:t xml:space="preserve">详见仓库根目录</w:t>
       </w:r>
@@ -2176,7 +2896,7 @@
       </w:r>
       <w:r>
         <w:rPr>
-          <w:rFonts w:ascii="Microsoft YaHei" w:hAnsi="Microsoft YaHei" w:eastAsia="Microsoft YaHei" w:cs="Microsoft YaHei"/>
+          <w:rFonts w:hint="eastAsia" w:ascii="Microsoft YaHei" w:hAnsi="Microsoft YaHei" w:eastAsia="Microsoft YaHei" w:cs="Microsoft YaHei"/>
         </w:rPr>
         <w:t xml:space="preserve">，包含：</w:t>
       </w:r>
@@ -2191,7 +2911,7 @@
       </w:pPr>
       <w:r>
         <w:rPr>
-          <w:rFonts w:ascii="Microsoft YaHei" w:hAnsi="Microsoft YaHei" w:eastAsia="Microsoft YaHei" w:cs="Microsoft YaHei"/>
+          <w:rFonts w:hint="eastAsia" w:ascii="Microsoft YaHei" w:hAnsi="Microsoft YaHei" w:eastAsia="Microsoft YaHei" w:cs="Microsoft YaHei"/>
         </w:rPr>
         <w:t xml:space="preserve">项目简介与功能特性</w:t>
       </w:r>
@@ -2206,9 +2926,21 @@
       </w:pPr>
       <w:r>
         <w:rPr>
-          <w:rFonts w:ascii="Microsoft YaHei" w:hAnsi="Microsoft YaHei" w:eastAsia="Microsoft YaHei" w:cs="Microsoft YaHei"/>
-        </w:rPr>
-        <w:t xml:space="preserve">依赖环境要求（JDK 17+、Maven 3.9+、Node.js 18+、PostgreSQL）</w:t>
+          <w:rFonts w:hint="eastAsia" w:ascii="Microsoft YaHei" w:hAnsi="Microsoft YaHei" w:eastAsia="Microsoft YaHei" w:cs="Microsoft YaHei"/>
+        </w:rPr>
+        <w:t xml:space="preserve">依赖环境要求（JDK</w:t>
+      </w:r>
+      <w:r>
+        <w:rPr>
+          <w:rFonts w:ascii="Microsoft YaHei" w:hAnsi="Microsoft YaHei" w:eastAsia="Microsoft YaHei" w:cs="Microsoft YaHei"/>
+        </w:rPr>
+        <w:t xml:space="preserve"> 17+、Maven 3.9+、Node.js </w:t>
+      </w:r>
+      <w:r>
+        <w:rPr>
+          <w:rFonts w:hint="eastAsia" w:ascii="Microsoft YaHei" w:hAnsi="Microsoft YaHei" w:eastAsia="Microsoft YaHei" w:cs="Microsoft YaHei"/>
+        </w:rPr>
+        <w:t xml:space="preserve">18+、PostgreSQL）</w:t>
       </w:r>
     </w:p>
     <w:p>
@@ -2221,9 +2953,21 @@
       </w:pPr>
       <w:r>
         <w:rPr>
-          <w:rFonts w:ascii="Microsoft YaHei" w:hAnsi="Microsoft YaHei" w:eastAsia="Microsoft YaHei" w:cs="Microsoft YaHei"/>
-        </w:rPr>
-        <w:t xml:space="preserve">完整启动步骤（后端 + 前端）</w:t>
+          <w:rFonts w:hint="eastAsia" w:ascii="Microsoft YaHei" w:hAnsi="Microsoft YaHei" w:eastAsia="Microsoft YaHei" w:cs="Microsoft YaHei"/>
+        </w:rPr>
+        <w:t xml:space="preserve">完整启动步骤（后端</w:t>
+      </w:r>
+      <w:r>
+        <w:rPr>
+          <w:rFonts w:ascii="Microsoft YaHei" w:hAnsi="Microsoft YaHei" w:eastAsia="Microsoft YaHei" w:cs="Microsoft YaHei"/>
+        </w:rPr>
+        <w:t xml:space="preserve"> + </w:t>
+      </w:r>
+      <w:r>
+        <w:rPr>
+          <w:rFonts w:hint="eastAsia" w:ascii="Microsoft YaHei" w:hAnsi="Microsoft YaHei" w:eastAsia="Microsoft YaHei" w:cs="Microsoft YaHei"/>
+        </w:rPr>
+        <w:t xml:space="preserve">前端）</w:t>
       </w:r>
     </w:p>
     <w:p>
@@ -2236,7 +2980,7 @@
       </w:pPr>
       <w:r>
         <w:rPr>
-          <w:rFonts w:ascii="Microsoft YaHei" w:hAnsi="Microsoft YaHei" w:eastAsia="Microsoft YaHei" w:cs="Microsoft YaHei"/>
+          <w:rFonts w:hint="eastAsia" w:ascii="Microsoft YaHei" w:hAnsi="Microsoft YaHei" w:eastAsia="Microsoft YaHei" w:cs="Microsoft YaHei"/>
         </w:rPr>
         <w:t xml:space="preserve">项目目录结构说明</w:t>
       </w:r>
@@ -2253,7 +2997,13 @@
         <w:rPr>
           <w:rFonts w:ascii="Microsoft YaHei" w:hAnsi="Microsoft YaHei" w:eastAsia="Microsoft YaHei" w:cs="Microsoft YaHei"/>
         </w:rPr>
-        <w:t xml:space="preserve">API 接口文档</w:t>
+        <w:t xml:space="preserve">API </w:t>
+      </w:r>
+      <w:r>
+        <w:rPr>
+          <w:rFonts w:hint="eastAsia" w:ascii="Microsoft YaHei" w:hAnsi="Microsoft YaHei" w:eastAsia="Microsoft YaHei" w:cs="Microsoft YaHei"/>
+        </w:rPr>
+        <w:t xml:space="preserve">接口文档</w:t>
       </w:r>
     </w:p>
     <w:p>
@@ -2266,14 +3016,38 @@
       </w:pPr>
       <w:r>
         <w:rPr>
-          <w:rFonts w:ascii="Microsoft YaHei" w:hAnsi="Microsoft YaHei" w:eastAsia="Microsoft YaHei" w:cs="Microsoft YaHei"/>
-        </w:rPr>
-        <w:t xml:space="preserve">配置说明（LLM API Key、搜索 API Key）</w:t>
+          <w:rFonts w:hint="eastAsia" w:ascii="Microsoft YaHei" w:hAnsi="Microsoft YaHei" w:eastAsia="Microsoft YaHei" w:cs="Microsoft YaHei"/>
+        </w:rPr>
+        <w:t xml:space="preserve">配置说明（LLM</w:t>
+      </w:r>
+      <w:r>
+        <w:rPr>
+          <w:rFonts w:ascii="Microsoft YaHei" w:hAnsi="Microsoft YaHei" w:eastAsia="Microsoft YaHei" w:cs="Microsoft YaHei"/>
+        </w:rPr>
+        <w:t xml:space="preserve"> API </w:t>
+      </w:r>
+      <w:r>
+        <w:rPr>
+          <w:rFonts w:hint="eastAsia" w:ascii="Microsoft YaHei" w:hAnsi="Microsoft YaHei" w:eastAsia="Microsoft YaHei" w:cs="Microsoft YaHei"/>
+        </w:rPr>
+        <w:t xml:space="preserve">Key、搜索</w:t>
+      </w:r>
+      <w:r>
+        <w:rPr>
+          <w:rFonts w:ascii="Microsoft YaHei" w:hAnsi="Microsoft YaHei" w:eastAsia="Microsoft YaHei" w:cs="Microsoft YaHei"/>
+        </w:rPr>
+        <w:t xml:space="preserve"> API </w:t>
+      </w:r>
+      <w:r>
+        <w:rPr>
+          <w:rFonts w:hint="eastAsia" w:ascii="Microsoft YaHei" w:hAnsi="Microsoft YaHei" w:eastAsia="Microsoft YaHei" w:cs="Microsoft YaHei"/>
+        </w:rPr>
+        <w:t xml:space="preserve">Key）</w:t>
       </w:r>
     </w:p>
+    <w:bookmarkEnd w:id="31"/>
     <w:bookmarkEnd w:id="32"/>
-    <w:bookmarkEnd w:id="33"/>
-    <w:bookmarkStart w:id="46" w:name="四技术说明"/>
+    <w:bookmarkStart w:id="45" w:name="四技术说明"/>
     <w:p>
       <w:pPr>
         <w:pStyle w:val="Heading1"/>
@@ -2283,12 +3057,12 @@
       </w:pPr>
       <w:r>
         <w:rPr>
-          <w:rFonts w:ascii="Microsoft YaHei" w:hAnsi="Microsoft YaHei" w:eastAsia="Microsoft YaHei" w:cs="Microsoft YaHei"/>
+          <w:rFonts w:hint="eastAsia" w:ascii="Microsoft YaHei" w:hAnsi="Microsoft YaHei" w:eastAsia="Microsoft YaHei" w:cs="Microsoft YaHei"/>
         </w:rPr>
         <w:t xml:space="preserve">四、技术说明</w:t>
       </w:r>
     </w:p>
-    <w:bookmarkStart w:id="34" w:name="X135c3c08c9c7b4aff91854a4e84bdb6495887dd"/>
+    <w:bookmarkStart w:id="33" w:name="X135c3c08c9c7b4aff91854a4e84bdb6495887dd"/>
     <w:p>
       <w:pPr>
         <w:pStyle w:val="Heading2"/>
@@ -2297,7 +3071,13 @@
         <w:rPr>
           <w:rFonts w:ascii="Microsoft YaHei" w:hAnsi="Microsoft YaHei" w:eastAsia="Microsoft YaHei" w:cs="Microsoft YaHei"/>
         </w:rPr>
-        <w:t xml:space="preserve">4.1 系统架构图</w:t>
+        <w:t xml:space="preserve">4.1 </w:t>
+      </w:r>
+      <w:r>
+        <w:rPr>
+          <w:rFonts w:hint="eastAsia" w:ascii="Microsoft YaHei" w:hAnsi="Microsoft YaHei" w:eastAsia="Microsoft YaHei" w:cs="Microsoft YaHei"/>
+        </w:rPr>
+        <w:t xml:space="preserve">系统架构图</w:t>
       </w:r>
     </w:p>
     <w:p>
@@ -2308,7 +3088,7 @@
       </w:pPr>
       <w:r>
         <w:rPr>
-          <w:rFonts w:ascii="Microsoft YaHei" w:hAnsi="Microsoft YaHei" w:eastAsia="Microsoft YaHei" w:cs="Microsoft YaHei"/>
+          <w:rFonts w:hint="eastAsia" w:ascii="Microsoft YaHei" w:hAnsi="Microsoft YaHei" w:eastAsia="Microsoft YaHei" w:cs="Microsoft YaHei"/>
           <w:b/>
           <w:bCs/>
         </w:rPr>
@@ -2316,13 +3096,49 @@
       </w:r>
       <w:r>
         <w:rPr>
-          <w:rFonts w:ascii="Microsoft YaHei" w:hAnsi="Microsoft YaHei" w:eastAsia="Microsoft YaHei" w:cs="Microsoft YaHei"/>
-        </w:rPr>
-        <w:t xml:space="preserve">：原 Markdown 引用了本地路径图片。请在最终提交前，将正式架构图插入此处，并建议设置为正文宽度的 85%～95%，居中显示，图下注明“图 1 Compass 系统总体架构”。</w:t>
+          <w:rFonts w:hint="eastAsia" w:ascii="Microsoft YaHei" w:hAnsi="Microsoft YaHei" w:eastAsia="Microsoft YaHei" w:cs="Microsoft YaHei"/>
+        </w:rPr>
+        <w:t xml:space="preserve">：原</w:t>
+      </w:r>
+      <w:r>
+        <w:rPr>
+          <w:rFonts w:ascii="Microsoft YaHei" w:hAnsi="Microsoft YaHei" w:eastAsia="Microsoft YaHei" w:cs="Microsoft YaHei"/>
+        </w:rPr>
+        <w:t xml:space="preserve"> Markdown </w:t>
+      </w:r>
+      <w:r>
+        <w:rPr>
+          <w:rFonts w:hint="eastAsia" w:ascii="Microsoft YaHei" w:hAnsi="Microsoft YaHei" w:eastAsia="Microsoft YaHei" w:cs="Microsoft YaHei"/>
+        </w:rPr>
+        <w:t xml:space="preserve">引用了本地路径图片。请在最终提交前，将正式架构图插入此处，并建议设置为正文宽度的</w:t>
+      </w:r>
+      <w:r>
+        <w:rPr>
+          <w:rFonts w:ascii="Microsoft YaHei" w:hAnsi="Microsoft YaHei" w:eastAsia="Microsoft YaHei" w:cs="Microsoft YaHei"/>
+        </w:rPr>
+        <w:t xml:space="preserve"> </w:t>
+      </w:r>
+      <w:r>
+        <w:rPr>
+          <w:rFonts w:hint="eastAsia" w:ascii="Microsoft YaHei" w:hAnsi="Microsoft YaHei" w:eastAsia="Microsoft YaHei" w:cs="Microsoft YaHei"/>
+        </w:rPr>
+        <w:t xml:space="preserve">85%～95%，居中显示，图下注明“图</w:t>
+      </w:r>
+      <w:r>
+        <w:rPr>
+          <w:rFonts w:ascii="Microsoft YaHei" w:hAnsi="Microsoft YaHei" w:eastAsia="Microsoft YaHei" w:cs="Microsoft YaHei"/>
+        </w:rPr>
+        <w:t xml:space="preserve"> 1 Compass </w:t>
+      </w:r>
+      <w:r>
+        <w:rPr>
+          <w:rFonts w:hint="eastAsia" w:ascii="Microsoft YaHei" w:hAnsi="Microsoft YaHei" w:eastAsia="Microsoft YaHei" w:cs="Microsoft YaHei"/>
+        </w:rPr>
+        <w:t xml:space="preserve">系统总体架构”。</w:t>
       </w:r>
     </w:p>
-    <w:bookmarkEnd w:id="34"/>
-    <w:bookmarkStart w:id="35" w:name="Xf4387a334e0ba84286e9675eac7f42606f24509"/>
+    <w:bookmarkEnd w:id="33"/>
+    <w:bookmarkStart w:id="34" w:name="Xf4387a334e0ba84286e9675eac7f42606f24509"/>
     <w:p>
       <w:pPr>
         <w:pStyle w:val="Heading2"/>
@@ -2331,7 +3147,13 @@
         <w:rPr>
           <w:rFonts w:ascii="Microsoft YaHei" w:hAnsi="Microsoft YaHei" w:eastAsia="Microsoft YaHei" w:cs="Microsoft YaHei"/>
         </w:rPr>
-        <w:t xml:space="preserve">4.2 核心技术栈</w:t>
+        <w:t xml:space="preserve">4.2 </w:t>
+      </w:r>
+      <w:r>
+        <w:rPr>
+          <w:rFonts w:hint="eastAsia" w:ascii="Microsoft YaHei" w:hAnsi="Microsoft YaHei" w:eastAsia="Microsoft YaHei" w:cs="Microsoft YaHei"/>
+        </w:rPr>
+        <w:t xml:space="preserve">核心技术栈</w:t>
       </w:r>
     </w:p>
     <w:tbl>
@@ -2379,7 +3201,7 @@
             </w:pPr>
             <w:r>
               <w:rPr>
-                <w:rFonts w:ascii="Microsoft YaHei" w:hAnsi="Microsoft YaHei" w:eastAsia="Microsoft YaHei" w:cs="Microsoft YaHei"/>
+                <w:rFonts w:hint="eastAsia" w:ascii="Microsoft YaHei" w:hAnsi="Microsoft YaHei" w:eastAsia="Microsoft YaHei" w:cs="Microsoft YaHei"/>
                 <w:b/>
                 <w:color w:val="FFFFFF"/>
                 <w:sz w:val="18"/>
@@ -2414,7 +3236,7 @@
             </w:pPr>
             <w:r>
               <w:rPr>
-                <w:rFonts w:ascii="Microsoft YaHei" w:hAnsi="Microsoft YaHei" w:eastAsia="Microsoft YaHei" w:cs="Microsoft YaHei"/>
+                <w:rFonts w:hint="eastAsia" w:ascii="Microsoft YaHei" w:hAnsi="Microsoft YaHei" w:eastAsia="Microsoft YaHei" w:cs="Microsoft YaHei"/>
                 <w:b/>
                 <w:color w:val="FFFFFF"/>
                 <w:sz w:val="18"/>
@@ -2449,7 +3271,7 @@
             </w:pPr>
             <w:r>
               <w:rPr>
-                <w:rFonts w:ascii="Microsoft YaHei" w:hAnsi="Microsoft YaHei" w:eastAsia="Microsoft YaHei" w:cs="Microsoft YaHei"/>
+                <w:rFonts w:hint="eastAsia" w:ascii="Microsoft YaHei" w:hAnsi="Microsoft YaHei" w:eastAsia="Microsoft YaHei" w:cs="Microsoft YaHei"/>
                 <w:b/>
                 <w:color w:val="FFFFFF"/>
                 <w:sz w:val="18"/>
@@ -2484,7 +3306,7 @@
             </w:pPr>
             <w:r>
               <w:rPr>
-                <w:rFonts w:ascii="Microsoft YaHei" w:hAnsi="Microsoft YaHei" w:eastAsia="Microsoft YaHei" w:cs="Microsoft YaHei"/>
+                <w:rFonts w:hint="eastAsia" w:ascii="Microsoft YaHei" w:hAnsi="Microsoft YaHei" w:eastAsia="Microsoft YaHei" w:cs="Microsoft YaHei"/>
                 <w:b/>
                 <w:color w:val="FFFFFF"/>
                 <w:sz w:val="18"/>
@@ -2524,7 +3346,7 @@
             </w:pPr>
             <w:r>
               <w:rPr>
-                <w:rFonts w:ascii="Microsoft YaHei" w:hAnsi="Microsoft YaHei" w:eastAsia="Microsoft YaHei" w:cs="Microsoft YaHei"/>
+                <w:rFonts w:hint="eastAsia" w:ascii="Microsoft YaHei" w:hAnsi="Microsoft YaHei" w:eastAsia="Microsoft YaHei" w:cs="Microsoft YaHei"/>
                 <w:b/>
                 <w:bCs/>
                 <w:color w:val="1F2328"/>
@@ -2632,7 +3454,15 @@
                 <w:color w:val="1F2328"/>
                 <w:sz w:val="18"/>
               </w:rPr>
-              <w:t xml:space="preserve">Web 服务框架、依赖注入、异步任务</w:t>
+              <w:t xml:space="preserve">Web </w:t>
+            </w:r>
+            <w:r>
+              <w:rPr>
+                <w:rFonts w:hint="eastAsia" w:ascii="Microsoft YaHei" w:hAnsi="Microsoft YaHei" w:eastAsia="Microsoft YaHei" w:cs="Microsoft YaHei"/>
+                <w:color w:val="1F2328"/>
+                <w:sz w:val="18"/>
+              </w:rPr>
+              <w:t xml:space="preserve">服务框架、依赖注入、异步任务</w:t>
             </w:r>
           </w:p>
         </w:tc>
@@ -2673,7 +3503,17 @@
                 <w:color w:val="1F2328"/>
                 <w:sz w:val="18"/>
               </w:rPr>
-              <w:t xml:space="preserve">AI 集成</w:t>
+              <w:t xml:space="preserve">AI </w:t>
+            </w:r>
+            <w:r>
+              <w:rPr>
+                <w:rFonts w:hint="eastAsia" w:ascii="Microsoft YaHei" w:hAnsi="Microsoft YaHei" w:eastAsia="Microsoft YaHei" w:cs="Microsoft YaHei"/>
+                <w:b/>
+                <w:bCs/>
+                <w:color w:val="1F2328"/>
+                <w:sz w:val="18"/>
+              </w:rPr>
+              <w:t xml:space="preserve">集成</w:t>
             </w:r>
           </w:p>
         </w:tc>
@@ -2775,7 +3615,31 @@
                 <w:color w:val="1F2328"/>
                 <w:sz w:val="18"/>
               </w:rPr>
-              <w:t xml:space="preserve">LLM 抽象层、OpenAI 协议适配</w:t>
+              <w:t xml:space="preserve">LLM </w:t>
+            </w:r>
+            <w:r>
+              <w:rPr>
+                <w:rFonts w:hint="eastAsia" w:ascii="Microsoft YaHei" w:hAnsi="Microsoft YaHei" w:eastAsia="Microsoft YaHei" w:cs="Microsoft YaHei"/>
+                <w:color w:val="1F2328"/>
+                <w:sz w:val="18"/>
+              </w:rPr>
+              <w:t xml:space="preserve">抽象层、OpenAI</w:t>
+            </w:r>
+            <w:r>
+              <w:rPr>
+                <w:rFonts w:ascii="Microsoft YaHei" w:hAnsi="Microsoft YaHei" w:eastAsia="Microsoft YaHei" w:cs="Microsoft YaHei"/>
+                <w:color w:val="1F2328"/>
+                <w:sz w:val="18"/>
+              </w:rPr>
+              <w:t xml:space="preserve"> </w:t>
+            </w:r>
+            <w:r>
+              <w:rPr>
+                <w:rFonts w:hint="eastAsia" w:ascii="Microsoft YaHei" w:hAnsi="Microsoft YaHei" w:eastAsia="Microsoft YaHei" w:cs="Microsoft YaHei"/>
+                <w:color w:val="1F2328"/>
+                <w:sz w:val="18"/>
+              </w:rPr>
+              <w:t xml:space="preserve">协议适配</w:t>
             </w:r>
           </w:p>
         </w:tc>
@@ -2914,7 +3778,7 @@
             </w:pPr>
             <w:r>
               <w:rPr>
-                <w:rFonts w:ascii="Microsoft YaHei" w:hAnsi="Microsoft YaHei" w:eastAsia="Microsoft YaHei" w:cs="Microsoft YaHei"/>
+                <w:rFonts w:hint="eastAsia" w:ascii="Microsoft YaHei" w:hAnsi="Microsoft YaHei" w:eastAsia="Microsoft YaHei" w:cs="Microsoft YaHei"/>
                 <w:color w:val="1F2328"/>
                 <w:sz w:val="18"/>
               </w:rPr>
@@ -2953,7 +3817,7 @@
             </w:pPr>
             <w:r>
               <w:rPr>
-                <w:rFonts w:ascii="Microsoft YaHei" w:hAnsi="Microsoft YaHei" w:eastAsia="Microsoft YaHei" w:cs="Microsoft YaHei"/>
+                <w:rFonts w:hint="eastAsia" w:ascii="Microsoft YaHei" w:hAnsi="Microsoft YaHei" w:eastAsia="Microsoft YaHei" w:cs="Microsoft YaHei"/>
                 <w:b/>
                 <w:bCs/>
                 <w:color w:val="1F2328"/>
@@ -3057,11 +3921,27 @@
             </w:pPr>
             <w:r>
               <w:rPr>
-                <w:rFonts w:ascii="Microsoft YaHei" w:hAnsi="Microsoft YaHei" w:eastAsia="Microsoft YaHei" w:cs="Microsoft YaHei"/>
-                <w:color w:val="1F2328"/>
-                <w:sz w:val="18"/>
-              </w:rPr>
-              <w:t xml:space="preserve">主数据存储（7 张核心表）</w:t>
+                <w:rFonts w:hint="eastAsia" w:ascii="Microsoft YaHei" w:hAnsi="Microsoft YaHei" w:eastAsia="Microsoft YaHei" w:cs="Microsoft YaHei"/>
+                <w:color w:val="1F2328"/>
+                <w:sz w:val="18"/>
+              </w:rPr>
+              <w:t xml:space="preserve">主数据存储（7</w:t>
+            </w:r>
+            <w:r>
+              <w:rPr>
+                <w:rFonts w:ascii="Microsoft YaHei" w:hAnsi="Microsoft YaHei" w:eastAsia="Microsoft YaHei" w:cs="Microsoft YaHei"/>
+                <w:color w:val="1F2328"/>
+                <w:sz w:val="18"/>
+              </w:rPr>
+              <w:t xml:space="preserve"> </w:t>
+            </w:r>
+            <w:r>
+              <w:rPr>
+                <w:rFonts w:hint="eastAsia" w:ascii="Microsoft YaHei" w:hAnsi="Microsoft YaHei" w:eastAsia="Microsoft YaHei" w:cs="Microsoft YaHei"/>
+                <w:color w:val="1F2328"/>
+                <w:sz w:val="18"/>
+              </w:rPr>
+              <w:t xml:space="preserve">张核心表）</w:t>
             </w:r>
           </w:p>
         </w:tc>
@@ -3096,7 +3976,7 @@
             </w:pPr>
             <w:r>
               <w:rPr>
-                <w:rFonts w:ascii="Microsoft YaHei" w:hAnsi="Microsoft YaHei" w:eastAsia="Microsoft YaHei" w:cs="Microsoft YaHei"/>
+                <w:rFonts w:hint="eastAsia" w:ascii="Microsoft YaHei" w:hAnsi="Microsoft YaHei" w:eastAsia="Microsoft YaHei" w:cs="Microsoft YaHei"/>
                 <w:b/>
                 <w:bCs/>
                 <w:color w:val="1F2328"/>
@@ -3200,7 +4080,7 @@
             </w:pPr>
             <w:r>
               <w:rPr>
-                <w:rFonts w:ascii="Microsoft YaHei" w:hAnsi="Microsoft YaHei" w:eastAsia="Microsoft YaHei" w:cs="Microsoft YaHei"/>
+                <w:rFonts w:hint="eastAsia" w:ascii="Microsoft YaHei" w:hAnsi="Microsoft YaHei" w:eastAsia="Microsoft YaHei" w:cs="Microsoft YaHei"/>
                 <w:color w:val="1F2328"/>
                 <w:sz w:val="18"/>
               </w:rPr>
@@ -3239,7 +4119,7 @@
             </w:pPr>
             <w:r>
               <w:rPr>
-                <w:rFonts w:ascii="Microsoft YaHei" w:hAnsi="Microsoft YaHei" w:eastAsia="Microsoft YaHei" w:cs="Microsoft YaHei"/>
+                <w:rFonts w:hint="eastAsia" w:ascii="Microsoft YaHei" w:hAnsi="Microsoft YaHei" w:eastAsia="Microsoft YaHei" w:cs="Microsoft YaHei"/>
                 <w:b/>
                 <w:bCs/>
                 <w:color w:val="1F2328"/>
@@ -3343,11 +4223,27 @@
             </w:pPr>
             <w:r>
               <w:rPr>
-                <w:rFonts w:ascii="Microsoft YaHei" w:hAnsi="Microsoft YaHei" w:eastAsia="Microsoft YaHei" w:cs="Microsoft YaHei"/>
-                <w:color w:val="1F2328"/>
-                <w:sz w:val="18"/>
-              </w:rPr>
-              <w:t xml:space="preserve">响应式 UI 框架</w:t>
+                <w:rFonts w:hint="eastAsia" w:ascii="Microsoft YaHei" w:hAnsi="Microsoft YaHei" w:eastAsia="Microsoft YaHei" w:cs="Microsoft YaHei"/>
+                <w:color w:val="1F2328"/>
+                <w:sz w:val="18"/>
+              </w:rPr>
+              <w:t xml:space="preserve">响应式</w:t>
+            </w:r>
+            <w:r>
+              <w:rPr>
+                <w:rFonts w:ascii="Microsoft YaHei" w:hAnsi="Microsoft YaHei" w:eastAsia="Microsoft YaHei" w:cs="Microsoft YaHei"/>
+                <w:color w:val="1F2328"/>
+                <w:sz w:val="18"/>
+              </w:rPr>
+              <w:t xml:space="preserve"> UI </w:t>
+            </w:r>
+            <w:r>
+              <w:rPr>
+                <w:rFonts w:hint="eastAsia" w:ascii="Microsoft YaHei" w:hAnsi="Microsoft YaHei" w:eastAsia="Microsoft YaHei" w:cs="Microsoft YaHei"/>
+                <w:color w:val="1F2328"/>
+                <w:sz w:val="18"/>
+              </w:rPr>
+              <w:t xml:space="preserve">框架</w:t>
             </w:r>
           </w:p>
         </w:tc>
@@ -3382,7 +4278,7 @@
             </w:pPr>
             <w:r>
               <w:rPr>
-                <w:rFonts w:ascii="Microsoft YaHei" w:hAnsi="Microsoft YaHei" w:eastAsia="Microsoft YaHei" w:cs="Microsoft YaHei"/>
+                <w:rFonts w:hint="eastAsia" w:ascii="Microsoft YaHei" w:hAnsi="Microsoft YaHei" w:eastAsia="Microsoft YaHei" w:cs="Microsoft YaHei"/>
                 <w:b/>
                 <w:bCs/>
                 <w:color w:val="1F2328"/>
@@ -3486,7 +4382,7 @@
             </w:pPr>
             <w:r>
               <w:rPr>
-                <w:rFonts w:ascii="Microsoft YaHei" w:hAnsi="Microsoft YaHei" w:eastAsia="Microsoft YaHei" w:cs="Microsoft YaHei"/>
+                <w:rFonts w:hint="eastAsia" w:ascii="Microsoft YaHei" w:hAnsi="Microsoft YaHei" w:eastAsia="Microsoft YaHei" w:cs="Microsoft YaHei"/>
                 <w:color w:val="1F2328"/>
                 <w:sz w:val="18"/>
               </w:rPr>
@@ -3525,7 +4421,7 @@
             </w:pPr>
             <w:r>
               <w:rPr>
-                <w:rFonts w:ascii="Microsoft YaHei" w:hAnsi="Microsoft YaHei" w:eastAsia="Microsoft YaHei" w:cs="Microsoft YaHei"/>
+                <w:rFonts w:hint="eastAsia" w:ascii="Microsoft YaHei" w:hAnsi="Microsoft YaHei" w:eastAsia="Microsoft YaHei" w:cs="Microsoft YaHei"/>
                 <w:b/>
                 <w:bCs/>
                 <w:color w:val="1F2328"/>
@@ -3629,11 +4525,43 @@
             </w:pPr>
             <w:r>
               <w:rPr>
-                <w:rFonts w:ascii="Microsoft YaHei" w:hAnsi="Microsoft YaHei" w:eastAsia="Microsoft YaHei" w:cs="Microsoft YaHei"/>
-                <w:color w:val="1F2328"/>
-                <w:sz w:val="18"/>
-              </w:rPr>
-              <w:t xml:space="preserve">前端构建 + 开发服务器 + API 代理</w:t>
+                <w:rFonts w:hint="eastAsia" w:ascii="Microsoft YaHei" w:hAnsi="Microsoft YaHei" w:eastAsia="Microsoft YaHei" w:cs="Microsoft YaHei"/>
+                <w:color w:val="1F2328"/>
+                <w:sz w:val="18"/>
+              </w:rPr>
+              <w:t xml:space="preserve">前端构建</w:t>
+            </w:r>
+            <w:r>
+              <w:rPr>
+                <w:rFonts w:ascii="Microsoft YaHei" w:hAnsi="Microsoft YaHei" w:eastAsia="Microsoft YaHei" w:cs="Microsoft YaHei"/>
+                <w:color w:val="1F2328"/>
+                <w:sz w:val="18"/>
+              </w:rPr>
+              <w:t xml:space="preserve"> + </w:t>
+            </w:r>
+            <w:r>
+              <w:rPr>
+                <w:rFonts w:hint="eastAsia" w:ascii="Microsoft YaHei" w:hAnsi="Microsoft YaHei" w:eastAsia="Microsoft YaHei" w:cs="Microsoft YaHei"/>
+                <w:color w:val="1F2328"/>
+                <w:sz w:val="18"/>
+              </w:rPr>
+              <w:t xml:space="preserve">开发服务器</w:t>
+            </w:r>
+            <w:r>
+              <w:rPr>
+                <w:rFonts w:ascii="Microsoft YaHei" w:hAnsi="Microsoft YaHei" w:eastAsia="Microsoft YaHei" w:cs="Microsoft YaHei"/>
+                <w:color w:val="1F2328"/>
+                <w:sz w:val="18"/>
+              </w:rPr>
+              <w:t xml:space="preserve"> + API </w:t>
+            </w:r>
+            <w:r>
+              <w:rPr>
+                <w:rFonts w:hint="eastAsia" w:ascii="Microsoft YaHei" w:hAnsi="Microsoft YaHei" w:eastAsia="Microsoft YaHei" w:cs="Microsoft YaHei"/>
+                <w:color w:val="1F2328"/>
+                <w:sz w:val="18"/>
+              </w:rPr>
+              <w:t xml:space="preserve">代理</w:t>
             </w:r>
           </w:p>
         </w:tc>
@@ -3674,7 +4602,17 @@
                 <w:color w:val="1F2328"/>
                 <w:sz w:val="18"/>
               </w:rPr>
-              <w:t xml:space="preserve">UI 组件库</w:t>
+              <w:t xml:space="preserve">UI </w:t>
+            </w:r>
+            <w:r>
+              <w:rPr>
+                <w:rFonts w:hint="eastAsia" w:ascii="Microsoft YaHei" w:hAnsi="Microsoft YaHei" w:eastAsia="Microsoft YaHei" w:cs="Microsoft YaHei"/>
+                <w:b/>
+                <w:bCs/>
+                <w:color w:val="1F2328"/>
+                <w:sz w:val="18"/>
+              </w:rPr>
+              <w:t xml:space="preserve">组件库</w:t>
             </w:r>
           </w:p>
         </w:tc>
@@ -3772,11 +4710,27 @@
             </w:pPr>
             <w:r>
               <w:rPr>
-                <w:rFonts w:ascii="Microsoft YaHei" w:hAnsi="Microsoft YaHei" w:eastAsia="Microsoft YaHei" w:cs="Microsoft YaHei"/>
-                <w:color w:val="1F2328"/>
-                <w:sz w:val="18"/>
-              </w:rPr>
-              <w:t xml:space="preserve">企业级 UI 组件</w:t>
+                <w:rFonts w:hint="eastAsia" w:ascii="Microsoft YaHei" w:hAnsi="Microsoft YaHei" w:eastAsia="Microsoft YaHei" w:cs="Microsoft YaHei"/>
+                <w:color w:val="1F2328"/>
+                <w:sz w:val="18"/>
+              </w:rPr>
+              <w:t xml:space="preserve">企业级</w:t>
+            </w:r>
+            <w:r>
+              <w:rPr>
+                <w:rFonts w:ascii="Microsoft YaHei" w:hAnsi="Microsoft YaHei" w:eastAsia="Microsoft YaHei" w:cs="Microsoft YaHei"/>
+                <w:color w:val="1F2328"/>
+                <w:sz w:val="18"/>
+              </w:rPr>
+              <w:t xml:space="preserve"> UI </w:t>
+            </w:r>
+            <w:r>
+              <w:rPr>
+                <w:rFonts w:hint="eastAsia" w:ascii="Microsoft YaHei" w:hAnsi="Microsoft YaHei" w:eastAsia="Microsoft YaHei" w:cs="Microsoft YaHei"/>
+                <w:color w:val="1F2328"/>
+                <w:sz w:val="18"/>
+              </w:rPr>
+              <w:t xml:space="preserve">组件</w:t>
             </w:r>
           </w:p>
         </w:tc>
@@ -3919,7 +4873,15 @@
                 <w:color w:val="1F2328"/>
                 <w:sz w:val="18"/>
               </w:rPr>
-              <w:t xml:space="preserve">GFM Markdown → HTML 渲染</w:t>
+              <w:t xml:space="preserve">GFM Markdown → HTML </w:t>
+            </w:r>
+            <w:r>
+              <w:rPr>
+                <w:rFonts w:hint="eastAsia" w:ascii="Microsoft YaHei" w:hAnsi="Microsoft YaHei" w:eastAsia="Microsoft YaHei" w:cs="Microsoft YaHei"/>
+                <w:color w:val="1F2328"/>
+                <w:sz w:val="18"/>
+              </w:rPr>
+              <w:t xml:space="preserve">渲染</w:t>
             </w:r>
           </w:p>
         </w:tc>
@@ -3960,7 +4922,17 @@
                 <w:color w:val="1F2328"/>
                 <w:sz w:val="18"/>
               </w:rPr>
-              <w:t xml:space="preserve">HTTP 客户端</w:t>
+              <w:t xml:space="preserve">HTTP </w:t>
+            </w:r>
+            <w:r>
+              <w:rPr>
+                <w:rFonts w:hint="eastAsia" w:ascii="Microsoft YaHei" w:hAnsi="Microsoft YaHei" w:eastAsia="Microsoft YaHei" w:cs="Microsoft YaHei"/>
+                <w:b/>
+                <w:bCs/>
+                <w:color w:val="1F2328"/>
+                <w:sz w:val="18"/>
+              </w:rPr>
+              <w:t xml:space="preserve">客户端</w:t>
             </w:r>
           </w:p>
         </w:tc>
@@ -4058,11 +5030,27 @@
             </w:pPr>
             <w:r>
               <w:rPr>
-                <w:rFonts w:ascii="Microsoft YaHei" w:hAnsi="Microsoft YaHei" w:eastAsia="Microsoft YaHei" w:cs="Microsoft YaHei"/>
-                <w:color w:val="1F2328"/>
-                <w:sz w:val="18"/>
-              </w:rPr>
-              <w:t xml:space="preserve">前端 API 请求</w:t>
+                <w:rFonts w:hint="eastAsia" w:ascii="Microsoft YaHei" w:hAnsi="Microsoft YaHei" w:eastAsia="Microsoft YaHei" w:cs="Microsoft YaHei"/>
+                <w:color w:val="1F2328"/>
+                <w:sz w:val="18"/>
+              </w:rPr>
+              <w:t xml:space="preserve">前端</w:t>
+            </w:r>
+            <w:r>
+              <w:rPr>
+                <w:rFonts w:ascii="Microsoft YaHei" w:hAnsi="Microsoft YaHei" w:eastAsia="Microsoft YaHei" w:cs="Microsoft YaHei"/>
+                <w:color w:val="1F2328"/>
+                <w:sz w:val="18"/>
+              </w:rPr>
+              <w:t xml:space="preserve"> API </w:t>
+            </w:r>
+            <w:r>
+              <w:rPr>
+                <w:rFonts w:hint="eastAsia" w:ascii="Microsoft YaHei" w:hAnsi="Microsoft YaHei" w:eastAsia="Microsoft YaHei" w:cs="Microsoft YaHei"/>
+                <w:color w:val="1F2328"/>
+                <w:sz w:val="18"/>
+              </w:rPr>
+              <w:t xml:space="preserve">请求</w:t>
             </w:r>
           </w:p>
         </w:tc>
@@ -4097,7 +5085,7 @@
             </w:pPr>
             <w:r>
               <w:rPr>
-                <w:rFonts w:ascii="Microsoft YaHei" w:hAnsi="Microsoft YaHei" w:eastAsia="Microsoft YaHei" w:cs="Microsoft YaHei"/>
+                <w:rFonts w:hint="eastAsia" w:ascii="Microsoft YaHei" w:hAnsi="Microsoft YaHei" w:eastAsia="Microsoft YaHei" w:cs="Microsoft YaHei"/>
                 <w:b/>
                 <w:bCs/>
                 <w:color w:val="1F2328"/>
@@ -4201,18 +5189,34 @@
             </w:pPr>
             <w:r>
               <w:rPr>
-                <w:rFonts w:ascii="Microsoft YaHei" w:hAnsi="Microsoft YaHei" w:eastAsia="Microsoft YaHei" w:cs="Microsoft YaHei"/>
-                <w:color w:val="1F2328"/>
-                <w:sz w:val="18"/>
-              </w:rPr>
-              <w:t xml:space="preserve">后端主语言（Record、Switch 表达式、文本块）</w:t>
+                <w:rFonts w:hint="eastAsia" w:ascii="Microsoft YaHei" w:hAnsi="Microsoft YaHei" w:eastAsia="Microsoft YaHei" w:cs="Microsoft YaHei"/>
+                <w:color w:val="1F2328"/>
+                <w:sz w:val="18"/>
+              </w:rPr>
+              <w:t xml:space="preserve">后端主语言（Record、Switch</w:t>
+            </w:r>
+            <w:r>
+              <w:rPr>
+                <w:rFonts w:ascii="Microsoft YaHei" w:hAnsi="Microsoft YaHei" w:eastAsia="Microsoft YaHei" w:cs="Microsoft YaHei"/>
+                <w:color w:val="1F2328"/>
+                <w:sz w:val="18"/>
+              </w:rPr>
+              <w:t xml:space="preserve"> </w:t>
+            </w:r>
+            <w:r>
+              <w:rPr>
+                <w:rFonts w:hint="eastAsia" w:ascii="Microsoft YaHei" w:hAnsi="Microsoft YaHei" w:eastAsia="Microsoft YaHei" w:cs="Microsoft YaHei"/>
+                <w:color w:val="1F2328"/>
+                <w:sz w:val="18"/>
+              </w:rPr>
+              <w:t xml:space="preserve">表达式、文本块）</w:t>
             </w:r>
           </w:p>
         </w:tc>
       </w:tr>
     </w:tbl>
-    <w:bookmarkEnd w:id="35"/>
-    <w:bookmarkStart w:id="40" w:name="X9ac36867d5037d3579c7d5c0a42e104178e9f85"/>
+    <w:bookmarkEnd w:id="34"/>
+    <w:bookmarkStart w:id="39" w:name="X9ac36867d5037d3579c7d5c0a42e104178e9f85"/>
     <w:p>
       <w:pPr>
         <w:pStyle w:val="Heading2"/>
@@ -4221,17 +5225,35 @@
         <w:rPr>
           <w:rFonts w:ascii="Microsoft YaHei" w:hAnsi="Microsoft YaHei" w:eastAsia="Microsoft YaHei" w:cs="Microsoft YaHei"/>
         </w:rPr>
-        <w:t xml:space="preserve">4.3 大模型 / AI 能力使用说明</w:t>
+        <w:t xml:space="preserve">4.3 </w:t>
+      </w:r>
+      <w:r>
+        <w:rPr>
+          <w:rFonts w:hint="eastAsia" w:ascii="Microsoft YaHei" w:hAnsi="Microsoft YaHei" w:eastAsia="Microsoft YaHei" w:cs="Microsoft YaHei"/>
+        </w:rPr>
+        <w:t xml:space="preserve">大模型</w:t>
+      </w:r>
+      <w:r>
+        <w:rPr>
+          <w:rFonts w:ascii="Microsoft YaHei" w:hAnsi="Microsoft YaHei" w:eastAsia="Microsoft YaHei" w:cs="Microsoft YaHei"/>
+        </w:rPr>
+        <w:t xml:space="preserve"> / AI </w:t>
+      </w:r>
+      <w:r>
+        <w:rPr>
+          <w:rFonts w:hint="eastAsia" w:ascii="Microsoft YaHei" w:hAnsi="Microsoft YaHei" w:eastAsia="Microsoft YaHei" w:cs="Microsoft YaHei"/>
+        </w:rPr>
+        <w:t xml:space="preserve">能力使用说明</w:t>
       </w:r>
     </w:p>
-    <w:bookmarkStart w:id="36" w:name="使用的模型"/>
+    <w:bookmarkStart w:id="35" w:name="使用的模型"/>
     <w:p>
       <w:pPr>
         <w:pStyle w:val="Heading3"/>
       </w:pPr>
       <w:r>
         <w:rPr>
-          <w:rFonts w:ascii="Microsoft YaHei" w:hAnsi="Microsoft YaHei" w:eastAsia="Microsoft YaHei" w:cs="Microsoft YaHei"/>
+          <w:rFonts w:hint="eastAsia" w:ascii="Microsoft YaHei" w:hAnsi="Microsoft YaHei" w:eastAsia="Microsoft YaHei" w:cs="Microsoft YaHei"/>
         </w:rPr>
         <w:t xml:space="preserve">使用的模型</w:t>
       </w:r>
@@ -4281,7 +5303,7 @@
             </w:pPr>
             <w:r>
               <w:rPr>
-                <w:rFonts w:ascii="Microsoft YaHei" w:hAnsi="Microsoft YaHei" w:eastAsia="Microsoft YaHei" w:cs="Microsoft YaHei"/>
+                <w:rFonts w:hint="eastAsia" w:ascii="Microsoft YaHei" w:hAnsi="Microsoft YaHei" w:eastAsia="Microsoft YaHei" w:cs="Microsoft YaHei"/>
                 <w:b/>
                 <w:color w:val="FFFFFF"/>
                 <w:sz w:val="18"/>
@@ -4316,7 +5338,7 @@
             </w:pPr>
             <w:r>
               <w:rPr>
-                <w:rFonts w:ascii="Microsoft YaHei" w:hAnsi="Microsoft YaHei" w:eastAsia="Microsoft YaHei" w:cs="Microsoft YaHei"/>
+                <w:rFonts w:hint="eastAsia" w:ascii="Microsoft YaHei" w:hAnsi="Microsoft YaHei" w:eastAsia="Microsoft YaHei" w:cs="Microsoft YaHei"/>
                 <w:b/>
                 <w:color w:val="FFFFFF"/>
                 <w:sz w:val="18"/>
@@ -4351,7 +5373,7 @@
             </w:pPr>
             <w:r>
               <w:rPr>
-                <w:rFonts w:ascii="Microsoft YaHei" w:hAnsi="Microsoft YaHei" w:eastAsia="Microsoft YaHei" w:cs="Microsoft YaHei"/>
+                <w:rFonts w:hint="eastAsia" w:ascii="Microsoft YaHei" w:hAnsi="Microsoft YaHei" w:eastAsia="Microsoft YaHei" w:cs="Microsoft YaHei"/>
                 <w:b/>
                 <w:color w:val="FFFFFF"/>
                 <w:sz w:val="18"/>
@@ -4386,7 +5408,7 @@
             </w:pPr>
             <w:r>
               <w:rPr>
-                <w:rFonts w:ascii="Microsoft YaHei" w:hAnsi="Microsoft YaHei" w:eastAsia="Microsoft YaHei" w:cs="Microsoft YaHei"/>
+                <w:rFonts w:hint="eastAsia" w:ascii="Microsoft YaHei" w:hAnsi="Microsoft YaHei" w:eastAsia="Microsoft YaHei" w:cs="Microsoft YaHei"/>
                 <w:b/>
                 <w:color w:val="FFFFFF"/>
                 <w:sz w:val="18"/>
@@ -4460,7 +5482,7 @@
             </w:pPr>
             <w:r>
               <w:rPr>
-                <w:rFonts w:ascii="Microsoft YaHei" w:hAnsi="Microsoft YaHei" w:eastAsia="Microsoft YaHei" w:cs="Microsoft YaHei"/>
+                <w:rFonts w:hint="eastAsia" w:ascii="Microsoft YaHei" w:hAnsi="Microsoft YaHei" w:eastAsia="Microsoft YaHei" w:cs="Microsoft YaHei"/>
                 <w:color w:val="1F2328"/>
                 <w:sz w:val="18"/>
               </w:rPr>
@@ -4528,18 +5550,50 @@
             </w:pPr>
             <w:r>
               <w:rPr>
-                <w:rFonts w:ascii="Microsoft YaHei" w:hAnsi="Microsoft YaHei" w:eastAsia="Microsoft YaHei" w:cs="Microsoft YaHei"/>
-                <w:color w:val="1F2328"/>
-                <w:sz w:val="18"/>
-              </w:rPr>
-              <w:t xml:space="preserve">全部 6 个 Agent 的推理引擎</w:t>
+                <w:rFonts w:hint="eastAsia" w:ascii="Microsoft YaHei" w:hAnsi="Microsoft YaHei" w:eastAsia="Microsoft YaHei" w:cs="Microsoft YaHei"/>
+                <w:color w:val="1F2328"/>
+                <w:sz w:val="18"/>
+              </w:rPr>
+              <w:t xml:space="preserve">全部</w:t>
+            </w:r>
+            <w:r>
+              <w:rPr>
+                <w:rFonts w:ascii="Microsoft YaHei" w:hAnsi="Microsoft YaHei" w:eastAsia="Microsoft YaHei" w:cs="Microsoft YaHei"/>
+                <w:color w:val="1F2328"/>
+                <w:sz w:val="18"/>
+              </w:rPr>
+              <w:t xml:space="preserve"> 6 </w:t>
+            </w:r>
+            <w:r>
+              <w:rPr>
+                <w:rFonts w:hint="eastAsia" w:ascii="Microsoft YaHei" w:hAnsi="Microsoft YaHei" w:eastAsia="Microsoft YaHei" w:cs="Microsoft YaHei"/>
+                <w:color w:val="1F2328"/>
+                <w:sz w:val="18"/>
+              </w:rPr>
+              <w:t xml:space="preserve">个</w:t>
+            </w:r>
+            <w:r>
+              <w:rPr>
+                <w:rFonts w:ascii="Microsoft YaHei" w:hAnsi="Microsoft YaHei" w:eastAsia="Microsoft YaHei" w:cs="Microsoft YaHei"/>
+                <w:color w:val="1F2328"/>
+                <w:sz w:val="18"/>
+              </w:rPr>
+              <w:t xml:space="preserve"> Agent </w:t>
+            </w:r>
+            <w:r>
+              <w:rPr>
+                <w:rFonts w:hint="eastAsia" w:ascii="Microsoft YaHei" w:hAnsi="Microsoft YaHei" w:eastAsia="Microsoft YaHei" w:cs="Microsoft YaHei"/>
+                <w:color w:val="1F2328"/>
+                <w:sz w:val="18"/>
+              </w:rPr>
+              <w:t xml:space="preserve">的推理引擎</w:t>
             </w:r>
           </w:p>
         </w:tc>
       </w:tr>
     </w:tbl>
-    <w:bookmarkEnd w:id="36"/>
-    <w:bookmarkStart w:id="37" w:name="agent-编排架构"/>
+    <w:bookmarkEnd w:id="35"/>
+    <w:bookmarkStart w:id="36" w:name="agent-编排架构"/>
     <w:p>
       <w:pPr>
         <w:pStyle w:val="Heading3"/>
@@ -4548,7 +5602,13 @@
         <w:rPr>
           <w:rFonts w:ascii="Microsoft YaHei" w:hAnsi="Microsoft YaHei" w:eastAsia="Microsoft YaHei" w:cs="Microsoft YaHei"/>
         </w:rPr>
-        <w:t xml:space="preserve">Agent 编排架构</w:t>
+        <w:t xml:space="preserve">Agent </w:t>
+      </w:r>
+      <w:r>
+        <w:rPr>
+          <w:rFonts w:hint="eastAsia" w:ascii="Microsoft YaHei" w:hAnsi="Microsoft YaHei" w:eastAsia="Microsoft YaHei" w:cs="Microsoft YaHei"/>
+        </w:rPr>
+        <w:t xml:space="preserve">编排架构</w:t>
       </w:r>
     </w:p>
     <w:p>
@@ -4557,7 +5617,7 @@
       </w:pPr>
       <w:r>
         <w:rPr>
-          <w:rFonts w:ascii="Microsoft YaHei" w:hAnsi="Microsoft YaHei" w:eastAsia="Microsoft YaHei" w:cs="Microsoft YaHei"/>
+          <w:rFonts w:hint="eastAsia" w:ascii="Microsoft YaHei" w:hAnsi="Microsoft YaHei" w:eastAsia="Microsoft YaHei" w:cs="Microsoft YaHei"/>
         </w:rPr>
         <w:t xml:space="preserve">本系统采用</w:t>
       </w:r>
@@ -4573,7 +5633,31 @@
           <w:b/>
           <w:bCs/>
         </w:rPr>
-        <w:t xml:space="preserve">6 Agent 线性 DAG + 条件修复循环</w:t>
+        <w:t xml:space="preserve">6 Agent </w:t>
+      </w:r>
+      <w:r>
+        <w:rPr>
+          <w:rFonts w:hint="eastAsia" w:ascii="Microsoft YaHei" w:hAnsi="Microsoft YaHei" w:eastAsia="Microsoft YaHei" w:cs="Microsoft YaHei"/>
+          <w:b/>
+          <w:bCs/>
+        </w:rPr>
+        <w:t xml:space="preserve">线性</w:t>
+      </w:r>
+      <w:r>
+        <w:rPr>
+          <w:rFonts w:ascii="Microsoft YaHei" w:hAnsi="Microsoft YaHei" w:eastAsia="Microsoft YaHei" w:cs="Microsoft YaHei"/>
+          <w:b/>
+          <w:bCs/>
+        </w:rPr>
+        <w:t xml:space="preserve"> DAG + </w:t>
+      </w:r>
+      <w:r>
+        <w:rPr>
+          <w:rFonts w:hint="eastAsia" w:ascii="Microsoft YaHei" w:hAnsi="Microsoft YaHei" w:eastAsia="Microsoft YaHei" w:cs="Microsoft YaHei"/>
+          <w:b/>
+          <w:bCs/>
+        </w:rPr>
+        <w:t xml:space="preserve">条件修复循环</w:t>
       </w:r>
       <w:r>
         <w:rPr>
@@ -4583,9 +5667,33 @@
       </w:r>
       <w:r>
         <w:rPr>
-          <w:rFonts w:ascii="Microsoft YaHei" w:hAnsi="Microsoft YaHei" w:eastAsia="Microsoft YaHei" w:cs="Microsoft YaHei"/>
-        </w:rPr>
-        <w:t xml:space="preserve">的编排架构，每个 Agent 都是独立的 LLM 调用单元：</w:t>
+          <w:rFonts w:hint="eastAsia" w:ascii="Microsoft YaHei" w:hAnsi="Microsoft YaHei" w:eastAsia="Microsoft YaHei" w:cs="Microsoft YaHei"/>
+        </w:rPr>
+        <w:t xml:space="preserve">的编排架构，每个</w:t>
+      </w:r>
+      <w:r>
+        <w:rPr>
+          <w:rFonts w:ascii="Microsoft YaHei" w:hAnsi="Microsoft YaHei" w:eastAsia="Microsoft YaHei" w:cs="Microsoft YaHei"/>
+        </w:rPr>
+        <w:t xml:space="preserve"> Agent </w:t>
+      </w:r>
+      <w:r>
+        <w:rPr>
+          <w:rFonts w:hint="eastAsia" w:ascii="Microsoft YaHei" w:hAnsi="Microsoft YaHei" w:eastAsia="Microsoft YaHei" w:cs="Microsoft YaHei"/>
+        </w:rPr>
+        <w:t xml:space="preserve">都是独立的</w:t>
+      </w:r>
+      <w:r>
+        <w:rPr>
+          <w:rFonts w:ascii="Microsoft YaHei" w:hAnsi="Microsoft YaHei" w:eastAsia="Microsoft YaHei" w:cs="Microsoft YaHei"/>
+        </w:rPr>
+        <w:t xml:space="preserve"> LLM </w:t>
+      </w:r>
+      <w:r>
+        <w:rPr>
+          <w:rFonts w:hint="eastAsia" w:ascii="Microsoft YaHei" w:hAnsi="Microsoft YaHei" w:eastAsia="Microsoft YaHei" w:cs="Microsoft YaHei"/>
+        </w:rPr>
+        <w:t xml:space="preserve">调用单元：</w:t>
       </w:r>
     </w:p>
     <w:tbl>
@@ -4669,7 +5777,7 @@
             </w:pPr>
             <w:r>
               <w:rPr>
-                <w:rFonts w:ascii="Microsoft YaHei" w:hAnsi="Microsoft YaHei" w:eastAsia="Microsoft YaHei" w:cs="Microsoft YaHei"/>
+                <w:rFonts w:hint="eastAsia" w:ascii="Microsoft YaHei" w:hAnsi="Microsoft YaHei" w:eastAsia="Microsoft YaHei" w:cs="Microsoft YaHei"/>
                 <w:b/>
                 <w:color w:val="FFFFFF"/>
                 <w:sz w:val="18"/>
@@ -4704,7 +5812,7 @@
             </w:pPr>
             <w:r>
               <w:rPr>
-                <w:rFonts w:ascii="Microsoft YaHei" w:hAnsi="Microsoft YaHei" w:eastAsia="Microsoft YaHei" w:cs="Microsoft YaHei"/>
+                <w:rFonts w:hint="eastAsia" w:ascii="Microsoft YaHei" w:hAnsi="Microsoft YaHei" w:eastAsia="Microsoft YaHei" w:cs="Microsoft YaHei"/>
                 <w:b/>
                 <w:color w:val="FFFFFF"/>
                 <w:sz w:val="18"/>
@@ -4739,7 +5847,7 @@
             </w:pPr>
             <w:r>
               <w:rPr>
-                <w:rFonts w:ascii="Microsoft YaHei" w:hAnsi="Microsoft YaHei" w:eastAsia="Microsoft YaHei" w:cs="Microsoft YaHei"/>
+                <w:rFonts w:hint="eastAsia" w:ascii="Microsoft YaHei" w:hAnsi="Microsoft YaHei" w:eastAsia="Microsoft YaHei" w:cs="Microsoft YaHei"/>
                 <w:b/>
                 <w:color w:val="FFFFFF"/>
                 <w:sz w:val="18"/>
@@ -4774,7 +5882,7 @@
             </w:pPr>
             <w:r>
               <w:rPr>
-                <w:rFonts w:ascii="Microsoft YaHei" w:hAnsi="Microsoft YaHei" w:eastAsia="Microsoft YaHei" w:cs="Microsoft YaHei"/>
+                <w:rFonts w:hint="eastAsia" w:ascii="Microsoft YaHei" w:hAnsi="Microsoft YaHei" w:eastAsia="Microsoft YaHei" w:cs="Microsoft YaHei"/>
                 <w:b/>
                 <w:color w:val="FFFFFF"/>
                 <w:sz w:val="18"/>
@@ -4848,7 +5956,7 @@
             </w:pPr>
             <w:r>
               <w:rPr>
-                <w:rFonts w:ascii="Microsoft YaHei" w:hAnsi="Microsoft YaHei" w:eastAsia="Microsoft YaHei" w:cs="Microsoft YaHei"/>
+                <w:rFonts w:hint="eastAsia" w:ascii="Microsoft YaHei" w:hAnsi="Microsoft YaHei" w:eastAsia="Microsoft YaHei" w:cs="Microsoft YaHei"/>
                 <w:color w:val="1F2328"/>
                 <w:sz w:val="18"/>
               </w:rPr>
@@ -4882,7 +5990,7 @@
             </w:pPr>
             <w:r>
               <w:rPr>
-                <w:rFonts w:ascii="Microsoft YaHei" w:hAnsi="Microsoft YaHei" w:eastAsia="Microsoft YaHei" w:cs="Microsoft YaHei"/>
+                <w:rFonts w:hint="eastAsia" w:ascii="Microsoft YaHei" w:hAnsi="Microsoft YaHei" w:eastAsia="Microsoft YaHei" w:cs="Microsoft YaHei"/>
                 <w:color w:val="1F2328"/>
                 <w:sz w:val="18"/>
               </w:rPr>
@@ -5023,7 +6131,7 @@
             </w:pPr>
             <w:r>
               <w:rPr>
-                <w:rFonts w:ascii="Microsoft YaHei" w:hAnsi="Microsoft YaHei" w:eastAsia="Microsoft YaHei" w:cs="Microsoft YaHei"/>
+                <w:rFonts w:hint="eastAsia" w:ascii="Microsoft YaHei" w:hAnsi="Microsoft YaHei" w:eastAsia="Microsoft YaHei" w:cs="Microsoft YaHei"/>
                 <w:color w:val="1F2328"/>
                 <w:sz w:val="18"/>
               </w:rPr>
@@ -5057,11 +6165,27 @@
             </w:pPr>
             <w:r>
               <w:rPr>
-                <w:rFonts w:ascii="Microsoft YaHei" w:hAnsi="Microsoft YaHei" w:eastAsia="Microsoft YaHei" w:cs="Microsoft YaHei"/>
-                <w:color w:val="1F2328"/>
-                <w:sz w:val="18"/>
-              </w:rPr>
-              <w:t xml:space="preserve">调用 Metaso API 执行多维度搜索，聚合原始证据</w:t>
+                <w:rFonts w:hint="eastAsia" w:ascii="Microsoft YaHei" w:hAnsi="Microsoft YaHei" w:eastAsia="Microsoft YaHei" w:cs="Microsoft YaHei"/>
+                <w:color w:val="1F2328"/>
+                <w:sz w:val="18"/>
+              </w:rPr>
+              <w:t xml:space="preserve">调用</w:t>
+            </w:r>
+            <w:r>
+              <w:rPr>
+                <w:rFonts w:ascii="Microsoft YaHei" w:hAnsi="Microsoft YaHei" w:eastAsia="Microsoft YaHei" w:cs="Microsoft YaHei"/>
+                <w:color w:val="1F2328"/>
+                <w:sz w:val="18"/>
+              </w:rPr>
+              <w:t xml:space="preserve"> Metaso API </w:t>
+            </w:r>
+            <w:r>
+              <w:rPr>
+                <w:rFonts w:hint="eastAsia" w:ascii="Microsoft YaHei" w:hAnsi="Microsoft YaHei" w:eastAsia="Microsoft YaHei" w:cs="Microsoft YaHei"/>
+                <w:color w:val="1F2328"/>
+                <w:sz w:val="18"/>
+              </w:rPr>
+              <w:t xml:space="preserve">执行多维度搜索，聚合原始证据</w:t>
             </w:r>
           </w:p>
         </w:tc>
@@ -5198,7 +6322,7 @@
             </w:pPr>
             <w:r>
               <w:rPr>
-                <w:rFonts w:ascii="Microsoft YaHei" w:hAnsi="Microsoft YaHei" w:eastAsia="Microsoft YaHei" w:cs="Microsoft YaHei"/>
+                <w:rFonts w:hint="eastAsia" w:ascii="Microsoft YaHei" w:hAnsi="Microsoft YaHei" w:eastAsia="Microsoft YaHei" w:cs="Microsoft YaHei"/>
                 <w:color w:val="1F2328"/>
                 <w:sz w:val="18"/>
               </w:rPr>
@@ -5232,11 +6356,27 @@
             </w:pPr>
             <w:r>
               <w:rPr>
-                <w:rFonts w:ascii="Microsoft YaHei" w:hAnsi="Microsoft YaHei" w:eastAsia="Microsoft YaHei" w:cs="Microsoft YaHei"/>
-                <w:color w:val="1F2328"/>
-                <w:sz w:val="18"/>
-              </w:rPr>
-              <w:t xml:space="preserve">从原始证据中提取结构化 Claims（带置信度和来源）</w:t>
+                <w:rFonts w:hint="eastAsia" w:ascii="Microsoft YaHei" w:hAnsi="Microsoft YaHei" w:eastAsia="Microsoft YaHei" w:cs="Microsoft YaHei"/>
+                <w:color w:val="1F2328"/>
+                <w:sz w:val="18"/>
+              </w:rPr>
+              <w:t xml:space="preserve">从原始证据中提取结构化</w:t>
+            </w:r>
+            <w:r>
+              <w:rPr>
+                <w:rFonts w:ascii="Microsoft YaHei" w:hAnsi="Microsoft YaHei" w:eastAsia="Microsoft YaHei" w:cs="Microsoft YaHei"/>
+                <w:color w:val="1F2328"/>
+                <w:sz w:val="18"/>
+              </w:rPr>
+              <w:t xml:space="preserve"> </w:t>
+            </w:r>
+            <w:r>
+              <w:rPr>
+                <w:rFonts w:hint="eastAsia" w:ascii="Microsoft YaHei" w:hAnsi="Microsoft YaHei" w:eastAsia="Microsoft YaHei" w:cs="Microsoft YaHei"/>
+                <w:color w:val="1F2328"/>
+                <w:sz w:val="18"/>
+              </w:rPr>
+              <w:t xml:space="preserve">Claims（带置信度和来源）</w:t>
             </w:r>
           </w:p>
         </w:tc>
@@ -5373,7 +6513,7 @@
             </w:pPr>
             <w:r>
               <w:rPr>
-                <w:rFonts w:ascii="Microsoft YaHei" w:hAnsi="Microsoft YaHei" w:eastAsia="Microsoft YaHei" w:cs="Microsoft YaHei"/>
+                <w:rFonts w:hint="eastAsia" w:ascii="Microsoft YaHei" w:hAnsi="Microsoft YaHei" w:eastAsia="Microsoft YaHei" w:cs="Microsoft YaHei"/>
                 <w:color w:val="1F2328"/>
                 <w:sz w:val="18"/>
               </w:rPr>
@@ -5407,11 +6547,27 @@
             </w:pPr>
             <w:r>
               <w:rPr>
-                <w:rFonts w:ascii="Microsoft YaHei" w:hAnsi="Microsoft YaHei" w:eastAsia="Microsoft YaHei" w:cs="Microsoft YaHei"/>
-                <w:color w:val="1F2328"/>
-                <w:sz w:val="18"/>
-              </w:rPr>
-              <w:t xml:space="preserve">对提取的 Claims 进行交叉验证和深度分析</w:t>
+                <w:rFonts w:hint="eastAsia" w:ascii="Microsoft YaHei" w:hAnsi="Microsoft YaHei" w:eastAsia="Microsoft YaHei" w:cs="Microsoft YaHei"/>
+                <w:color w:val="1F2328"/>
+                <w:sz w:val="18"/>
+              </w:rPr>
+              <w:t xml:space="preserve">对提取的</w:t>
+            </w:r>
+            <w:r>
+              <w:rPr>
+                <w:rFonts w:ascii="Microsoft YaHei" w:hAnsi="Microsoft YaHei" w:eastAsia="Microsoft YaHei" w:cs="Microsoft YaHei"/>
+                <w:color w:val="1F2328"/>
+                <w:sz w:val="18"/>
+              </w:rPr>
+              <w:t xml:space="preserve"> Claims </w:t>
+            </w:r>
+            <w:r>
+              <w:rPr>
+                <w:rFonts w:hint="eastAsia" w:ascii="Microsoft YaHei" w:hAnsi="Microsoft YaHei" w:eastAsia="Microsoft YaHei" w:cs="Microsoft YaHei"/>
+                <w:color w:val="1F2328"/>
+                <w:sz w:val="18"/>
+              </w:rPr>
+              <w:t xml:space="preserve">进行交叉验证和深度分析</w:t>
             </w:r>
           </w:p>
         </w:tc>
@@ -5548,7 +6704,7 @@
             </w:pPr>
             <w:r>
               <w:rPr>
-                <w:rFonts w:ascii="Microsoft YaHei" w:hAnsi="Microsoft YaHei" w:eastAsia="Microsoft YaHei" w:cs="Microsoft YaHei"/>
+                <w:rFonts w:hint="eastAsia" w:ascii="Microsoft YaHei" w:hAnsi="Microsoft YaHei" w:eastAsia="Microsoft YaHei" w:cs="Microsoft YaHei"/>
                 <w:color w:val="1F2328"/>
                 <w:sz w:val="18"/>
               </w:rPr>
@@ -5582,11 +6738,27 @@
             </w:pPr>
             <w:r>
               <w:rPr>
-                <w:rFonts w:ascii="Microsoft YaHei" w:hAnsi="Microsoft YaHei" w:eastAsia="Microsoft YaHei" w:cs="Microsoft YaHei"/>
-                <w:color w:val="1F2328"/>
-                <w:sz w:val="18"/>
-              </w:rPr>
-              <w:t xml:space="preserve">基于分析结论生成多章节 Markdown 报告（含对比表格）</w:t>
+                <w:rFonts w:hint="eastAsia" w:ascii="Microsoft YaHei" w:hAnsi="Microsoft YaHei" w:eastAsia="Microsoft YaHei" w:cs="Microsoft YaHei"/>
+                <w:color w:val="1F2328"/>
+                <w:sz w:val="18"/>
+              </w:rPr>
+              <w:t xml:space="preserve">基于分析结论生成多章节</w:t>
+            </w:r>
+            <w:r>
+              <w:rPr>
+                <w:rFonts w:ascii="Microsoft YaHei" w:hAnsi="Microsoft YaHei" w:eastAsia="Microsoft YaHei" w:cs="Microsoft YaHei"/>
+                <w:color w:val="1F2328"/>
+                <w:sz w:val="18"/>
+              </w:rPr>
+              <w:t xml:space="preserve"> Markdown </w:t>
+            </w:r>
+            <w:r>
+              <w:rPr>
+                <w:rFonts w:hint="eastAsia" w:ascii="Microsoft YaHei" w:hAnsi="Microsoft YaHei" w:eastAsia="Microsoft YaHei" w:cs="Microsoft YaHei"/>
+                <w:color w:val="1F2328"/>
+                <w:sz w:val="18"/>
+              </w:rPr>
+              <w:t xml:space="preserve">报告（含对比表格）</w:t>
             </w:r>
           </w:p>
         </w:tc>
@@ -5723,7 +6895,7 @@
             </w:pPr>
             <w:r>
               <w:rPr>
-                <w:rFonts w:ascii="Microsoft YaHei" w:hAnsi="Microsoft YaHei" w:eastAsia="Microsoft YaHei" w:cs="Microsoft YaHei"/>
+                <w:rFonts w:hint="eastAsia" w:ascii="Microsoft YaHei" w:hAnsi="Microsoft YaHei" w:eastAsia="Microsoft YaHei" w:cs="Microsoft YaHei"/>
                 <w:color w:val="1F2328"/>
                 <w:sz w:val="18"/>
               </w:rPr>
@@ -5761,7 +6933,15 @@
                 <w:color w:val="1F2328"/>
                 <w:sz w:val="18"/>
               </w:rPr>
-              <w:t xml:space="preserve">100 分制评分，定位问题，生成修复指令</w:t>
+              <w:t xml:space="preserve">100 </w:t>
+            </w:r>
+            <w:r>
+              <w:rPr>
+                <w:rFonts w:hint="eastAsia" w:ascii="Microsoft YaHei" w:hAnsi="Microsoft YaHei" w:eastAsia="Microsoft YaHei" w:cs="Microsoft YaHei"/>
+                <w:color w:val="1F2328"/>
+                <w:sz w:val="18"/>
+              </w:rPr>
+              <w:t xml:space="preserve">分制评分，定位问题，生成修复指令</w:t>
             </w:r>
           </w:p>
         </w:tc>
@@ -5835,8 +7015,8 @@
         </w:tc>
       </w:tr>
     </w:tbl>
-    <w:bookmarkEnd w:id="37"/>
-    <w:bookmarkStart w:id="38" w:name="prompt-工程设计"/>
+    <w:bookmarkEnd w:id="36"/>
+    <w:bookmarkStart w:id="37" w:name="prompt-工程设计"/>
     <w:p>
       <w:pPr>
         <w:pStyle w:val="Heading3"/>
@@ -5845,7 +7025,13 @@
         <w:rPr>
           <w:rFonts w:ascii="Microsoft YaHei" w:hAnsi="Microsoft YaHei" w:eastAsia="Microsoft YaHei" w:cs="Microsoft YaHei"/>
         </w:rPr>
-        <w:t xml:space="preserve">Prompt 工程设计</w:t>
+        <w:t xml:space="preserve">Prompt </w:t>
+      </w:r>
+      <w:r>
+        <w:rPr>
+          <w:rFonts w:hint="eastAsia" w:ascii="Microsoft YaHei" w:hAnsi="Microsoft YaHei" w:eastAsia="Microsoft YaHei" w:cs="Microsoft YaHei"/>
+        </w:rPr>
+        <w:t xml:space="preserve">工程设计</w:t>
       </w:r>
     </w:p>
     <w:p>
@@ -5862,11 +7048,35 @@
           <w:b/>
           <w:bCs/>
         </w:rPr>
-        <w:t xml:space="preserve">6 套独立 Prompt 模板</w:t>
-      </w:r>
-      <w:r>
-        <w:rPr>
-          <w:rFonts w:ascii="Microsoft YaHei" w:hAnsi="Microsoft YaHei" w:eastAsia="Microsoft YaHei" w:cs="Microsoft YaHei"/>
+        <w:t xml:space="preserve">6 </w:t>
+      </w:r>
+      <w:r>
+        <w:rPr>
+          <w:rFonts w:hint="eastAsia" w:ascii="Microsoft YaHei" w:hAnsi="Microsoft YaHei" w:eastAsia="Microsoft YaHei" w:cs="Microsoft YaHei"/>
+          <w:b/>
+          <w:bCs/>
+        </w:rPr>
+        <w:t xml:space="preserve">套独立</w:t>
+      </w:r>
+      <w:r>
+        <w:rPr>
+          <w:rFonts w:ascii="Microsoft YaHei" w:hAnsi="Microsoft YaHei" w:eastAsia="Microsoft YaHei" w:cs="Microsoft YaHei"/>
+          <w:b/>
+          <w:bCs/>
+        </w:rPr>
+        <w:t xml:space="preserve"> Prompt </w:t>
+      </w:r>
+      <w:r>
+        <w:rPr>
+          <w:rFonts w:hint="eastAsia" w:ascii="Microsoft YaHei" w:hAnsi="Microsoft YaHei" w:eastAsia="Microsoft YaHei" w:cs="Microsoft YaHei"/>
+          <w:b/>
+          <w:bCs/>
+        </w:rPr>
+        <w:t xml:space="preserve">模板</w:t>
+      </w:r>
+      <w:r>
+        <w:rPr>
+          <w:rFonts w:hint="eastAsia" w:ascii="Microsoft YaHei" w:hAnsi="Microsoft YaHei" w:eastAsia="Microsoft YaHei" w:cs="Microsoft YaHei"/>
         </w:rPr>
         <w:t xml:space="preserve">（</w:t>
       </w:r>
@@ -5885,9 +7095,27 @@
       </w:r>
       <w:r>
         <w:rPr>
-          <w:rFonts w:ascii="Microsoft YaHei" w:hAnsi="Microsoft YaHei" w:eastAsia="Microsoft YaHei" w:cs="Microsoft YaHei"/>
-        </w:rPr>
-        <w:t xml:space="preserve">包），每个 Agent 有专属的 System Prompt + User Prompt</w:t>
+          <w:rFonts w:hint="eastAsia" w:ascii="Microsoft YaHei" w:hAnsi="Microsoft YaHei" w:eastAsia="Microsoft YaHei" w:cs="Microsoft YaHei"/>
+        </w:rPr>
+        <w:t xml:space="preserve">包），每个</w:t>
+      </w:r>
+      <w:r>
+        <w:rPr>
+          <w:rFonts w:ascii="Microsoft YaHei" w:hAnsi="Microsoft YaHei" w:eastAsia="Microsoft YaHei" w:cs="Microsoft YaHei"/>
+        </w:rPr>
+        <w:t xml:space="preserve"> Agent </w:t>
+      </w:r>
+      <w:r>
+        <w:rPr>
+          <w:rFonts w:hint="eastAsia" w:ascii="Microsoft YaHei" w:hAnsi="Microsoft YaHei" w:eastAsia="Microsoft YaHei" w:cs="Microsoft YaHei"/>
+        </w:rPr>
+        <w:t xml:space="preserve">有专属的</w:t>
+      </w:r>
+      <w:r>
+        <w:rPr>
+          <w:rFonts w:ascii="Microsoft YaHei" w:hAnsi="Microsoft YaHei" w:eastAsia="Microsoft YaHei" w:cs="Microsoft YaHei"/>
+        </w:rPr>
+        <w:t xml:space="preserve"> System Prompt + User Prompt</w:t>
       </w:r>
     </w:p>
     <w:p>
@@ -5900,17 +7128,57 @@
       </w:pPr>
       <w:r>
         <w:rPr>
-          <w:rFonts w:ascii="Microsoft YaHei" w:hAnsi="Microsoft YaHei" w:eastAsia="Microsoft YaHei" w:cs="Microsoft YaHei"/>
+          <w:rFonts w:hint="eastAsia" w:ascii="Microsoft YaHei" w:hAnsi="Microsoft YaHei" w:eastAsia="Microsoft YaHei" w:cs="Microsoft YaHei"/>
           <w:b/>
           <w:bCs/>
         </w:rPr>
-        <w:t xml:space="preserve">结构化 JSON 输出</w:t>
-      </w:r>
-      <w:r>
-        <w:rPr>
-          <w:rFonts w:ascii="Microsoft YaHei" w:hAnsi="Microsoft YaHei" w:eastAsia="Microsoft YaHei" w:cs="Microsoft YaHei"/>
-        </w:rPr>
-        <w:t xml:space="preserve">：所有 Agent 要求返回符合 DTO Schema 的纯 JSON，通过</w:t>
+        <w:t xml:space="preserve">结构化</w:t>
+      </w:r>
+      <w:r>
+        <w:rPr>
+          <w:rFonts w:ascii="Microsoft YaHei" w:hAnsi="Microsoft YaHei" w:eastAsia="Microsoft YaHei" w:cs="Microsoft YaHei"/>
+          <w:b/>
+          <w:bCs/>
+        </w:rPr>
+        <w:t xml:space="preserve"> JSON </w:t>
+      </w:r>
+      <w:r>
+        <w:rPr>
+          <w:rFonts w:hint="eastAsia" w:ascii="Microsoft YaHei" w:hAnsi="Microsoft YaHei" w:eastAsia="Microsoft YaHei" w:cs="Microsoft YaHei"/>
+          <w:b/>
+          <w:bCs/>
+        </w:rPr>
+        <w:t xml:space="preserve">输出</w:t>
+      </w:r>
+      <w:r>
+        <w:rPr>
+          <w:rFonts w:hint="eastAsia" w:ascii="Microsoft YaHei" w:hAnsi="Microsoft YaHei" w:eastAsia="Microsoft YaHei" w:cs="Microsoft YaHei"/>
+        </w:rPr>
+        <w:t xml:space="preserve">：所有</w:t>
+      </w:r>
+      <w:r>
+        <w:rPr>
+          <w:rFonts w:ascii="Microsoft YaHei" w:hAnsi="Microsoft YaHei" w:eastAsia="Microsoft YaHei" w:cs="Microsoft YaHei"/>
+        </w:rPr>
+        <w:t xml:space="preserve"> Agent </w:t>
+      </w:r>
+      <w:r>
+        <w:rPr>
+          <w:rFonts w:hint="eastAsia" w:ascii="Microsoft YaHei" w:hAnsi="Microsoft YaHei" w:eastAsia="Microsoft YaHei" w:cs="Microsoft YaHei"/>
+        </w:rPr>
+        <w:t xml:space="preserve">要求返回符合</w:t>
+      </w:r>
+      <w:r>
+        <w:rPr>
+          <w:rFonts w:ascii="Microsoft YaHei" w:hAnsi="Microsoft YaHei" w:eastAsia="Microsoft YaHei" w:cs="Microsoft YaHei"/>
+        </w:rPr>
+        <w:t xml:space="preserve"> DTO Schema </w:t>
+      </w:r>
+      <w:r>
+        <w:rPr>
+          <w:rFonts w:hint="eastAsia" w:ascii="Microsoft YaHei" w:hAnsi="Microsoft YaHei" w:eastAsia="Microsoft YaHei" w:cs="Microsoft YaHei"/>
+        </w:rPr>
+        <w:t xml:space="preserve">的纯</w:t>
       </w:r>
       <w:r>
         <w:rPr>
@@ -5920,6 +7188,18 @@
       </w:r>
       <w:r>
         <w:rPr>
+          <w:rFonts w:hint="eastAsia" w:ascii="Microsoft YaHei" w:hAnsi="Microsoft YaHei" w:eastAsia="Microsoft YaHei" w:cs="Microsoft YaHei"/>
+        </w:rPr>
+        <w:t xml:space="preserve">JSON，通过</w:t>
+      </w:r>
+      <w:r>
+        <w:rPr>
+          <w:rFonts w:ascii="Microsoft YaHei" w:hAnsi="Microsoft YaHei" w:eastAsia="Microsoft YaHei" w:cs="Microsoft YaHei"/>
+        </w:rPr>
+        <w:t xml:space="preserve"> </w:t>
+      </w:r>
+      <w:r>
+        <w:rPr>
           <w:rStyle w:val="VerbatimChar"/>
           <w:rFonts w:ascii="Microsoft YaHei" w:hAnsi="Microsoft YaHei" w:eastAsia="Microsoft YaHei" w:cs="Microsoft YaHei"/>
         </w:rPr>
@@ -5933,7 +7213,7 @@
       </w:r>
       <w:r>
         <w:rPr>
-          <w:rFonts w:ascii="Microsoft YaHei" w:hAnsi="Microsoft YaHei" w:eastAsia="Microsoft YaHei" w:cs="Microsoft YaHei"/>
+          <w:rFonts w:hint="eastAsia" w:ascii="Microsoft YaHei" w:hAnsi="Microsoft YaHei" w:eastAsia="Microsoft YaHei" w:cs="Microsoft YaHei"/>
         </w:rPr>
         <w:t xml:space="preserve">进行严格校验</w:t>
       </w:r>
@@ -5948,7 +7228,7 @@
       </w:pPr>
       <w:r>
         <w:rPr>
-          <w:rFonts w:ascii="Microsoft YaHei" w:hAnsi="Microsoft YaHei" w:eastAsia="Microsoft YaHei" w:cs="Microsoft YaHei"/>
+          <w:rFonts w:hint="eastAsia" w:ascii="Microsoft YaHei" w:hAnsi="Microsoft YaHei" w:eastAsia="Microsoft YaHei" w:cs="Microsoft YaHei"/>
           <w:b/>
           <w:bCs/>
         </w:rPr>
@@ -5956,9 +7236,51 @@
       </w:r>
       <w:r>
         <w:rPr>
-          <w:rFonts w:ascii="Microsoft YaHei" w:hAnsi="Microsoft YaHei" w:eastAsia="Microsoft YaHei" w:cs="Microsoft YaHei"/>
-        </w:rPr>
-        <w:t xml:space="preserve">：双层防护（sanitize 软修正 + warn 宽容校验），防止 LLM 编造不存在的 evidenceId</w:t>
+          <w:rFonts w:hint="eastAsia" w:ascii="Microsoft YaHei" w:hAnsi="Microsoft YaHei" w:eastAsia="Microsoft YaHei" w:cs="Microsoft YaHei"/>
+        </w:rPr>
+        <w:t xml:space="preserve">：双层防护（sanitize</w:t>
+      </w:r>
+      <w:r>
+        <w:rPr>
+          <w:rFonts w:ascii="Microsoft YaHei" w:hAnsi="Microsoft YaHei" w:eastAsia="Microsoft YaHei" w:cs="Microsoft YaHei"/>
+        </w:rPr>
+        <w:t xml:space="preserve"> </w:t>
+      </w:r>
+      <w:r>
+        <w:rPr>
+          <w:rFonts w:hint="eastAsia" w:ascii="Microsoft YaHei" w:hAnsi="Microsoft YaHei" w:eastAsia="Microsoft YaHei" w:cs="Microsoft YaHei"/>
+        </w:rPr>
+        <w:t xml:space="preserve">软修正</w:t>
+      </w:r>
+      <w:r>
+        <w:rPr>
+          <w:rFonts w:ascii="Microsoft YaHei" w:hAnsi="Microsoft YaHei" w:eastAsia="Microsoft YaHei" w:cs="Microsoft YaHei"/>
+        </w:rPr>
+        <w:t xml:space="preserve"> + warn </w:t>
+      </w:r>
+      <w:r>
+        <w:rPr>
+          <w:rFonts w:hint="eastAsia" w:ascii="Microsoft YaHei" w:hAnsi="Microsoft YaHei" w:eastAsia="Microsoft YaHei" w:cs="Microsoft YaHei"/>
+        </w:rPr>
+        <w:t xml:space="preserve">宽容校验），防止</w:t>
+      </w:r>
+      <w:r>
+        <w:rPr>
+          <w:rFonts w:ascii="Microsoft YaHei" w:hAnsi="Microsoft YaHei" w:eastAsia="Microsoft YaHei" w:cs="Microsoft YaHei"/>
+        </w:rPr>
+        <w:t xml:space="preserve"> LLM </w:t>
+      </w:r>
+      <w:r>
+        <w:rPr>
+          <w:rFonts w:hint="eastAsia" w:ascii="Microsoft YaHei" w:hAnsi="Microsoft YaHei" w:eastAsia="Microsoft YaHei" w:cs="Microsoft YaHei"/>
+        </w:rPr>
+        <w:t xml:space="preserve">编造不存在的</w:t>
+      </w:r>
+      <w:r>
+        <w:rPr>
+          <w:rFonts w:ascii="Microsoft YaHei" w:hAnsi="Microsoft YaHei" w:eastAsia="Microsoft YaHei" w:cs="Microsoft YaHei"/>
+        </w:rPr>
+        <w:t xml:space="preserve"> evidenceId</w:t>
       </w:r>
     </w:p>
     <w:p>
@@ -5971,7 +7293,7 @@
       </w:pPr>
       <w:r>
         <w:rPr>
-          <w:rFonts w:ascii="Microsoft YaHei" w:hAnsi="Microsoft YaHei" w:eastAsia="Microsoft YaHei" w:cs="Microsoft YaHei"/>
+          <w:rFonts w:hint="eastAsia" w:ascii="Microsoft YaHei" w:hAnsi="Microsoft YaHei" w:eastAsia="Microsoft YaHei" w:cs="Microsoft YaHei"/>
           <w:b/>
           <w:bCs/>
         </w:rPr>
@@ -5979,20 +7301,44 @@
       </w:r>
       <w:r>
         <w:rPr>
-          <w:rFonts w:ascii="Microsoft YaHei" w:hAnsi="Microsoft YaHei" w:eastAsia="Microsoft YaHei" w:cs="Microsoft YaHei"/>
-        </w:rPr>
-        <w:t xml:space="preserve">：保留完整的 Evidence contentSnippet 传递给下游 Agent，避免信息压缩导致的质量损失</w:t>
+          <w:rFonts w:hint="eastAsia" w:ascii="Microsoft YaHei" w:hAnsi="Microsoft YaHei" w:eastAsia="Microsoft YaHei" w:cs="Microsoft YaHei"/>
+        </w:rPr>
+        <w:t xml:space="preserve">：保留完整的</w:t>
+      </w:r>
+      <w:r>
+        <w:rPr>
+          <w:rFonts w:ascii="Microsoft YaHei" w:hAnsi="Microsoft YaHei" w:eastAsia="Microsoft YaHei" w:cs="Microsoft YaHei"/>
+        </w:rPr>
+        <w:t xml:space="preserve"> Evidence contentSnippet </w:t>
+      </w:r>
+      <w:r>
+        <w:rPr>
+          <w:rFonts w:hint="eastAsia" w:ascii="Microsoft YaHei" w:hAnsi="Microsoft YaHei" w:eastAsia="Microsoft YaHei" w:cs="Microsoft YaHei"/>
+        </w:rPr>
+        <w:t xml:space="preserve">传递给下游</w:t>
+      </w:r>
+      <w:r>
+        <w:rPr>
+          <w:rFonts w:ascii="Microsoft YaHei" w:hAnsi="Microsoft YaHei" w:eastAsia="Microsoft YaHei" w:cs="Microsoft YaHei"/>
+        </w:rPr>
+        <w:t xml:space="preserve"> </w:t>
+      </w:r>
+      <w:r>
+        <w:rPr>
+          <w:rFonts w:hint="eastAsia" w:ascii="Microsoft YaHei" w:hAnsi="Microsoft YaHei" w:eastAsia="Microsoft YaHei" w:cs="Microsoft YaHei"/>
+        </w:rPr>
+        <w:t xml:space="preserve">Agent，避免信息压缩导致的质量损失</w:t>
       </w:r>
     </w:p>
-    <w:bookmarkEnd w:id="38"/>
-    <w:bookmarkStart w:id="39" w:name="在系统中的位置"/>
+    <w:bookmarkEnd w:id="37"/>
+    <w:bookmarkStart w:id="38" w:name="在系统中的位置"/>
     <w:p>
       <w:pPr>
         <w:pStyle w:val="Heading3"/>
       </w:pPr>
       <w:r>
         <w:rPr>
-          <w:rFonts w:ascii="Microsoft YaHei" w:hAnsi="Microsoft YaHei" w:eastAsia="Microsoft YaHei" w:cs="Microsoft YaHei"/>
+          <w:rFonts w:hint="eastAsia" w:ascii="Microsoft YaHei" w:hAnsi="Microsoft YaHei" w:eastAsia="Microsoft YaHei" w:cs="Microsoft YaHei"/>
         </w:rPr>
         <w:t xml:space="preserve">在系统中的位置</w:t>
       </w:r>
@@ -6006,17 +7352,10 @@
       <w:r>
         <w:rPr>
           <w:rStyle w:val="VerbatimChar"/>
-          <w:rFonts w:ascii="Consolas" w:hAnsi="Consolas" w:eastAsia="Consolas" w:cs="Consolas"/>
+          <w:rFonts w:hint="eastAsia" w:ascii="Consolas" w:hAnsi="Consolas" w:eastAsia="Consolas" w:cs="Consolas"/>
           <w:sz w:val="17"/>
         </w:rPr>
-        <w:t xml:space="preserve">用户输入 → PlannerAgent(LLM) → CollectorAgent(LLM + Metaso API)</w:t>
-      </w:r>
-      <w:r>
-        <w:rPr>
-          <w:rFonts w:ascii="Consolas" w:hAnsi="Consolas" w:eastAsia="Consolas" w:cs="Consolas"/>
-          <w:sz w:val="17"/>
-        </w:rPr>
-        <w:br/>
+        <w:t xml:space="preserve">用户输入</w:t>
       </w:r>
       <w:r>
         <w:rPr>
@@ -6024,7 +7363,7 @@
           <w:rFonts w:ascii="Consolas" w:hAnsi="Consolas" w:eastAsia="Consolas" w:cs="Consolas"/>
           <w:sz w:val="17"/>
         </w:rPr>
-        <w:t xml:space="preserve">         → ExtractorAgent(LLM) → AnalyzerAgent(LLM)</w:t>
+        <w:t xml:space="preserve"> → PlannerAgent(LLM) → CollectorAgent(LLM + Metaso API)</w:t>
       </w:r>
       <w:r>
         <w:rPr>
@@ -6039,7 +7378,7 @@
           <w:rFonts w:ascii="Consolas" w:hAnsi="Consolas" w:eastAsia="Consolas" w:cs="Consolas"/>
           <w:sz w:val="17"/>
         </w:rPr>
-        <w:t xml:space="preserve">         → WriterAgent(LLM) → ReviewerAgent(LLM)</w:t>
+        <w:t xml:space="preserve">         → ExtractorAgent(LLM) → AnalyzerAgent(LLM)</w:t>
       </w:r>
       <w:r>
         <w:rPr>
@@ -6054,7 +7393,7 @@
           <w:rFonts w:ascii="Consolas" w:hAnsi="Consolas" w:eastAsia="Consolas" w:cs="Consolas"/>
           <w:sz w:val="17"/>
         </w:rPr>
-        <w:t xml:space="preserve">         → [条件修复循环: RepairRouter → 目标Agent(LLM) → ReviewerAgent(LLM)]</w:t>
+        <w:t xml:space="preserve">         → WriterAgent(LLM) → ReviewerAgent(LLM)</w:t>
       </w:r>
       <w:r>
         <w:rPr>
@@ -6069,12 +7408,67 @@
           <w:rFonts w:ascii="Consolas" w:hAnsi="Consolas" w:eastAsia="Consolas" w:cs="Consolas"/>
           <w:sz w:val="17"/>
         </w:rPr>
-        <w:t xml:space="preserve">         → 最终报告输出</w:t>
+        <w:t xml:space="preserve">         → </w:t>
+      </w:r>
+      <w:r>
+        <w:rPr>
+          <w:rStyle w:val="VerbatimChar"/>
+          <w:rFonts w:hint="eastAsia" w:ascii="Consolas" w:hAnsi="Consolas" w:eastAsia="Consolas" w:cs="Consolas"/>
+          <w:sz w:val="17"/>
+        </w:rPr>
+        <w:t xml:space="preserve">[条件修复循环:</w:t>
+      </w:r>
+      <w:r>
+        <w:rPr>
+          <w:rStyle w:val="VerbatimChar"/>
+          <w:rFonts w:ascii="Consolas" w:hAnsi="Consolas" w:eastAsia="Consolas" w:cs="Consolas"/>
+          <w:sz w:val="17"/>
+        </w:rPr>
+        <w:t xml:space="preserve"> RepairRouter → </w:t>
+      </w:r>
+      <w:r>
+        <w:rPr>
+          <w:rStyle w:val="VerbatimChar"/>
+          <w:rFonts w:hint="eastAsia" w:ascii="Consolas" w:hAnsi="Consolas" w:eastAsia="Consolas" w:cs="Consolas"/>
+          <w:sz w:val="17"/>
+        </w:rPr>
+        <w:t xml:space="preserve">目标Agent(LLM)</w:t>
+      </w:r>
+      <w:r>
+        <w:rPr>
+          <w:rStyle w:val="VerbatimChar"/>
+          <w:rFonts w:ascii="Consolas" w:hAnsi="Consolas" w:eastAsia="Consolas" w:cs="Consolas"/>
+          <w:sz w:val="17"/>
+        </w:rPr>
+        <w:t xml:space="preserve"> → ReviewerAgent(LLM)]</w:t>
+      </w:r>
+      <w:r>
+        <w:rPr>
+          <w:rFonts w:ascii="Consolas" w:hAnsi="Consolas" w:eastAsia="Consolas" w:cs="Consolas"/>
+          <w:sz w:val="17"/>
+        </w:rPr>
+        <w:br/>
+      </w:r>
+      <w:r>
+        <w:rPr>
+          <w:rStyle w:val="VerbatimChar"/>
+          <w:rFonts w:ascii="Consolas" w:hAnsi="Consolas" w:eastAsia="Consolas" w:cs="Consolas"/>
+          <w:sz w:val="17"/>
+        </w:rPr>
+        <w:t xml:space="preserve">         → </w:t>
+      </w:r>
+      <w:r>
+        <w:rPr>
+          <w:rStyle w:val="VerbatimChar"/>
+          <w:rFonts w:hint="eastAsia" w:ascii="Consolas" w:hAnsi="Consolas" w:eastAsia="Consolas" w:cs="Consolas"/>
+          <w:sz w:val="17"/>
+        </w:rPr>
+        <w:t xml:space="preserve">最终报告输出</w:t>
       </w:r>
     </w:p>
+    <w:bookmarkEnd w:id="38"/>
     <w:bookmarkEnd w:id="39"/>
-    <w:bookmarkEnd w:id="40"/>
-    <w:bookmarkStart w:id="44" w:name="X282b8cc5b1f95b6b69bb02be43911aa931589b4"/>
+    <w:bookmarkStart w:id="43" w:name="X282b8cc5b1f95b6b69bb02be43911aa931589b4"/>
     <w:p>
       <w:pPr>
         <w:pStyle w:val="Heading2"/>
@@ -6083,19 +7477,49 @@
         <w:rPr>
           <w:rFonts w:ascii="Microsoft YaHei" w:hAnsi="Microsoft YaHei" w:eastAsia="Microsoft YaHei" w:cs="Microsoft YaHei"/>
         </w:rPr>
-        <w:t xml:space="preserve">4.4 关键工程难点与解决方案</w:t>
+        <w:t xml:space="preserve">4.4 </w:t>
+      </w:r>
+      <w:r>
+        <w:rPr>
+          <w:rFonts w:hint="eastAsia" w:ascii="Microsoft YaHei" w:hAnsi="Microsoft YaHei" w:eastAsia="Microsoft YaHei" w:cs="Microsoft YaHei"/>
+        </w:rPr>
+        <w:t xml:space="preserve">关键工程难点与解决方案</w:t>
       </w:r>
     </w:p>
-    <w:bookmarkStart w:id="41" w:name="难点一llm-输出幻觉evidenceid-编造"/>
+    <w:bookmarkStart w:id="40" w:name="难点一llm-输出幻觉evidenceid-编造"/>
     <w:p>
       <w:pPr>
         <w:pStyle w:val="Heading3"/>
       </w:pPr>
       <w:r>
         <w:rPr>
-          <w:rFonts w:ascii="Microsoft YaHei" w:hAnsi="Microsoft YaHei" w:eastAsia="Microsoft YaHei" w:cs="Microsoft YaHei"/>
-        </w:rPr>
-        <w:t xml:space="preserve">难点一：LLM 输出幻觉（evidenceId 编造）</w:t>
+          <w:rFonts w:hint="eastAsia" w:ascii="Microsoft YaHei" w:hAnsi="Microsoft YaHei" w:eastAsia="Microsoft YaHei" w:cs="Microsoft YaHei"/>
+        </w:rPr>
+        <w:t xml:space="preserve">难点一：LLM</w:t>
+      </w:r>
+      <w:r>
+        <w:rPr>
+          <w:rFonts w:ascii="Microsoft YaHei" w:hAnsi="Microsoft YaHei" w:eastAsia="Microsoft YaHei" w:cs="Microsoft YaHei"/>
+        </w:rPr>
+        <w:t xml:space="preserve"> </w:t>
+      </w:r>
+      <w:r>
+        <w:rPr>
+          <w:rFonts w:hint="eastAsia" w:ascii="Microsoft YaHei" w:hAnsi="Microsoft YaHei" w:eastAsia="Microsoft YaHei" w:cs="Microsoft YaHei"/>
+        </w:rPr>
+        <w:t xml:space="preserve">输出幻觉（evidenceId</w:t>
+      </w:r>
+      <w:r>
+        <w:rPr>
+          <w:rFonts w:ascii="Microsoft YaHei" w:hAnsi="Microsoft YaHei" w:eastAsia="Microsoft YaHei" w:cs="Microsoft YaHei"/>
+        </w:rPr>
+        <w:t xml:space="preserve"> </w:t>
+      </w:r>
+      <w:r>
+        <w:rPr>
+          <w:rFonts w:hint="eastAsia" w:ascii="Microsoft YaHei" w:hAnsi="Microsoft YaHei" w:eastAsia="Microsoft YaHei" w:cs="Microsoft YaHei"/>
+        </w:rPr>
+        <w:t xml:space="preserve">编造）</w:t>
       </w:r>
     </w:p>
     <w:p>
@@ -6104,7 +7528,7 @@
       </w:pPr>
       <w:r>
         <w:rPr>
-          <w:rFonts w:ascii="Microsoft YaHei" w:hAnsi="Microsoft YaHei" w:eastAsia="Microsoft YaHei" w:cs="Microsoft YaHei"/>
+          <w:rFonts w:hint="eastAsia" w:ascii="Microsoft YaHei" w:hAnsi="Microsoft YaHei" w:eastAsia="Microsoft YaHei" w:cs="Microsoft YaHei"/>
           <w:b/>
           <w:bCs/>
         </w:rPr>
@@ -6112,9 +7536,33 @@
       </w:r>
       <w:r>
         <w:rPr>
-          <w:rFonts w:ascii="Microsoft YaHei" w:hAnsi="Microsoft YaHei" w:eastAsia="Microsoft YaHei" w:cs="Microsoft YaHei"/>
-        </w:rPr>
-        <w:t xml:space="preserve">：LLM 在生成报告和分析时，经常编造不存在的 evidenceId 引用，导致下游校验失败、工作流中断。</w:t>
+          <w:rFonts w:hint="eastAsia" w:ascii="Microsoft YaHei" w:hAnsi="Microsoft YaHei" w:eastAsia="Microsoft YaHei" w:cs="Microsoft YaHei"/>
+        </w:rPr>
+        <w:t xml:space="preserve">：LLM</w:t>
+      </w:r>
+      <w:r>
+        <w:rPr>
+          <w:rFonts w:ascii="Microsoft YaHei" w:hAnsi="Microsoft YaHei" w:eastAsia="Microsoft YaHei" w:cs="Microsoft YaHei"/>
+        </w:rPr>
+        <w:t xml:space="preserve"> </w:t>
+      </w:r>
+      <w:r>
+        <w:rPr>
+          <w:rFonts w:hint="eastAsia" w:ascii="Microsoft YaHei" w:hAnsi="Microsoft YaHei" w:eastAsia="Microsoft YaHei" w:cs="Microsoft YaHei"/>
+        </w:rPr>
+        <w:t xml:space="preserve">在生成报告和分析时，经常编造不存在的</w:t>
+      </w:r>
+      <w:r>
+        <w:rPr>
+          <w:rFonts w:ascii="Microsoft YaHei" w:hAnsi="Microsoft YaHei" w:eastAsia="Microsoft YaHei" w:cs="Microsoft YaHei"/>
+        </w:rPr>
+        <w:t xml:space="preserve"> evidenceId </w:t>
+      </w:r>
+      <w:r>
+        <w:rPr>
+          <w:rFonts w:hint="eastAsia" w:ascii="Microsoft YaHei" w:hAnsi="Microsoft YaHei" w:eastAsia="Microsoft YaHei" w:cs="Microsoft YaHei"/>
+        </w:rPr>
+        <w:t xml:space="preserve">引用，导致下游校验失败、工作流中断。</w:t>
       </w:r>
     </w:p>
     <w:p>
@@ -6123,7 +7571,7 @@
       </w:pPr>
       <w:r>
         <w:rPr>
-          <w:rFonts w:ascii="Microsoft YaHei" w:hAnsi="Microsoft YaHei" w:eastAsia="Microsoft YaHei" w:cs="Microsoft YaHei"/>
+          <w:rFonts w:hint="eastAsia" w:ascii="Microsoft YaHei" w:hAnsi="Microsoft YaHei" w:eastAsia="Microsoft YaHei" w:cs="Microsoft YaHei"/>
           <w:b/>
           <w:bCs/>
         </w:rPr>
@@ -6131,13 +7579,13 @@
       </w:r>
       <w:r>
         <w:rPr>
-          <w:rFonts w:ascii="Microsoft YaHei" w:hAnsi="Microsoft YaHei" w:eastAsia="Microsoft YaHei" w:cs="Microsoft YaHei"/>
+          <w:rFonts w:hint="eastAsia" w:ascii="Microsoft YaHei" w:hAnsi="Microsoft YaHei" w:eastAsia="Microsoft YaHei" w:cs="Microsoft YaHei"/>
         </w:rPr>
         <w:t xml:space="preserve">：设计了</w:t>
       </w:r>
       <w:r>
         <w:rPr>
-          <w:rFonts w:ascii="Microsoft YaHei" w:hAnsi="Microsoft YaHei" w:eastAsia="Microsoft YaHei" w:cs="Microsoft YaHei"/>
+          <w:rFonts w:hint="eastAsia" w:ascii="Microsoft YaHei" w:hAnsi="Microsoft YaHei" w:eastAsia="Microsoft YaHei" w:cs="Microsoft YaHei"/>
           <w:b/>
           <w:bCs/>
         </w:rPr>
@@ -6145,7 +7593,7 @@
       </w:r>
       <w:r>
         <w:rPr>
-          <w:rFonts w:ascii="Microsoft YaHei" w:hAnsi="Microsoft YaHei" w:eastAsia="Microsoft YaHei" w:cs="Microsoft YaHei"/>
+          <w:rFonts w:hint="eastAsia" w:ascii="Microsoft YaHei" w:hAnsi="Microsoft YaHei" w:eastAsia="Microsoft YaHei" w:cs="Microsoft YaHei"/>
         </w:rPr>
         <w:t xml:space="preserve">：</w:t>
       </w:r>
@@ -6164,13 +7612,69 @@
           <w:b/>
           <w:bCs/>
         </w:rPr>
-        <w:t xml:space="preserve">Sanitize 层（软修正）</w:t>
-      </w:r>
-      <w:r>
-        <w:rPr>
-          <w:rFonts w:ascii="Microsoft YaHei" w:hAnsi="Microsoft YaHei" w:eastAsia="Microsoft YaHei" w:cs="Microsoft YaHei"/>
-        </w:rPr>
-        <w:t xml:space="preserve">：在 Agent 输出后自动过滤非法 evidenceId，当全部引用均为幻觉时，从真实证据池中选取最相关的 ID 作为替代（而非保留幻觉 ID）。</w:t>
+        <w:t xml:space="preserve">Sanitize </w:t>
+      </w:r>
+      <w:r>
+        <w:rPr>
+          <w:rFonts w:hint="eastAsia" w:ascii="Microsoft YaHei" w:hAnsi="Microsoft YaHei" w:eastAsia="Microsoft YaHei" w:cs="Microsoft YaHei"/>
+          <w:b/>
+          <w:bCs/>
+        </w:rPr>
+        <w:t xml:space="preserve">层（软修正）</w:t>
+      </w:r>
+      <w:r>
+        <w:rPr>
+          <w:rFonts w:hint="eastAsia" w:ascii="Microsoft YaHei" w:hAnsi="Microsoft YaHei" w:eastAsia="Microsoft YaHei" w:cs="Microsoft YaHei"/>
+        </w:rPr>
+        <w:t xml:space="preserve">：在</w:t>
+      </w:r>
+      <w:r>
+        <w:rPr>
+          <w:rFonts w:ascii="Microsoft YaHei" w:hAnsi="Microsoft YaHei" w:eastAsia="Microsoft YaHei" w:cs="Microsoft YaHei"/>
+        </w:rPr>
+        <w:t xml:space="preserve"> Agent </w:t>
+      </w:r>
+      <w:r>
+        <w:rPr>
+          <w:rFonts w:hint="eastAsia" w:ascii="Microsoft YaHei" w:hAnsi="Microsoft YaHei" w:eastAsia="Microsoft YaHei" w:cs="Microsoft YaHei"/>
+        </w:rPr>
+        <w:t xml:space="preserve">输出后自动过滤非法</w:t>
+      </w:r>
+      <w:r>
+        <w:rPr>
+          <w:rFonts w:ascii="Microsoft YaHei" w:hAnsi="Microsoft YaHei" w:eastAsia="Microsoft YaHei" w:cs="Microsoft YaHei"/>
+        </w:rPr>
+        <w:t xml:space="preserve"> </w:t>
+      </w:r>
+      <w:r>
+        <w:rPr>
+          <w:rFonts w:hint="eastAsia" w:ascii="Microsoft YaHei" w:hAnsi="Microsoft YaHei" w:eastAsia="Microsoft YaHei" w:cs="Microsoft YaHei"/>
+        </w:rPr>
+        <w:t xml:space="preserve">evidenceId，当全部引用均为幻觉时，从真实证据池中选取最相关的</w:t>
+      </w:r>
+      <w:r>
+        <w:rPr>
+          <w:rFonts w:ascii="Microsoft YaHei" w:hAnsi="Microsoft YaHei" w:eastAsia="Microsoft YaHei" w:cs="Microsoft YaHei"/>
+        </w:rPr>
+        <w:t xml:space="preserve"> ID </w:t>
+      </w:r>
+      <w:r>
+        <w:rPr>
+          <w:rFonts w:hint="eastAsia" w:ascii="Microsoft YaHei" w:hAnsi="Microsoft YaHei" w:eastAsia="Microsoft YaHei" w:cs="Microsoft YaHei"/>
+        </w:rPr>
+        <w:t xml:space="preserve">作为替代（而非保留幻觉</w:t>
+      </w:r>
+      <w:r>
+        <w:rPr>
+          <w:rFonts w:ascii="Microsoft YaHei" w:hAnsi="Microsoft YaHei" w:eastAsia="Microsoft YaHei" w:cs="Microsoft YaHei"/>
+        </w:rPr>
+        <w:t xml:space="preserve"> </w:t>
+      </w:r>
+      <w:r>
+        <w:rPr>
+          <w:rFonts w:hint="eastAsia" w:ascii="Microsoft YaHei" w:hAnsi="Microsoft YaHei" w:eastAsia="Microsoft YaHei" w:cs="Microsoft YaHei"/>
+        </w:rPr>
+        <w:t xml:space="preserve">ID）。</w:t>
       </w:r>
     </w:p>
     <w:p>
@@ -6187,11 +7691,19 @@
           <w:b/>
           <w:bCs/>
         </w:rPr>
-        <w:t xml:space="preserve">Warn 层（宽容校验）</w:t>
-      </w:r>
-      <w:r>
-        <w:rPr>
-          <w:rFonts w:ascii="Microsoft YaHei" w:hAnsi="Microsoft YaHei" w:eastAsia="Microsoft YaHei" w:cs="Microsoft YaHei"/>
+        <w:t xml:space="preserve">Warn </w:t>
+      </w:r>
+      <w:r>
+        <w:rPr>
+          <w:rFonts w:hint="eastAsia" w:ascii="Microsoft YaHei" w:hAnsi="Microsoft YaHei" w:eastAsia="Microsoft YaHei" w:cs="Microsoft YaHei"/>
+          <w:b/>
+          <w:bCs/>
+        </w:rPr>
+        <w:t xml:space="preserve">层（宽容校验）</w:t>
+      </w:r>
+      <w:r>
+        <w:rPr>
+          <w:rFonts w:hint="eastAsia" w:ascii="Microsoft YaHei" w:hAnsi="Microsoft YaHei" w:eastAsia="Microsoft YaHei" w:cs="Microsoft YaHei"/>
         </w:rPr>
         <w:t xml:space="preserve">：后续验证改为</w:t>
       </w:r>
@@ -6210,9 +7722,21 @@
       </w:r>
       <w:r>
         <w:rPr>
-          <w:rFonts w:ascii="Microsoft YaHei" w:hAnsi="Microsoft YaHei" w:eastAsia="Microsoft YaHei" w:cs="Microsoft YaHei"/>
-        </w:rPr>
-        <w:t xml:space="preserve">（仅记录日志不抛异常），容忍少量残余幻觉，确保工作流不因单个 ID 问题而崩溃。</w:t>
+          <w:rFonts w:hint="eastAsia" w:ascii="Microsoft YaHei" w:hAnsi="Microsoft YaHei" w:eastAsia="Microsoft YaHei" w:cs="Microsoft YaHei"/>
+        </w:rPr>
+        <w:t xml:space="preserve">（仅记录日志不抛异常），容忍少量残余幻觉，确保工作流不因单个</w:t>
+      </w:r>
+      <w:r>
+        <w:rPr>
+          <w:rFonts w:ascii="Microsoft YaHei" w:hAnsi="Microsoft YaHei" w:eastAsia="Microsoft YaHei" w:cs="Microsoft YaHei"/>
+        </w:rPr>
+        <w:t xml:space="preserve"> ID </w:t>
+      </w:r>
+      <w:r>
+        <w:rPr>
+          <w:rFonts w:hint="eastAsia" w:ascii="Microsoft YaHei" w:hAnsi="Microsoft YaHei" w:eastAsia="Microsoft YaHei" w:cs="Microsoft YaHei"/>
+        </w:rPr>
+        <w:t xml:space="preserve">问题而崩溃。</w:t>
       </w:r>
     </w:p>
     <w:p>
@@ -6221,7 +7745,7 @@
       </w:pPr>
       <w:r>
         <w:rPr>
-          <w:rFonts w:ascii="Microsoft YaHei" w:hAnsi="Microsoft YaHei" w:eastAsia="Microsoft YaHei" w:cs="Microsoft YaHei"/>
+          <w:rFonts w:hint="eastAsia" w:ascii="Microsoft YaHei" w:hAnsi="Microsoft YaHei" w:eastAsia="Microsoft YaHei" w:cs="Microsoft YaHei"/>
           <w:b/>
           <w:bCs/>
         </w:rPr>
@@ -6229,20 +7753,32 @@
       </w:r>
       <w:r>
         <w:rPr>
-          <w:rFonts w:ascii="Microsoft YaHei" w:hAnsi="Microsoft YaHei" w:eastAsia="Microsoft YaHei" w:cs="Microsoft YaHei"/>
-        </w:rPr>
-        <w:t xml:space="preserve">：从“工作流频繁因幻觉而崩溃”改善为“100% 完整执行”，同时保持了证据引用的可追溯性。</w:t>
+          <w:rFonts w:hint="eastAsia" w:ascii="Microsoft YaHei" w:hAnsi="Microsoft YaHei" w:eastAsia="Microsoft YaHei" w:cs="Microsoft YaHei"/>
+        </w:rPr>
+        <w:t xml:space="preserve">：从“工作流频繁因幻觉而崩溃”改善为“100%</w:t>
+      </w:r>
+      <w:r>
+        <w:rPr>
+          <w:rFonts w:ascii="Microsoft YaHei" w:hAnsi="Microsoft YaHei" w:eastAsia="Microsoft YaHei" w:cs="Microsoft YaHei"/>
+        </w:rPr>
+        <w:t xml:space="preserve"> </w:t>
+      </w:r>
+      <w:r>
+        <w:rPr>
+          <w:rFonts w:hint="eastAsia" w:ascii="Microsoft YaHei" w:hAnsi="Microsoft YaHei" w:eastAsia="Microsoft YaHei" w:cs="Microsoft YaHei"/>
+        </w:rPr>
+        <w:t xml:space="preserve">完整执行”，同时保持了证据引用的可追溯性。</w:t>
       </w:r>
     </w:p>
-    <w:bookmarkEnd w:id="41"/>
-    <w:bookmarkStart w:id="42" w:name="难点二工作流失败时中间状态丢失"/>
+    <w:bookmarkEnd w:id="40"/>
+    <w:bookmarkStart w:id="41" w:name="难点二工作流失败时中间状态丢失"/>
     <w:p>
       <w:pPr>
         <w:pStyle w:val="Heading3"/>
       </w:pPr>
       <w:r>
         <w:rPr>
-          <w:rFonts w:ascii="Microsoft YaHei" w:hAnsi="Microsoft YaHei" w:eastAsia="Microsoft YaHei" w:cs="Microsoft YaHei"/>
+          <w:rFonts w:hint="eastAsia" w:ascii="Microsoft YaHei" w:hAnsi="Microsoft YaHei" w:eastAsia="Microsoft YaHei" w:cs="Microsoft YaHei"/>
         </w:rPr>
         <w:t xml:space="preserve">难点二：工作流失败时中间状态丢失</w:t>
       </w:r>
@@ -6253,7 +7789,7 @@
       </w:pPr>
       <w:r>
         <w:rPr>
-          <w:rFonts w:ascii="Microsoft YaHei" w:hAnsi="Microsoft YaHei" w:eastAsia="Microsoft YaHei" w:cs="Microsoft YaHei"/>
+          <w:rFonts w:hint="eastAsia" w:ascii="Microsoft YaHei" w:hAnsi="Microsoft YaHei" w:eastAsia="Microsoft YaHei" w:cs="Microsoft YaHei"/>
           <w:b/>
           <w:bCs/>
         </w:rPr>
@@ -6261,9 +7797,57 @@
       </w:r>
       <w:r>
         <w:rPr>
-          <w:rFonts w:ascii="Microsoft YaHei" w:hAnsi="Microsoft YaHei" w:eastAsia="Microsoft YaHei" w:cs="Microsoft YaHei"/>
-        </w:rPr>
-        <w:t xml:space="preserve">：6 Agent 链式执行耗时较长（2-5 分钟），若在后期 Agent（如 Writer 修复阶段）失败，前期已完成的中间结果（证据/分析/质检）全部丢失，用户看不到任何结果。</w:t>
+          <w:rFonts w:hint="eastAsia" w:ascii="Microsoft YaHei" w:hAnsi="Microsoft YaHei" w:eastAsia="Microsoft YaHei" w:cs="Microsoft YaHei"/>
+        </w:rPr>
+        <w:t xml:space="preserve">：6</w:t>
+      </w:r>
+      <w:r>
+        <w:rPr>
+          <w:rFonts w:ascii="Microsoft YaHei" w:hAnsi="Microsoft YaHei" w:eastAsia="Microsoft YaHei" w:cs="Microsoft YaHei"/>
+        </w:rPr>
+        <w:t xml:space="preserve"> Agent </w:t>
+      </w:r>
+      <w:r>
+        <w:rPr>
+          <w:rFonts w:hint="eastAsia" w:ascii="Microsoft YaHei" w:hAnsi="Microsoft YaHei" w:eastAsia="Microsoft YaHei" w:cs="Microsoft YaHei"/>
+        </w:rPr>
+        <w:t xml:space="preserve">链式执行耗时较长（2-5</w:t>
+      </w:r>
+      <w:r>
+        <w:rPr>
+          <w:rFonts w:ascii="Microsoft YaHei" w:hAnsi="Microsoft YaHei" w:eastAsia="Microsoft YaHei" w:cs="Microsoft YaHei"/>
+        </w:rPr>
+        <w:t xml:space="preserve"> </w:t>
+      </w:r>
+      <w:r>
+        <w:rPr>
+          <w:rFonts w:hint="eastAsia" w:ascii="Microsoft YaHei" w:hAnsi="Microsoft YaHei" w:eastAsia="Microsoft YaHei" w:cs="Microsoft YaHei"/>
+        </w:rPr>
+        <w:t xml:space="preserve">分钟），若在后期</w:t>
+      </w:r>
+      <w:r>
+        <w:rPr>
+          <w:rFonts w:ascii="Microsoft YaHei" w:hAnsi="Microsoft YaHei" w:eastAsia="Microsoft YaHei" w:cs="Microsoft YaHei"/>
+        </w:rPr>
+        <w:t xml:space="preserve"> </w:t>
+      </w:r>
+      <w:r>
+        <w:rPr>
+          <w:rFonts w:hint="eastAsia" w:ascii="Microsoft YaHei" w:hAnsi="Microsoft YaHei" w:eastAsia="Microsoft YaHei" w:cs="Microsoft YaHei"/>
+        </w:rPr>
+        <w:t xml:space="preserve">Agent（如</w:t>
+      </w:r>
+      <w:r>
+        <w:rPr>
+          <w:rFonts w:ascii="Microsoft YaHei" w:hAnsi="Microsoft YaHei" w:eastAsia="Microsoft YaHei" w:cs="Microsoft YaHei"/>
+        </w:rPr>
+        <w:t xml:space="preserve"> Writer </w:t>
+      </w:r>
+      <w:r>
+        <w:rPr>
+          <w:rFonts w:hint="eastAsia" w:ascii="Microsoft YaHei" w:hAnsi="Microsoft YaHei" w:eastAsia="Microsoft YaHei" w:cs="Microsoft YaHei"/>
+        </w:rPr>
+        <w:t xml:space="preserve">修复阶段）失败，前期已完成的中间结果（证据/分析/质检）全部丢失，用户看不到任何结果。</w:t>
       </w:r>
     </w:p>
     <w:p>
@@ -6272,7 +7856,7 @@
       </w:pPr>
       <w:r>
         <w:rPr>
-          <w:rFonts w:ascii="Microsoft YaHei" w:hAnsi="Microsoft YaHei" w:eastAsia="Microsoft YaHei" w:cs="Microsoft YaHei"/>
+          <w:rFonts w:hint="eastAsia" w:ascii="Microsoft YaHei" w:hAnsi="Microsoft YaHei" w:eastAsia="Microsoft YaHei" w:cs="Microsoft YaHei"/>
           <w:b/>
           <w:bCs/>
         </w:rPr>
@@ -6280,13 +7864,13 @@
       </w:r>
       <w:r>
         <w:rPr>
-          <w:rFonts w:ascii="Microsoft YaHei" w:hAnsi="Microsoft YaHei" w:eastAsia="Microsoft YaHei" w:cs="Microsoft YaHei"/>
+          <w:rFonts w:hint="eastAsia" w:ascii="Microsoft YaHei" w:hAnsi="Microsoft YaHei" w:eastAsia="Microsoft YaHei" w:cs="Microsoft YaHei"/>
         </w:rPr>
         <w:t xml:space="preserve">：采用</w:t>
       </w:r>
       <w:r>
         <w:rPr>
-          <w:rFonts w:ascii="Microsoft YaHei" w:hAnsi="Microsoft YaHei" w:eastAsia="Microsoft YaHei" w:cs="Microsoft YaHei"/>
+          <w:rFonts w:hint="eastAsia" w:ascii="Microsoft YaHei" w:hAnsi="Microsoft YaHei" w:eastAsia="Microsoft YaHei" w:cs="Microsoft YaHei"/>
           <w:b/>
           <w:bCs/>
         </w:rPr>
@@ -6294,7 +7878,7 @@
       </w:r>
       <w:r>
         <w:rPr>
-          <w:rFonts w:ascii="Microsoft YaHei" w:hAnsi="Microsoft YaHei" w:eastAsia="Microsoft YaHei" w:cs="Microsoft YaHei"/>
+          <w:rFonts w:hint="eastAsia" w:ascii="Microsoft YaHei" w:hAnsi="Microsoft YaHei" w:eastAsia="Microsoft YaHei" w:cs="Microsoft YaHei"/>
         </w:rPr>
         <w:t xml:space="preserve">：</w:t>
       </w:r>
@@ -6316,7 +7900,7 @@
       </w:r>
       <w:r>
         <w:rPr>
-          <w:rFonts w:ascii="Microsoft YaHei" w:hAnsi="Microsoft YaHei" w:eastAsia="Microsoft YaHei" w:cs="Microsoft YaHei"/>
+          <w:rFonts w:hint="eastAsia" w:ascii="Microsoft YaHei" w:hAnsi="Microsoft YaHei" w:eastAsia="Microsoft YaHei" w:cs="Microsoft YaHei"/>
         </w:rPr>
         <w:t xml:space="preserve">：工作流启动前即创建状态对象</w:t>
       </w:r>
@@ -6338,7 +7922,7 @@
       </w:r>
       <w:r>
         <w:rPr>
-          <w:rFonts w:ascii="Microsoft YaHei" w:hAnsi="Microsoft YaHei" w:eastAsia="Microsoft YaHei" w:cs="Microsoft YaHei"/>
+          <w:rFonts w:hint="eastAsia" w:ascii="Microsoft YaHei" w:hAnsi="Microsoft YaHei" w:eastAsia="Microsoft YaHei" w:cs="Microsoft YaHei"/>
         </w:rPr>
         <w:t xml:space="preserve">：执行完整链</w:t>
       </w:r>
@@ -6353,7 +7937,7 @@
       </w:pPr>
       <w:r>
         <w:rPr>
-          <w:rFonts w:ascii="Microsoft YaHei" w:hAnsi="Microsoft YaHei" w:eastAsia="Microsoft YaHei" w:cs="Microsoft YaHei"/>
+          <w:rFonts w:hint="eastAsia" w:ascii="Microsoft YaHei" w:hAnsi="Microsoft YaHei" w:eastAsia="Microsoft YaHei" w:cs="Microsoft YaHei"/>
           <w:b/>
           <w:bCs/>
         </w:rPr>
@@ -6361,7 +7945,7 @@
       </w:r>
       <w:r>
         <w:rPr>
-          <w:rFonts w:ascii="Microsoft YaHei" w:hAnsi="Microsoft YaHei" w:eastAsia="Microsoft YaHei" w:cs="Microsoft YaHei"/>
+          <w:rFonts w:hint="eastAsia" w:ascii="Microsoft YaHei" w:hAnsi="Microsoft YaHei" w:eastAsia="Microsoft YaHei" w:cs="Microsoft YaHei"/>
         </w:rPr>
         <w:t xml:space="preserve">：在</w:t>
       </w:r>
@@ -6386,7 +7970,7 @@
       </w:r>
       <w:r>
         <w:rPr>
-          <w:rFonts w:ascii="Microsoft YaHei" w:hAnsi="Microsoft YaHei" w:eastAsia="Microsoft YaHei" w:cs="Microsoft YaHei"/>
+          <w:rFonts w:hint="eastAsia" w:ascii="Microsoft YaHei" w:hAnsi="Microsoft YaHei" w:eastAsia="Microsoft YaHei" w:cs="Microsoft YaHei"/>
         </w:rPr>
         <w:t xml:space="preserve">块中调用</w:t>
       </w:r>
@@ -6411,7 +7995,7 @@
       </w:r>
       <w:r>
         <w:rPr>
-          <w:rFonts w:ascii="Microsoft YaHei" w:hAnsi="Microsoft YaHei" w:eastAsia="Microsoft YaHei" w:cs="Microsoft YaHei"/>
+          <w:rFonts w:hint="eastAsia" w:ascii="Microsoft YaHei" w:hAnsi="Microsoft YaHei" w:eastAsia="Microsoft YaHei" w:cs="Microsoft YaHei"/>
         </w:rPr>
         <w:t xml:space="preserve">保存已完成的中间结果到数据库</w:t>
       </w:r>
@@ -6424,527 +8008,135 @@
       </w:pPr>
       <w:r>
         <w:rPr>
-          <w:rStyle w:val="NormalTok"/>
+          <w:rStyle w:val="VerbatimChar"/>
           <w:rFonts w:ascii="Consolas" w:hAnsi="Consolas" w:eastAsia="Consolas" w:cs="Consolas"/>
           <w:sz w:val="17"/>
         </w:rPr>
-        <w:t xml:space="preserve">CompetitiveAnalysisState state </w:t>
-      </w:r>
-      <w:r>
-        <w:rPr>
-          <w:rStyle w:val="OperatorTok"/>
+        <w:t xml:space="preserve">CompetitiveAnalysisState state = graph.createState(taskInput);</w:t>
+      </w:r>
+      <w:r>
+        <w:rPr>
           <w:rFonts w:ascii="Consolas" w:hAnsi="Consolas" w:eastAsia="Consolas" w:cs="Consolas"/>
           <w:sz w:val="17"/>
         </w:rPr>
-        <w:t xml:space="preserve">=</w:t>
-      </w:r>
-      <w:r>
-        <w:rPr>
-          <w:rStyle w:val="NormalTok"/>
+        <w:br/>
+      </w:r>
+      <w:r>
+        <w:rPr>
+          <w:rStyle w:val="VerbatimChar"/>
           <w:rFonts w:ascii="Consolas" w:hAnsi="Consolas" w:eastAsia="Consolas" w:cs="Consolas"/>
           <w:sz w:val="17"/>
         </w:rPr>
-        <w:t xml:space="preserve"> graph</w:t>
-      </w:r>
-      <w:r>
-        <w:rPr>
-          <w:rStyle w:val="OperatorTok"/>
+        <w:t xml:space="preserve">try {</w:t>
+      </w:r>
+      <w:r>
+        <w:rPr>
           <w:rFonts w:ascii="Consolas" w:hAnsi="Consolas" w:eastAsia="Consolas" w:cs="Consolas"/>
           <w:sz w:val="17"/>
         </w:rPr>
-        <w:t xml:space="preserve">.</w:t>
-      </w:r>
-      <w:r>
-        <w:rPr>
-          <w:rStyle w:val="FunctionTok"/>
+        <w:br/>
+      </w:r>
+      <w:r>
+        <w:rPr>
+          <w:rStyle w:val="VerbatimChar"/>
           <w:rFonts w:ascii="Consolas" w:hAnsi="Consolas" w:eastAsia="Consolas" w:cs="Consolas"/>
           <w:sz w:val="17"/>
         </w:rPr>
-        <w:t xml:space="preserve">createState</w:t>
-      </w:r>
-      <w:r>
-        <w:rPr>
-          <w:rStyle w:val="OperatorTok"/>
+        <w:t xml:space="preserve">    graph.execute(state);</w:t>
+      </w:r>
+      <w:r>
+        <w:rPr>
           <w:rFonts w:ascii="Consolas" w:hAnsi="Consolas" w:eastAsia="Consolas" w:cs="Consolas"/>
           <w:sz w:val="17"/>
         </w:rPr>
-        <w:t xml:space="preserve">(</w:t>
-      </w:r>
-      <w:r>
-        <w:rPr>
-          <w:rStyle w:val="NormalTok"/>
+        <w:br/>
+      </w:r>
+      <w:r>
+        <w:rPr>
+          <w:rStyle w:val="VerbatimChar"/>
           <w:rFonts w:ascii="Consolas" w:hAnsi="Consolas" w:eastAsia="Consolas" w:cs="Consolas"/>
           <w:sz w:val="17"/>
         </w:rPr>
-        <w:t xml:space="preserve">taskInput</w:t>
-      </w:r>
-      <w:r>
-        <w:rPr>
-          <w:rStyle w:val="OperatorTok"/>
+        <w:t xml:space="preserve">    stateAssembler.saveState(state);</w:t>
+      </w:r>
+      <w:r>
+        <w:rPr>
           <w:rFonts w:ascii="Consolas" w:hAnsi="Consolas" w:eastAsia="Consolas" w:cs="Consolas"/>
           <w:sz w:val="17"/>
         </w:rPr>
-        <w:t xml:space="preserve">);</w:t>
-      </w:r>
-      <w:r>
-        <w:rPr>
+        <w:br/>
+      </w:r>
+      <w:r>
+        <w:rPr>
+          <w:rStyle w:val="VerbatimChar"/>
           <w:rFonts w:ascii="Consolas" w:hAnsi="Consolas" w:eastAsia="Consolas" w:cs="Consolas"/>
           <w:sz w:val="17"/>
         </w:rPr>
-        <w:br/>
-      </w:r>
-      <w:r>
-        <w:rPr>
-          <w:rStyle w:val="ControlFlowTok"/>
+        <w:t xml:space="preserve">} catch (Exception e) {</w:t>
+      </w:r>
+      <w:r>
+        <w:rPr>
           <w:rFonts w:ascii="Consolas" w:hAnsi="Consolas" w:eastAsia="Consolas" w:cs="Consolas"/>
           <w:sz w:val="17"/>
         </w:rPr>
-        <w:t xml:space="preserve">try</w:t>
-      </w:r>
-      <w:r>
-        <w:rPr>
-          <w:rStyle w:val="NormalTok"/>
+        <w:br/>
+      </w:r>
+      <w:r>
+        <w:rPr>
+          <w:rStyle w:val="VerbatimChar"/>
           <w:rFonts w:ascii="Consolas" w:hAnsi="Consolas" w:eastAsia="Consolas" w:cs="Consolas"/>
           <w:sz w:val="17"/>
         </w:rPr>
-        <w:t xml:space="preserve"> </w:t>
-      </w:r>
-      <w:r>
-        <w:rPr>
-          <w:rStyle w:val="OperatorTok"/>
+        <w:t xml:space="preserve">    state.setStatus(TaskStatus.FAILED);</w:t>
+      </w:r>
+      <w:r>
+        <w:rPr>
           <w:rFonts w:ascii="Consolas" w:hAnsi="Consolas" w:eastAsia="Consolas" w:cs="Consolas"/>
           <w:sz w:val="17"/>
         </w:rPr>
-        <w:t xml:space="preserve">{</w:t>
-      </w:r>
-      <w:r>
-        <w:rPr>
+        <w:br/>
+      </w:r>
+      <w:r>
+        <w:rPr>
+          <w:rStyle w:val="VerbatimChar"/>
           <w:rFonts w:ascii="Consolas" w:hAnsi="Consolas" w:eastAsia="Consolas" w:cs="Consolas"/>
           <w:sz w:val="17"/>
         </w:rPr>
-        <w:br/>
-      </w:r>
-      <w:r>
-        <w:rPr>
-          <w:rStyle w:val="NormalTok"/>
+        <w:t xml:space="preserve">    stateAssembler.saveState(state);  // </w:t>
+      </w:r>
+      <w:r>
+        <w:rPr>
+          <w:rStyle w:val="VerbatimChar"/>
+          <w:rFonts w:hint="eastAsia" w:ascii="Consolas" w:hAnsi="Consolas" w:eastAsia="Consolas" w:cs="Consolas"/>
+          <w:sz w:val="17"/>
+        </w:rPr>
+        <w:t xml:space="preserve">保存中间结果</w:t>
+      </w:r>
+      <w:r>
+        <w:rPr>
           <w:rFonts w:ascii="Consolas" w:hAnsi="Consolas" w:eastAsia="Consolas" w:cs="Consolas"/>
           <w:sz w:val="17"/>
         </w:rPr>
-        <w:t xml:space="preserve">    graph</w:t>
-      </w:r>
-      <w:r>
-        <w:rPr>
-          <w:rStyle w:val="OperatorTok"/>
+        <w:br/>
+      </w:r>
+      <w:r>
+        <w:rPr>
+          <w:rStyle w:val="VerbatimChar"/>
           <w:rFonts w:ascii="Consolas" w:hAnsi="Consolas" w:eastAsia="Consolas" w:cs="Consolas"/>
           <w:sz w:val="17"/>
         </w:rPr>
-        <w:t xml:space="preserve">.</w:t>
-      </w:r>
-      <w:r>
-        <w:rPr>
-          <w:rStyle w:val="FunctionTok"/>
+        <w:t xml:space="preserve">    markTaskFailed(taskInput.getTaskId(), e);</w:t>
+      </w:r>
+      <w:r>
+        <w:rPr>
           <w:rFonts w:ascii="Consolas" w:hAnsi="Consolas" w:eastAsia="Consolas" w:cs="Consolas"/>
           <w:sz w:val="17"/>
         </w:rPr>
-        <w:t xml:space="preserve">execute</w:t>
-      </w:r>
-      <w:r>
-        <w:rPr>
-          <w:rStyle w:val="OperatorTok"/>
-          <w:rFonts w:ascii="Consolas" w:hAnsi="Consolas" w:eastAsia="Consolas" w:cs="Consolas"/>
-          <w:sz w:val="17"/>
-        </w:rPr>
-        <w:t xml:space="preserve">(</w:t>
-      </w:r>
-      <w:r>
-        <w:rPr>
-          <w:rStyle w:val="NormalTok"/>
-          <w:rFonts w:ascii="Consolas" w:hAnsi="Consolas" w:eastAsia="Consolas" w:cs="Consolas"/>
-          <w:sz w:val="17"/>
-        </w:rPr>
-        <w:t xml:space="preserve">state</w:t>
-      </w:r>
-      <w:r>
-        <w:rPr>
-          <w:rStyle w:val="OperatorTok"/>
-          <w:rFonts w:ascii="Consolas" w:hAnsi="Consolas" w:eastAsia="Consolas" w:cs="Consolas"/>
-          <w:sz w:val="17"/>
-        </w:rPr>
-        <w:t xml:space="preserve">);</w:t>
-      </w:r>
-      <w:r>
-        <w:rPr>
-          <w:rFonts w:ascii="Consolas" w:hAnsi="Consolas" w:eastAsia="Consolas" w:cs="Consolas"/>
-          <w:sz w:val="17"/>
-        </w:rPr>
         <w:br/>
       </w:r>
       <w:r>
         <w:rPr>
-          <w:rStyle w:val="NormalTok"/>
-          <w:rFonts w:ascii="Consolas" w:hAnsi="Consolas" w:eastAsia="Consolas" w:cs="Consolas"/>
-          <w:sz w:val="17"/>
-        </w:rPr>
-        <w:t xml:space="preserve">    stateAssembler</w:t>
-      </w:r>
-      <w:r>
-        <w:rPr>
-          <w:rStyle w:val="OperatorTok"/>
-          <w:rFonts w:ascii="Consolas" w:hAnsi="Consolas" w:eastAsia="Consolas" w:cs="Consolas"/>
-          <w:sz w:val="17"/>
-        </w:rPr>
-        <w:t xml:space="preserve">.</w:t>
-      </w:r>
-      <w:r>
-        <w:rPr>
-          <w:rStyle w:val="FunctionTok"/>
-          <w:rFonts w:ascii="Consolas" w:hAnsi="Consolas" w:eastAsia="Consolas" w:cs="Consolas"/>
-          <w:sz w:val="17"/>
-        </w:rPr>
-        <w:t xml:space="preserve">saveState</w:t>
-      </w:r>
-      <w:r>
-        <w:rPr>
-          <w:rStyle w:val="OperatorTok"/>
-          <w:rFonts w:ascii="Consolas" w:hAnsi="Consolas" w:eastAsia="Consolas" w:cs="Consolas"/>
-          <w:sz w:val="17"/>
-        </w:rPr>
-        <w:t xml:space="preserve">(</w:t>
-      </w:r>
-      <w:r>
-        <w:rPr>
-          <w:rStyle w:val="NormalTok"/>
-          <w:rFonts w:ascii="Consolas" w:hAnsi="Consolas" w:eastAsia="Consolas" w:cs="Consolas"/>
-          <w:sz w:val="17"/>
-        </w:rPr>
-        <w:t xml:space="preserve">state</w:t>
-      </w:r>
-      <w:r>
-        <w:rPr>
-          <w:rStyle w:val="OperatorTok"/>
-          <w:rFonts w:ascii="Consolas" w:hAnsi="Consolas" w:eastAsia="Consolas" w:cs="Consolas"/>
-          <w:sz w:val="17"/>
-        </w:rPr>
-        <w:t xml:space="preserve">);</w:t>
-      </w:r>
-      <w:r>
-        <w:rPr>
-          <w:rFonts w:ascii="Consolas" w:hAnsi="Consolas" w:eastAsia="Consolas" w:cs="Consolas"/>
-          <w:sz w:val="17"/>
-        </w:rPr>
-        <w:br/>
-      </w:r>
-      <w:r>
-        <w:rPr>
-          <w:rStyle w:val="OperatorTok"/>
-          <w:rFonts w:ascii="Consolas" w:hAnsi="Consolas" w:eastAsia="Consolas" w:cs="Consolas"/>
-          <w:sz w:val="17"/>
-        </w:rPr>
-        <w:t xml:space="preserve">}</w:t>
-      </w:r>
-      <w:r>
-        <w:rPr>
-          <w:rStyle w:val="NormalTok"/>
-          <w:rFonts w:ascii="Consolas" w:hAnsi="Consolas" w:eastAsia="Consolas" w:cs="Consolas"/>
-          <w:sz w:val="17"/>
-        </w:rPr>
-        <w:t xml:space="preserve"> </w:t>
-      </w:r>
-      <w:r>
-        <w:rPr>
-          <w:rStyle w:val="ControlFlowTok"/>
-          <w:rFonts w:ascii="Consolas" w:hAnsi="Consolas" w:eastAsia="Consolas" w:cs="Consolas"/>
-          <w:sz w:val="17"/>
-        </w:rPr>
-        <w:t xml:space="preserve">catch</w:t>
-      </w:r>
-      <w:r>
-        <w:rPr>
-          <w:rStyle w:val="NormalTok"/>
-          <w:rFonts w:ascii="Consolas" w:hAnsi="Consolas" w:eastAsia="Consolas" w:cs="Consolas"/>
-          <w:sz w:val="17"/>
-        </w:rPr>
-        <w:t xml:space="preserve"> </w:t>
-      </w:r>
-      <w:r>
-        <w:rPr>
-          <w:rStyle w:val="OperatorTok"/>
-          <w:rFonts w:ascii="Consolas" w:hAnsi="Consolas" w:eastAsia="Consolas" w:cs="Consolas"/>
-          <w:sz w:val="17"/>
-        </w:rPr>
-        <w:t xml:space="preserve">(</w:t>
-      </w:r>
-      <w:r>
-        <w:rPr>
-          <w:rStyle w:val="BuiltInTok"/>
-          <w:rFonts w:ascii="Consolas" w:hAnsi="Consolas" w:eastAsia="Consolas" w:cs="Consolas"/>
-          <w:sz w:val="17"/>
-        </w:rPr>
-        <w:t xml:space="preserve">Exception</w:t>
-      </w:r>
-      <w:r>
-        <w:rPr>
-          <w:rStyle w:val="NormalTok"/>
-          <w:rFonts w:ascii="Consolas" w:hAnsi="Consolas" w:eastAsia="Consolas" w:cs="Consolas"/>
-          <w:sz w:val="17"/>
-        </w:rPr>
-        <w:t xml:space="preserve"> e</w:t>
-      </w:r>
-      <w:r>
-        <w:rPr>
-          <w:rStyle w:val="OperatorTok"/>
-          <w:rFonts w:ascii="Consolas" w:hAnsi="Consolas" w:eastAsia="Consolas" w:cs="Consolas"/>
-          <w:sz w:val="17"/>
-        </w:rPr>
-        <w:t xml:space="preserve">)</w:t>
-      </w:r>
-      <w:r>
-        <w:rPr>
-          <w:rStyle w:val="NormalTok"/>
-          <w:rFonts w:ascii="Consolas" w:hAnsi="Consolas" w:eastAsia="Consolas" w:cs="Consolas"/>
-          <w:sz w:val="17"/>
-        </w:rPr>
-        <w:t xml:space="preserve"> </w:t>
-      </w:r>
-      <w:r>
-        <w:rPr>
-          <w:rStyle w:val="OperatorTok"/>
-          <w:rFonts w:ascii="Consolas" w:hAnsi="Consolas" w:eastAsia="Consolas" w:cs="Consolas"/>
-          <w:sz w:val="17"/>
-        </w:rPr>
-        <w:t xml:space="preserve">{</w:t>
-      </w:r>
-      <w:r>
-        <w:rPr>
-          <w:rFonts w:ascii="Consolas" w:hAnsi="Consolas" w:eastAsia="Consolas" w:cs="Consolas"/>
-          <w:sz w:val="17"/>
-        </w:rPr>
-        <w:br/>
-      </w:r>
-      <w:r>
-        <w:rPr>
-          <w:rStyle w:val="NormalTok"/>
-          <w:rFonts w:ascii="Consolas" w:hAnsi="Consolas" w:eastAsia="Consolas" w:cs="Consolas"/>
-          <w:sz w:val="17"/>
-        </w:rPr>
-        <w:t xml:space="preserve">    state</w:t>
-      </w:r>
-      <w:r>
-        <w:rPr>
-          <w:rStyle w:val="OperatorTok"/>
-          <w:rFonts w:ascii="Consolas" w:hAnsi="Consolas" w:eastAsia="Consolas" w:cs="Consolas"/>
-          <w:sz w:val="17"/>
-        </w:rPr>
-        <w:t xml:space="preserve">.</w:t>
-      </w:r>
-      <w:r>
-        <w:rPr>
-          <w:rStyle w:val="FunctionTok"/>
-          <w:rFonts w:ascii="Consolas" w:hAnsi="Consolas" w:eastAsia="Consolas" w:cs="Consolas"/>
-          <w:sz w:val="17"/>
-        </w:rPr>
-        <w:t xml:space="preserve">setStatus</w:t>
-      </w:r>
-      <w:r>
-        <w:rPr>
-          <w:rStyle w:val="OperatorTok"/>
-          <w:rFonts w:ascii="Consolas" w:hAnsi="Consolas" w:eastAsia="Consolas" w:cs="Consolas"/>
-          <w:sz w:val="17"/>
-        </w:rPr>
-        <w:t xml:space="preserve">(</w:t>
-      </w:r>
-      <w:r>
-        <w:rPr>
-          <w:rStyle w:val="NormalTok"/>
-          <w:rFonts w:ascii="Consolas" w:hAnsi="Consolas" w:eastAsia="Consolas" w:cs="Consolas"/>
-          <w:sz w:val="17"/>
-        </w:rPr>
-        <w:t xml:space="preserve">TaskStatus</w:t>
-      </w:r>
-      <w:r>
-        <w:rPr>
-          <w:rStyle w:val="OperatorTok"/>
-          <w:rFonts w:ascii="Consolas" w:hAnsi="Consolas" w:eastAsia="Consolas" w:cs="Consolas"/>
-          <w:sz w:val="17"/>
-        </w:rPr>
-        <w:t xml:space="preserve">.</w:t>
-      </w:r>
-      <w:r>
-        <w:rPr>
-          <w:rStyle w:val="FunctionTok"/>
-          <w:rFonts w:ascii="Consolas" w:hAnsi="Consolas" w:eastAsia="Consolas" w:cs="Consolas"/>
-          <w:sz w:val="17"/>
-        </w:rPr>
-        <w:t xml:space="preserve">FAILED</w:t>
-      </w:r>
-      <w:r>
-        <w:rPr>
-          <w:rStyle w:val="OperatorTok"/>
-          <w:rFonts w:ascii="Consolas" w:hAnsi="Consolas" w:eastAsia="Consolas" w:cs="Consolas"/>
-          <w:sz w:val="17"/>
-        </w:rPr>
-        <w:t xml:space="preserve">);</w:t>
-      </w:r>
-      <w:r>
-        <w:rPr>
-          <w:rFonts w:ascii="Consolas" w:hAnsi="Consolas" w:eastAsia="Consolas" w:cs="Consolas"/>
-          <w:sz w:val="17"/>
-        </w:rPr>
-        <w:br/>
-      </w:r>
-      <w:r>
-        <w:rPr>
-          <w:rStyle w:val="NormalTok"/>
-          <w:rFonts w:ascii="Consolas" w:hAnsi="Consolas" w:eastAsia="Consolas" w:cs="Consolas"/>
-          <w:sz w:val="17"/>
-        </w:rPr>
-        <w:t xml:space="preserve">    stateAssembler</w:t>
-      </w:r>
-      <w:r>
-        <w:rPr>
-          <w:rStyle w:val="OperatorTok"/>
-          <w:rFonts w:ascii="Consolas" w:hAnsi="Consolas" w:eastAsia="Consolas" w:cs="Consolas"/>
-          <w:sz w:val="17"/>
-        </w:rPr>
-        <w:t xml:space="preserve">.</w:t>
-      </w:r>
-      <w:r>
-        <w:rPr>
-          <w:rStyle w:val="FunctionTok"/>
-          <w:rFonts w:ascii="Consolas" w:hAnsi="Consolas" w:eastAsia="Consolas" w:cs="Consolas"/>
-          <w:sz w:val="17"/>
-        </w:rPr>
-        <w:t xml:space="preserve">saveState</w:t>
-      </w:r>
-      <w:r>
-        <w:rPr>
-          <w:rStyle w:val="OperatorTok"/>
-          <w:rFonts w:ascii="Consolas" w:hAnsi="Consolas" w:eastAsia="Consolas" w:cs="Consolas"/>
-          <w:sz w:val="17"/>
-        </w:rPr>
-        <w:t xml:space="preserve">(</w:t>
-      </w:r>
-      <w:r>
-        <w:rPr>
-          <w:rStyle w:val="NormalTok"/>
-          <w:rFonts w:ascii="Consolas" w:hAnsi="Consolas" w:eastAsia="Consolas" w:cs="Consolas"/>
-          <w:sz w:val="17"/>
-        </w:rPr>
-        <w:t xml:space="preserve">state</w:t>
-      </w:r>
-      <w:r>
-        <w:rPr>
-          <w:rStyle w:val="OperatorTok"/>
-          <w:rFonts w:ascii="Consolas" w:hAnsi="Consolas" w:eastAsia="Consolas" w:cs="Consolas"/>
-          <w:sz w:val="17"/>
-        </w:rPr>
-        <w:t xml:space="preserve">);</w:t>
-      </w:r>
-      <w:r>
-        <w:rPr>
-          <w:rStyle w:val="NormalTok"/>
-          <w:rFonts w:ascii="Consolas" w:hAnsi="Consolas" w:eastAsia="Consolas" w:cs="Consolas"/>
-          <w:sz w:val="17"/>
-        </w:rPr>
-        <w:t xml:space="preserve">  </w:t>
-      </w:r>
-      <w:r>
-        <w:rPr>
-          <w:rStyle w:val="CommentTok"/>
-          <w:rFonts w:ascii="Consolas" w:hAnsi="Consolas" w:eastAsia="Consolas" w:cs="Consolas"/>
-          <w:sz w:val="17"/>
-        </w:rPr>
-        <w:t xml:space="preserve">// 保存中间结果</w:t>
-      </w:r>
-      <w:r>
-        <w:rPr>
-          <w:rFonts w:ascii="Consolas" w:hAnsi="Consolas" w:eastAsia="Consolas" w:cs="Consolas"/>
-          <w:sz w:val="17"/>
-        </w:rPr>
-        <w:br/>
-      </w:r>
-      <w:r>
-        <w:rPr>
-          <w:rStyle w:val="NormalTok"/>
-          <w:rFonts w:ascii="Consolas" w:hAnsi="Consolas" w:eastAsia="Consolas" w:cs="Consolas"/>
-          <w:sz w:val="17"/>
-        </w:rPr>
-        <w:t xml:space="preserve">    </w:t>
-      </w:r>
-      <w:r>
-        <w:rPr>
-          <w:rStyle w:val="FunctionTok"/>
-          <w:rFonts w:ascii="Consolas" w:hAnsi="Consolas" w:eastAsia="Consolas" w:cs="Consolas"/>
-          <w:sz w:val="17"/>
-        </w:rPr>
-        <w:t xml:space="preserve">markTaskFailed</w:t>
-      </w:r>
-      <w:r>
-        <w:rPr>
-          <w:rStyle w:val="OperatorTok"/>
-          <w:rFonts w:ascii="Consolas" w:hAnsi="Consolas" w:eastAsia="Consolas" w:cs="Consolas"/>
-          <w:sz w:val="17"/>
-        </w:rPr>
-        <w:t xml:space="preserve">(</w:t>
-      </w:r>
-      <w:r>
-        <w:rPr>
-          <w:rStyle w:val="NormalTok"/>
-          <w:rFonts w:ascii="Consolas" w:hAnsi="Consolas" w:eastAsia="Consolas" w:cs="Consolas"/>
-          <w:sz w:val="17"/>
-        </w:rPr>
-        <w:t xml:space="preserve">taskInput</w:t>
-      </w:r>
-      <w:r>
-        <w:rPr>
-          <w:rStyle w:val="OperatorTok"/>
-          <w:rFonts w:ascii="Consolas" w:hAnsi="Consolas" w:eastAsia="Consolas" w:cs="Consolas"/>
-          <w:sz w:val="17"/>
-        </w:rPr>
-        <w:t xml:space="preserve">.</w:t>
-      </w:r>
-      <w:r>
-        <w:rPr>
-          <w:rStyle w:val="FunctionTok"/>
-          <w:rFonts w:ascii="Consolas" w:hAnsi="Consolas" w:eastAsia="Consolas" w:cs="Consolas"/>
-          <w:sz w:val="17"/>
-        </w:rPr>
-        <w:t xml:space="preserve">getTaskId</w:t>
-      </w:r>
-      <w:r>
-        <w:rPr>
-          <w:rStyle w:val="OperatorTok"/>
-          <w:rFonts w:ascii="Consolas" w:hAnsi="Consolas" w:eastAsia="Consolas" w:cs="Consolas"/>
-          <w:sz w:val="17"/>
-        </w:rPr>
-        <w:t xml:space="preserve">(),</w:t>
-      </w:r>
-      <w:r>
-        <w:rPr>
-          <w:rStyle w:val="NormalTok"/>
-          <w:rFonts w:ascii="Consolas" w:hAnsi="Consolas" w:eastAsia="Consolas" w:cs="Consolas"/>
-          <w:sz w:val="17"/>
-        </w:rPr>
-        <w:t xml:space="preserve"> e</w:t>
-      </w:r>
-      <w:r>
-        <w:rPr>
-          <w:rStyle w:val="OperatorTok"/>
-          <w:rFonts w:ascii="Consolas" w:hAnsi="Consolas" w:eastAsia="Consolas" w:cs="Consolas"/>
-          <w:sz w:val="17"/>
-        </w:rPr>
-        <w:t xml:space="preserve">);</w:t>
-      </w:r>
-      <w:r>
-        <w:rPr>
-          <w:rFonts w:ascii="Consolas" w:hAnsi="Consolas" w:eastAsia="Consolas" w:cs="Consolas"/>
-          <w:sz w:val="17"/>
-        </w:rPr>
-        <w:br/>
-      </w:r>
-      <w:r>
-        <w:rPr>
-          <w:rStyle w:val="OperatorTok"/>
+          <w:rStyle w:val="VerbatimChar"/>
           <w:rFonts w:ascii="Consolas" w:hAnsi="Consolas" w:eastAsia="Consolas" w:cs="Consolas"/>
           <w:sz w:val="17"/>
         </w:rPr>
@@ -6957,7 +8149,7 @@
       </w:pPr>
       <w:r>
         <w:rPr>
-          <w:rFonts w:ascii="Microsoft YaHei" w:hAnsi="Microsoft YaHei" w:eastAsia="Microsoft YaHei" w:cs="Microsoft YaHei"/>
+          <w:rFonts w:hint="eastAsia" w:ascii="Microsoft YaHei" w:hAnsi="Microsoft YaHei" w:eastAsia="Microsoft YaHei" w:cs="Microsoft YaHei"/>
           <w:b/>
           <w:bCs/>
         </w:rPr>
@@ -6965,22 +8157,34 @@
       </w:r>
       <w:r>
         <w:rPr>
-          <w:rFonts w:ascii="Microsoft YaHei" w:hAnsi="Microsoft YaHei" w:eastAsia="Microsoft YaHei" w:cs="Microsoft YaHei"/>
+          <w:rFonts w:hint="eastAsia" w:ascii="Microsoft YaHei" w:hAnsi="Microsoft YaHei" w:eastAsia="Microsoft YaHei" w:cs="Microsoft YaHei"/>
         </w:rPr>
         <w:t xml:space="preserve">：即使工作流在修复阶段失败，用户仍可查看已生成的报告、证据和质检结果。</w:t>
       </w:r>
     </w:p>
-    <w:bookmarkEnd w:id="42"/>
-    <w:bookmarkStart w:id="43" w:name="难点三agent-质量闭环与修复路由"/>
+    <w:bookmarkEnd w:id="41"/>
+    <w:bookmarkStart w:id="42" w:name="难点三agent-质量闭环与修复路由"/>
     <w:p>
       <w:pPr>
         <w:pStyle w:val="Heading3"/>
       </w:pPr>
       <w:r>
         <w:rPr>
-          <w:rFonts w:ascii="Microsoft YaHei" w:hAnsi="Microsoft YaHei" w:eastAsia="Microsoft YaHei" w:cs="Microsoft YaHei"/>
-        </w:rPr>
-        <w:t xml:space="preserve">难点三：Agent 质量闭环与修复路由</w:t>
+          <w:rFonts w:hint="eastAsia" w:ascii="Microsoft YaHei" w:hAnsi="Microsoft YaHei" w:eastAsia="Microsoft YaHei" w:cs="Microsoft YaHei"/>
+        </w:rPr>
+        <w:t xml:space="preserve">难点三：Agent</w:t>
+      </w:r>
+      <w:r>
+        <w:rPr>
+          <w:rFonts w:ascii="Microsoft YaHei" w:hAnsi="Microsoft YaHei" w:eastAsia="Microsoft YaHei" w:cs="Microsoft YaHei"/>
+        </w:rPr>
+        <w:t xml:space="preserve"> </w:t>
+      </w:r>
+      <w:r>
+        <w:rPr>
+          <w:rFonts w:hint="eastAsia" w:ascii="Microsoft YaHei" w:hAnsi="Microsoft YaHei" w:eastAsia="Microsoft YaHei" w:cs="Microsoft YaHei"/>
+        </w:rPr>
+        <w:t xml:space="preserve">质量闭环与修复路由</w:t>
       </w:r>
     </w:p>
     <w:p>
@@ -6989,7 +8193,7 @@
       </w:pPr>
       <w:r>
         <w:rPr>
-          <w:rFonts w:ascii="Microsoft YaHei" w:hAnsi="Microsoft YaHei" w:eastAsia="Microsoft YaHei" w:cs="Microsoft YaHei"/>
+          <w:rFonts w:hint="eastAsia" w:ascii="Microsoft YaHei" w:hAnsi="Microsoft YaHei" w:eastAsia="Microsoft YaHei" w:cs="Microsoft YaHei"/>
           <w:b/>
           <w:bCs/>
         </w:rPr>
@@ -6997,9 +8201,21 @@
       </w:r>
       <w:r>
         <w:rPr>
-          <w:rFonts w:ascii="Microsoft YaHei" w:hAnsi="Microsoft YaHei" w:eastAsia="Microsoft YaHei" w:cs="Microsoft YaHei"/>
-        </w:rPr>
-        <w:t xml:space="preserve">：单次 LLM 生成的报告质量不稳定，需要自动化的质量保障机制，但修复循环容易陷入无限循环或修复方向错误。</w:t>
+          <w:rFonts w:hint="eastAsia" w:ascii="Microsoft YaHei" w:hAnsi="Microsoft YaHei" w:eastAsia="Microsoft YaHei" w:cs="Microsoft YaHei"/>
+        </w:rPr>
+        <w:t xml:space="preserve">：单次</w:t>
+      </w:r>
+      <w:r>
+        <w:rPr>
+          <w:rFonts w:ascii="Microsoft YaHei" w:hAnsi="Microsoft YaHei" w:eastAsia="Microsoft YaHei" w:cs="Microsoft YaHei"/>
+        </w:rPr>
+        <w:t xml:space="preserve"> LLM </w:t>
+      </w:r>
+      <w:r>
+        <w:rPr>
+          <w:rFonts w:hint="eastAsia" w:ascii="Microsoft YaHei" w:hAnsi="Microsoft YaHei" w:eastAsia="Microsoft YaHei" w:cs="Microsoft YaHei"/>
+        </w:rPr>
+        <w:t xml:space="preserve">生成的报告质量不稳定，需要自动化的质量保障机制，但修复循环容易陷入无限循环或修复方向错误。</w:t>
       </w:r>
     </w:p>
     <w:p>
@@ -7008,7 +8224,7 @@
       </w:pPr>
       <w:r>
         <w:rPr>
-          <w:rFonts w:ascii="Microsoft YaHei" w:hAnsi="Microsoft YaHei" w:eastAsia="Microsoft YaHei" w:cs="Microsoft YaHei"/>
+          <w:rFonts w:hint="eastAsia" w:ascii="Microsoft YaHei" w:hAnsi="Microsoft YaHei" w:eastAsia="Microsoft YaHei" w:cs="Microsoft YaHei"/>
           <w:b/>
           <w:bCs/>
         </w:rPr>
@@ -7016,7 +8232,7 @@
       </w:r>
       <w:r>
         <w:rPr>
-          <w:rFonts w:ascii="Microsoft YaHei" w:hAnsi="Microsoft YaHei" w:eastAsia="Microsoft YaHei" w:cs="Microsoft YaHei"/>
+          <w:rFonts w:hint="eastAsia" w:ascii="Microsoft YaHei" w:hAnsi="Microsoft YaHei" w:eastAsia="Microsoft YaHei" w:cs="Microsoft YaHei"/>
         </w:rPr>
         <w:t xml:space="preserve">：设计了</w:t>
       </w:r>
@@ -7032,7 +8248,31 @@
           <w:b/>
           <w:bCs/>
         </w:rPr>
-        <w:t xml:space="preserve">RepairRouter 条件路由 + 精准修复指令</w:t>
+        <w:t xml:space="preserve">RepairRouter </w:t>
+      </w:r>
+      <w:r>
+        <w:rPr>
+          <w:rFonts w:hint="eastAsia" w:ascii="Microsoft YaHei" w:hAnsi="Microsoft YaHei" w:eastAsia="Microsoft YaHei" w:cs="Microsoft YaHei"/>
+          <w:b/>
+          <w:bCs/>
+        </w:rPr>
+        <w:t xml:space="preserve">条件路由</w:t>
+      </w:r>
+      <w:r>
+        <w:rPr>
+          <w:rFonts w:ascii="Microsoft YaHei" w:hAnsi="Microsoft YaHei" w:eastAsia="Microsoft YaHei" w:cs="Microsoft YaHei"/>
+          <w:b/>
+          <w:bCs/>
+        </w:rPr>
+        <w:t xml:space="preserve"> + </w:t>
+      </w:r>
+      <w:r>
+        <w:rPr>
+          <w:rFonts w:hint="eastAsia" w:ascii="Microsoft YaHei" w:hAnsi="Microsoft YaHei" w:eastAsia="Microsoft YaHei" w:cs="Microsoft YaHei"/>
+          <w:b/>
+          <w:bCs/>
+        </w:rPr>
+        <w:t xml:space="preserve">精准修复指令</w:t>
       </w:r>
       <w:r>
         <w:rPr>
@@ -7042,7 +8282,7 @@
       </w:r>
       <w:r>
         <w:rPr>
-          <w:rFonts w:ascii="Microsoft YaHei" w:hAnsi="Microsoft YaHei" w:eastAsia="Microsoft YaHei" w:cs="Microsoft YaHei"/>
+          <w:rFonts w:hint="eastAsia" w:ascii="Microsoft YaHei" w:hAnsi="Microsoft YaHei" w:eastAsia="Microsoft YaHei" w:cs="Microsoft YaHei"/>
         </w:rPr>
         <w:t xml:space="preserve">机制：</w:t>
       </w:r>
@@ -7065,9 +8305,21 @@
       </w:r>
       <w:r>
         <w:rPr>
-          <w:rFonts w:ascii="Microsoft YaHei" w:hAnsi="Microsoft YaHei" w:eastAsia="Microsoft YaHei" w:cs="Microsoft YaHei"/>
-        </w:rPr>
-        <w:t xml:space="preserve">：评估 Reviewer 评分，决定</w:t>
+          <w:rFonts w:hint="eastAsia" w:ascii="Microsoft YaHei" w:hAnsi="Microsoft YaHei" w:eastAsia="Microsoft YaHei" w:cs="Microsoft YaHei"/>
+        </w:rPr>
+        <w:t xml:space="preserve">：评估</w:t>
+      </w:r>
+      <w:r>
+        <w:rPr>
+          <w:rFonts w:ascii="Microsoft YaHei" w:hAnsi="Microsoft YaHei" w:eastAsia="Microsoft YaHei" w:cs="Microsoft YaHei"/>
+        </w:rPr>
+        <w:t xml:space="preserve"> Reviewer </w:t>
+      </w:r>
+      <w:r>
+        <w:rPr>
+          <w:rFonts w:hint="eastAsia" w:ascii="Microsoft YaHei" w:hAnsi="Microsoft YaHei" w:eastAsia="Microsoft YaHei" w:cs="Microsoft YaHei"/>
+        </w:rPr>
+        <w:t xml:space="preserve">评分，决定</w:t>
       </w:r>
       <w:r>
         <w:rPr>
@@ -7084,7 +8336,7 @@
       </w:r>
       <w:r>
         <w:rPr>
-          <w:rFonts w:ascii="Microsoft YaHei" w:hAnsi="Microsoft YaHei" w:eastAsia="Microsoft YaHei" w:cs="Microsoft YaHei"/>
+          <w:rFonts w:hint="eastAsia" w:ascii="Microsoft YaHei" w:hAnsi="Microsoft YaHei" w:eastAsia="Microsoft YaHei" w:cs="Microsoft YaHei"/>
         </w:rPr>
         <w:t xml:space="preserve">（通过）、</w:t>
       </w:r>
@@ -7097,7 +8349,7 @@
       </w:r>
       <w:r>
         <w:rPr>
-          <w:rFonts w:ascii="Microsoft YaHei" w:hAnsi="Microsoft YaHei" w:eastAsia="Microsoft YaHei" w:cs="Microsoft YaHei"/>
+          <w:rFonts w:hint="eastAsia" w:ascii="Microsoft YaHei" w:hAnsi="Microsoft YaHei" w:eastAsia="Microsoft YaHei" w:cs="Microsoft YaHei"/>
         </w:rPr>
         <w:t xml:space="preserve">（修复）或</w:t>
       </w:r>
@@ -7116,7 +8368,7 @@
       </w:r>
       <w:r>
         <w:rPr>
-          <w:rFonts w:ascii="Microsoft YaHei" w:hAnsi="Microsoft YaHei" w:eastAsia="Microsoft YaHei" w:cs="Microsoft YaHei"/>
+          <w:rFonts w:hint="eastAsia" w:ascii="Microsoft YaHei" w:hAnsi="Microsoft YaHei" w:eastAsia="Microsoft YaHei" w:cs="Microsoft YaHei"/>
         </w:rPr>
         <w:t xml:space="preserve">（需人工）</w:t>
       </w:r>
@@ -7139,9 +8391,45 @@
       </w:r>
       <w:r>
         <w:rPr>
-          <w:rFonts w:ascii="Microsoft YaHei" w:hAnsi="Microsoft YaHei" w:eastAsia="Microsoft YaHei" w:cs="Microsoft YaHei"/>
-        </w:rPr>
-        <w:t xml:space="preserve">：根据 Reviewer 的 issues 列表，定位需要修复的具体 Agent（Collector/Extractor/Analyzer/Writer），生成包含目标产品、目标维度、期望修复行为的精准指令</w:t>
+          <w:rFonts w:hint="eastAsia" w:ascii="Microsoft YaHei" w:hAnsi="Microsoft YaHei" w:eastAsia="Microsoft YaHei" w:cs="Microsoft YaHei"/>
+        </w:rPr>
+        <w:t xml:space="preserve">：根据</w:t>
+      </w:r>
+      <w:r>
+        <w:rPr>
+          <w:rFonts w:ascii="Microsoft YaHei" w:hAnsi="Microsoft YaHei" w:eastAsia="Microsoft YaHei" w:cs="Microsoft YaHei"/>
+        </w:rPr>
+        <w:t xml:space="preserve"> Reviewer </w:t>
+      </w:r>
+      <w:r>
+        <w:rPr>
+          <w:rFonts w:hint="eastAsia" w:ascii="Microsoft YaHei" w:hAnsi="Microsoft YaHei" w:eastAsia="Microsoft YaHei" w:cs="Microsoft YaHei"/>
+        </w:rPr>
+        <w:t xml:space="preserve">的</w:t>
+      </w:r>
+      <w:r>
+        <w:rPr>
+          <w:rFonts w:ascii="Microsoft YaHei" w:hAnsi="Microsoft YaHei" w:eastAsia="Microsoft YaHei" w:cs="Microsoft YaHei"/>
+        </w:rPr>
+        <w:t xml:space="preserve"> issues </w:t>
+      </w:r>
+      <w:r>
+        <w:rPr>
+          <w:rFonts w:hint="eastAsia" w:ascii="Microsoft YaHei" w:hAnsi="Microsoft YaHei" w:eastAsia="Microsoft YaHei" w:cs="Microsoft YaHei"/>
+        </w:rPr>
+        <w:t xml:space="preserve">列表，定位需要修复的具体</w:t>
+      </w:r>
+      <w:r>
+        <w:rPr>
+          <w:rFonts w:ascii="Microsoft YaHei" w:hAnsi="Microsoft YaHei" w:eastAsia="Microsoft YaHei" w:cs="Microsoft YaHei"/>
+        </w:rPr>
+        <w:t xml:space="preserve"> </w:t>
+      </w:r>
+      <w:r>
+        <w:rPr>
+          <w:rFonts w:hint="eastAsia" w:ascii="Microsoft YaHei" w:hAnsi="Microsoft YaHei" w:eastAsia="Microsoft YaHei" w:cs="Microsoft YaHei"/>
+        </w:rPr>
+        <w:t xml:space="preserve">Agent（Collector/Extractor/Analyzer/Writer），生成包含目标产品、目标维度、期望修复行为的精准指令</w:t>
       </w:r>
     </w:p>
     <w:p>
@@ -7154,17 +8442,45 @@
       </w:pPr>
       <w:r>
         <w:rPr>
-          <w:rFonts w:ascii="Microsoft YaHei" w:hAnsi="Microsoft YaHei" w:eastAsia="Microsoft YaHei" w:cs="Microsoft YaHei"/>
+          <w:rFonts w:hint="eastAsia" w:ascii="Microsoft YaHei" w:hAnsi="Microsoft YaHei" w:eastAsia="Microsoft YaHei" w:cs="Microsoft YaHei"/>
           <w:b/>
           <w:bCs/>
         </w:rPr>
-        <w:t xml:space="preserve">修复 diff 记录</w:t>
-      </w:r>
-      <w:r>
-        <w:rPr>
-          <w:rFonts w:ascii="Microsoft YaHei" w:hAnsi="Microsoft YaHei" w:eastAsia="Microsoft YaHei" w:cs="Microsoft YaHei"/>
-        </w:rPr>
-        <w:t xml:space="preserve">：每轮修复前后记录快照（分数/问题数/证据数），计算 diff 并持久化</w:t>
+        <w:t xml:space="preserve">修复</w:t>
+      </w:r>
+      <w:r>
+        <w:rPr>
+          <w:rFonts w:ascii="Microsoft YaHei" w:hAnsi="Microsoft YaHei" w:eastAsia="Microsoft YaHei" w:cs="Microsoft YaHei"/>
+          <w:b/>
+          <w:bCs/>
+        </w:rPr>
+        <w:t xml:space="preserve"> diff </w:t>
+      </w:r>
+      <w:r>
+        <w:rPr>
+          <w:rFonts w:hint="eastAsia" w:ascii="Microsoft YaHei" w:hAnsi="Microsoft YaHei" w:eastAsia="Microsoft YaHei" w:cs="Microsoft YaHei"/>
+          <w:b/>
+          <w:bCs/>
+        </w:rPr>
+        <w:t xml:space="preserve">记录</w:t>
+      </w:r>
+      <w:r>
+        <w:rPr>
+          <w:rFonts w:hint="eastAsia" w:ascii="Microsoft YaHei" w:hAnsi="Microsoft YaHei" w:eastAsia="Microsoft YaHei" w:cs="Microsoft YaHei"/>
+        </w:rPr>
+        <w:t xml:space="preserve">：每轮修复前后记录快照（分数/问题数/证据数），计算</w:t>
+      </w:r>
+      <w:r>
+        <w:rPr>
+          <w:rFonts w:ascii="Microsoft YaHei" w:hAnsi="Microsoft YaHei" w:eastAsia="Microsoft YaHei" w:cs="Microsoft YaHei"/>
+        </w:rPr>
+        <w:t xml:space="preserve"> diff </w:t>
+      </w:r>
+      <w:r>
+        <w:rPr>
+          <w:rFonts w:hint="eastAsia" w:ascii="Microsoft YaHei" w:hAnsi="Microsoft YaHei" w:eastAsia="Microsoft YaHei" w:cs="Microsoft YaHei"/>
+        </w:rPr>
+        <w:t xml:space="preserve">并持久化</w:t>
       </w:r>
     </w:p>
     <w:p>
@@ -7177,7 +8493,7 @@
       </w:pPr>
       <w:r>
         <w:rPr>
-          <w:rFonts w:ascii="Microsoft YaHei" w:hAnsi="Microsoft YaHei" w:eastAsia="Microsoft YaHei" w:cs="Microsoft YaHei"/>
+          <w:rFonts w:hint="eastAsia" w:ascii="Microsoft YaHei" w:hAnsi="Microsoft YaHei" w:eastAsia="Microsoft YaHei" w:cs="Microsoft YaHei"/>
           <w:b/>
           <w:bCs/>
         </w:rPr>
@@ -7185,9 +8501,21 @@
       </w:r>
       <w:r>
         <w:rPr>
-          <w:rFonts w:ascii="Microsoft YaHei" w:hAnsi="Microsoft YaHei" w:eastAsia="Microsoft YaHei" w:cs="Microsoft YaHei"/>
-        </w:rPr>
-        <w:t xml:space="preserve">：最多 3 轮修复，超出则强制结束</w:t>
+          <w:rFonts w:hint="eastAsia" w:ascii="Microsoft YaHei" w:hAnsi="Microsoft YaHei" w:eastAsia="Microsoft YaHei" w:cs="Microsoft YaHei"/>
+        </w:rPr>
+        <w:t xml:space="preserve">：最多</w:t>
+      </w:r>
+      <w:r>
+        <w:rPr>
+          <w:rFonts w:ascii="Microsoft YaHei" w:hAnsi="Microsoft YaHei" w:eastAsia="Microsoft YaHei" w:cs="Microsoft YaHei"/>
+        </w:rPr>
+        <w:t xml:space="preserve"> 3 </w:t>
+      </w:r>
+      <w:r>
+        <w:rPr>
+          <w:rFonts w:hint="eastAsia" w:ascii="Microsoft YaHei" w:hAnsi="Microsoft YaHei" w:eastAsia="Microsoft YaHei" w:cs="Microsoft YaHei"/>
+        </w:rPr>
+        <w:t xml:space="preserve">轮修复，超出则强制结束</w:t>
       </w:r>
     </w:p>
     <w:p>
@@ -7196,7 +8524,7 @@
       </w:pPr>
       <w:r>
         <w:rPr>
-          <w:rFonts w:ascii="Microsoft YaHei" w:hAnsi="Microsoft YaHei" w:eastAsia="Microsoft YaHei" w:cs="Microsoft YaHei"/>
+          <w:rFonts w:hint="eastAsia" w:ascii="Microsoft YaHei" w:hAnsi="Microsoft YaHei" w:eastAsia="Microsoft YaHei" w:cs="Microsoft YaHei"/>
           <w:b/>
           <w:bCs/>
         </w:rPr>
@@ -7204,14 +8532,38 @@
       </w:r>
       <w:r>
         <w:rPr>
-          <w:rFonts w:ascii="Microsoft YaHei" w:hAnsi="Microsoft YaHei" w:eastAsia="Microsoft YaHei" w:cs="Microsoft YaHei"/>
-        </w:rPr>
-        <w:t xml:space="preserve">：报告质量从首次生成的 50-70 分提升至修复后的 80-95 分，且修复过程完全可追溯。</w:t>
+          <w:rFonts w:hint="eastAsia" w:ascii="Microsoft YaHei" w:hAnsi="Microsoft YaHei" w:eastAsia="Microsoft YaHei" w:cs="Microsoft YaHei"/>
+        </w:rPr>
+        <w:t xml:space="preserve">：报告质量从首次生成的</w:t>
+      </w:r>
+      <w:r>
+        <w:rPr>
+          <w:rFonts w:ascii="Microsoft YaHei" w:hAnsi="Microsoft YaHei" w:eastAsia="Microsoft YaHei" w:cs="Microsoft YaHei"/>
+        </w:rPr>
+        <w:t xml:space="preserve"> 50-70 </w:t>
+      </w:r>
+      <w:r>
+        <w:rPr>
+          <w:rFonts w:hint="eastAsia" w:ascii="Microsoft YaHei" w:hAnsi="Microsoft YaHei" w:eastAsia="Microsoft YaHei" w:cs="Microsoft YaHei"/>
+        </w:rPr>
+        <w:t xml:space="preserve">分提升至修复后的</w:t>
+      </w:r>
+      <w:r>
+        <w:rPr>
+          <w:rFonts w:ascii="Microsoft YaHei" w:hAnsi="Microsoft YaHei" w:eastAsia="Microsoft YaHei" w:cs="Microsoft YaHei"/>
+        </w:rPr>
+        <w:t xml:space="preserve"> 80-95 </w:t>
+      </w:r>
+      <w:r>
+        <w:rPr>
+          <w:rFonts w:hint="eastAsia" w:ascii="Microsoft YaHei" w:hAnsi="Microsoft YaHei" w:eastAsia="Microsoft YaHei" w:cs="Microsoft YaHei"/>
+        </w:rPr>
+        <w:t xml:space="preserve">分，且修复过程完全可追溯。</w:t>
       </w:r>
     </w:p>
+    <w:bookmarkEnd w:id="42"/>
     <w:bookmarkEnd w:id="43"/>
-    <w:bookmarkEnd w:id="44"/>
-    <w:bookmarkStart w:id="45" w:name="Xfd4061cb0263d4fa53b42e00457944a736aa47d"/>
+    <w:bookmarkStart w:id="44" w:name="Xfd4061cb0263d4fa53b42e00457944a736aa47d"/>
     <w:p>
       <w:pPr>
         <w:pStyle w:val="Heading2"/>
@@ -7220,7 +8572,13 @@
         <w:rPr>
           <w:rFonts w:ascii="Microsoft YaHei" w:hAnsi="Microsoft YaHei" w:eastAsia="Microsoft YaHei" w:cs="Microsoft YaHei"/>
         </w:rPr>
-        <w:t xml:space="preserve">4.5 部署与访问说明</w:t>
+        <w:t xml:space="preserve">4.5 </w:t>
+      </w:r>
+      <w:r>
+        <w:rPr>
+          <w:rFonts w:hint="eastAsia" w:ascii="Microsoft YaHei" w:hAnsi="Microsoft YaHei" w:eastAsia="Microsoft YaHei" w:cs="Microsoft YaHei"/>
+        </w:rPr>
+        <w:t xml:space="preserve">部署与访问说明</w:t>
       </w:r>
     </w:p>
     <w:p>
@@ -7229,13 +8587,13 @@
       </w:pPr>
       <w:r>
         <w:rPr>
-          <w:rFonts w:ascii="Microsoft YaHei" w:hAnsi="Microsoft YaHei" w:eastAsia="Microsoft YaHei" w:cs="Microsoft YaHei"/>
+          <w:rFonts w:hint="eastAsia" w:ascii="Microsoft YaHei" w:hAnsi="Microsoft YaHei" w:eastAsia="Microsoft YaHei" w:cs="Microsoft YaHei"/>
         </w:rPr>
         <w:t xml:space="preserve">当前为</w:t>
       </w:r>
       <w:r>
         <w:rPr>
-          <w:rFonts w:ascii="Microsoft YaHei" w:hAnsi="Microsoft YaHei" w:eastAsia="Microsoft YaHei" w:cs="Microsoft YaHei"/>
+          <w:rFonts w:hint="eastAsia" w:ascii="Microsoft YaHei" w:hAnsi="Microsoft YaHei" w:eastAsia="Microsoft YaHei" w:cs="Microsoft YaHei"/>
           <w:b/>
           <w:bCs/>
         </w:rPr>
@@ -7243,7 +8601,7 @@
       </w:r>
       <w:r>
         <w:rPr>
-          <w:rFonts w:ascii="Microsoft YaHei" w:hAnsi="Microsoft YaHei" w:eastAsia="Microsoft YaHei" w:cs="Microsoft YaHei"/>
+          <w:rFonts w:hint="eastAsia" w:ascii="Microsoft YaHei" w:hAnsi="Microsoft YaHei" w:eastAsia="Microsoft YaHei" w:cs="Microsoft YaHei"/>
         </w:rPr>
         <w:t xml:space="preserve">，尚未进行云端部署。</w:t>
       </w:r>
@@ -7254,7 +8612,7 @@
       </w:pPr>
       <w:r>
         <w:rPr>
-          <w:rFonts w:ascii="Microsoft YaHei" w:hAnsi="Microsoft YaHei" w:eastAsia="Microsoft YaHei" w:cs="Microsoft YaHei"/>
+          <w:rFonts w:hint="eastAsia" w:ascii="Microsoft YaHei" w:hAnsi="Microsoft YaHei" w:eastAsia="Microsoft YaHei" w:cs="Microsoft YaHei"/>
           <w:b/>
           <w:bCs/>
         </w:rPr>
@@ -7262,7 +8620,7 @@
       </w:r>
       <w:r>
         <w:rPr>
-          <w:rFonts w:ascii="Microsoft YaHei" w:hAnsi="Microsoft YaHei" w:eastAsia="Microsoft YaHei" w:cs="Microsoft YaHei"/>
+          <w:rFonts w:hint="eastAsia" w:ascii="Microsoft YaHei" w:hAnsi="Microsoft YaHei" w:eastAsia="Microsoft YaHei" w:cs="Microsoft YaHei"/>
         </w:rPr>
         <w:t xml:space="preserve">：</w:t>
       </w:r>
@@ -7275,26 +8633,51 @@
       </w:pPr>
       <w:r>
         <w:rPr>
-          <w:rStyle w:val="CommentTok"/>
+          <w:rStyle w:val="VerbatimChar"/>
           <w:rFonts w:ascii="Consolas" w:hAnsi="Consolas" w:eastAsia="Consolas" w:cs="Consolas"/>
           <w:sz w:val="17"/>
         </w:rPr>
-        <w:t xml:space="preserve"># 1. 启动 PostgreSQL 并创建 ca_agent 数据库</w:t>
-      </w:r>
-      <w:r>
-        <w:rPr>
+        <w:t xml:space="preserve"># 1. </w:t>
+      </w:r>
+      <w:r>
+        <w:rPr>
+          <w:rStyle w:val="VerbatimChar"/>
+          <w:rFonts w:hint="eastAsia" w:ascii="Consolas" w:hAnsi="Consolas" w:eastAsia="Consolas" w:cs="Consolas"/>
+          <w:sz w:val="17"/>
+        </w:rPr>
+        <w:t xml:space="preserve">启动</w:t>
+      </w:r>
+      <w:r>
+        <w:rPr>
+          <w:rStyle w:val="VerbatimChar"/>
           <w:rFonts w:ascii="Consolas" w:hAnsi="Consolas" w:eastAsia="Consolas" w:cs="Consolas"/>
           <w:sz w:val="17"/>
         </w:rPr>
-        <w:br/>
-      </w:r>
-      <w:r>
-        <w:rPr>
-          <w:rStyle w:val="CommentTok"/>
+        <w:t xml:space="preserve"> PostgreSQL </w:t>
+      </w:r>
+      <w:r>
+        <w:rPr>
+          <w:rStyle w:val="VerbatimChar"/>
+          <w:rFonts w:hint="eastAsia" w:ascii="Consolas" w:hAnsi="Consolas" w:eastAsia="Consolas" w:cs="Consolas"/>
+          <w:sz w:val="17"/>
+        </w:rPr>
+        <w:t xml:space="preserve">并创建</w:t>
+      </w:r>
+      <w:r>
+        <w:rPr>
+          <w:rStyle w:val="VerbatimChar"/>
           <w:rFonts w:ascii="Consolas" w:hAnsi="Consolas" w:eastAsia="Consolas" w:cs="Consolas"/>
           <w:sz w:val="17"/>
         </w:rPr>
-        <w:t xml:space="preserve"># 2. 配置 application-local.yml（LLM API Key + 搜索 API Key）</w:t>
+        <w:t xml:space="preserve"> ca_agent </w:t>
+      </w:r>
+      <w:r>
+        <w:rPr>
+          <w:rStyle w:val="VerbatimChar"/>
+          <w:rFonts w:hint="eastAsia" w:ascii="Consolas" w:hAnsi="Consolas" w:eastAsia="Consolas" w:cs="Consolas"/>
+          <w:sz w:val="17"/>
+        </w:rPr>
+        <w:t xml:space="preserve">数据库</w:t>
       </w:r>
       <w:r>
         <w:rPr>
@@ -7305,65 +8688,105 @@
       </w:r>
       <w:r>
         <w:rPr>
-          <w:rStyle w:val="CommentTok"/>
+          <w:rStyle w:val="VerbatimChar"/>
           <w:rFonts w:ascii="Consolas" w:hAnsi="Consolas" w:eastAsia="Consolas" w:cs="Consolas"/>
           <w:sz w:val="17"/>
         </w:rPr>
-        <w:t xml:space="preserve"># 3. 启动后端</w:t>
-      </w:r>
-      <w:r>
-        <w:rPr>
+        <w:t xml:space="preserve"># 2. </w:t>
+      </w:r>
+      <w:r>
+        <w:rPr>
+          <w:rStyle w:val="VerbatimChar"/>
+          <w:rFonts w:hint="eastAsia" w:ascii="Consolas" w:hAnsi="Consolas" w:eastAsia="Consolas" w:cs="Consolas"/>
+          <w:sz w:val="17"/>
+        </w:rPr>
+        <w:t xml:space="preserve">配置</w:t>
+      </w:r>
+      <w:r>
+        <w:rPr>
+          <w:rStyle w:val="VerbatimChar"/>
           <w:rFonts w:ascii="Consolas" w:hAnsi="Consolas" w:eastAsia="Consolas" w:cs="Consolas"/>
           <w:sz w:val="17"/>
         </w:rPr>
-        <w:br/>
-      </w:r>
-      <w:r>
-        <w:rPr>
-          <w:rStyle w:val="ExtensionTok"/>
+        <w:t xml:space="preserve"> </w:t>
+      </w:r>
+      <w:r>
+        <w:rPr>
+          <w:rStyle w:val="VerbatimChar"/>
+          <w:rFonts w:hint="eastAsia" w:ascii="Consolas" w:hAnsi="Consolas" w:eastAsia="Consolas" w:cs="Consolas"/>
+          <w:sz w:val="17"/>
+        </w:rPr>
+        <w:t xml:space="preserve">application-local.yml（LLM</w:t>
+      </w:r>
+      <w:r>
+        <w:rPr>
+          <w:rStyle w:val="VerbatimChar"/>
           <w:rFonts w:ascii="Consolas" w:hAnsi="Consolas" w:eastAsia="Consolas" w:cs="Consolas"/>
           <w:sz w:val="17"/>
         </w:rPr>
-        <w:t xml:space="preserve">mvn</w:t>
-      </w:r>
-      <w:r>
-        <w:rPr>
-          <w:rStyle w:val="NormalTok"/>
+        <w:t xml:space="preserve"> API Key + </w:t>
+      </w:r>
+      <w:r>
+        <w:rPr>
+          <w:rStyle w:val="VerbatimChar"/>
+          <w:rFonts w:hint="eastAsia" w:ascii="Consolas" w:hAnsi="Consolas" w:eastAsia="Consolas" w:cs="Consolas"/>
+          <w:sz w:val="17"/>
+        </w:rPr>
+        <w:t xml:space="preserve">搜索</w:t>
+      </w:r>
+      <w:r>
+        <w:rPr>
+          <w:rStyle w:val="VerbatimChar"/>
           <w:rFonts w:ascii="Consolas" w:hAnsi="Consolas" w:eastAsia="Consolas" w:cs="Consolas"/>
           <w:sz w:val="17"/>
         </w:rPr>
-        <w:t xml:space="preserve"> spring-boot:run </w:t>
-      </w:r>
-      <w:r>
-        <w:rPr>
-          <w:rStyle w:val="AttributeTok"/>
+        <w:t xml:space="preserve"> API </w:t>
+      </w:r>
+      <w:r>
+        <w:rPr>
+          <w:rStyle w:val="VerbatimChar"/>
+          <w:rFonts w:hint="eastAsia" w:ascii="Consolas" w:hAnsi="Consolas" w:eastAsia="Consolas" w:cs="Consolas"/>
+          <w:sz w:val="17"/>
+        </w:rPr>
+        <w:t xml:space="preserve">Key）</w:t>
+      </w:r>
+      <w:r>
+        <w:rPr>
           <w:rFonts w:ascii="Consolas" w:hAnsi="Consolas" w:eastAsia="Consolas" w:cs="Consolas"/>
           <w:sz w:val="17"/>
         </w:rPr>
-        <w:t xml:space="preserve">-Dspring-boot.run.profiles</w:t>
-      </w:r>
-      <w:r>
-        <w:rPr>
-          <w:rStyle w:val="OperatorTok"/>
+        <w:br/>
+      </w:r>
+      <w:r>
+        <w:rPr>
+          <w:rStyle w:val="VerbatimChar"/>
           <w:rFonts w:ascii="Consolas" w:hAnsi="Consolas" w:eastAsia="Consolas" w:cs="Consolas"/>
           <w:sz w:val="17"/>
         </w:rPr>
-        <w:t xml:space="preserve">=</w:t>
-      </w:r>
-      <w:r>
-        <w:rPr>
-          <w:rStyle w:val="NormalTok"/>
+        <w:t xml:space="preserve"># 3. </w:t>
+      </w:r>
+      <w:r>
+        <w:rPr>
+          <w:rStyle w:val="VerbatimChar"/>
+          <w:rFonts w:hint="eastAsia" w:ascii="Consolas" w:hAnsi="Consolas" w:eastAsia="Consolas" w:cs="Consolas"/>
+          <w:sz w:val="17"/>
+        </w:rPr>
+        <w:t xml:space="preserve">启动后端</w:t>
+      </w:r>
+      <w:r>
+        <w:rPr>
           <w:rFonts w:ascii="Consolas" w:hAnsi="Consolas" w:eastAsia="Consolas" w:cs="Consolas"/>
           <w:sz w:val="17"/>
         </w:rPr>
-        <w:t xml:space="preserve">local</w:t>
-      </w:r>
-      <w:r>
-        <w:rPr>
+        <w:br/>
+      </w:r>
+      <w:r>
+        <w:rPr>
+          <w:rStyle w:val="VerbatimChar"/>
           <w:rFonts w:ascii="Consolas" w:hAnsi="Consolas" w:eastAsia="Consolas" w:cs="Consolas"/>
           <w:sz w:val="17"/>
         </w:rPr>
-        <w:br/>
+        <w:t xml:space="preserve">mvn spring-boot:run -Dspring-boot.run.profiles=local</w:t>
       </w:r>
       <w:r>
         <w:rPr>
@@ -7374,125 +8797,84 @@
       </w:r>
       <w:r>
         <w:rPr>
-          <w:rStyle w:val="CommentTok"/>
           <w:rFonts w:ascii="Consolas" w:hAnsi="Consolas" w:eastAsia="Consolas" w:cs="Consolas"/>
           <w:sz w:val="17"/>
         </w:rPr>
-        <w:t xml:space="preserve"># 4. 启动前端</w:t>
-      </w:r>
-      <w:r>
-        <w:rPr>
+        <w:br/>
+      </w:r>
+      <w:r>
+        <w:rPr>
+          <w:rStyle w:val="VerbatimChar"/>
           <w:rFonts w:ascii="Consolas" w:hAnsi="Consolas" w:eastAsia="Consolas" w:cs="Consolas"/>
           <w:sz w:val="17"/>
         </w:rPr>
-        <w:br/>
-      </w:r>
-      <w:r>
-        <w:rPr>
-          <w:rStyle w:val="BuiltInTok"/>
+        <w:t xml:space="preserve"># 4. </w:t>
+      </w:r>
+      <w:r>
+        <w:rPr>
+          <w:rStyle w:val="VerbatimChar"/>
+          <w:rFonts w:hint="eastAsia" w:ascii="Consolas" w:hAnsi="Consolas" w:eastAsia="Consolas" w:cs="Consolas"/>
+          <w:sz w:val="17"/>
+        </w:rPr>
+        <w:t xml:space="preserve">启动前端</w:t>
+      </w:r>
+      <w:r>
+        <w:rPr>
           <w:rFonts w:ascii="Consolas" w:hAnsi="Consolas" w:eastAsia="Consolas" w:cs="Consolas"/>
           <w:sz w:val="17"/>
         </w:rPr>
-        <w:t xml:space="preserve">cd</w:t>
-      </w:r>
-      <w:r>
-        <w:rPr>
-          <w:rStyle w:val="NormalTok"/>
+        <w:br/>
+      </w:r>
+      <w:r>
+        <w:rPr>
+          <w:rStyle w:val="VerbatimChar"/>
           <w:rFonts w:ascii="Consolas" w:hAnsi="Consolas" w:eastAsia="Consolas" w:cs="Consolas"/>
           <w:sz w:val="17"/>
         </w:rPr>
-        <w:t xml:space="preserve"> frontend </w:t>
-      </w:r>
-      <w:r>
-        <w:rPr>
-          <w:rStyle w:val="KeywordTok"/>
+        <w:t xml:space="preserve">cd frontend &amp;&amp; npm install &amp;&amp; npm run dev</w:t>
+      </w:r>
+      <w:r>
+        <w:rPr>
           <w:rFonts w:ascii="Consolas" w:hAnsi="Consolas" w:eastAsia="Consolas" w:cs="Consolas"/>
           <w:sz w:val="17"/>
         </w:rPr>
-        <w:t xml:space="preserve">&amp;&amp;</w:t>
-      </w:r>
-      <w:r>
-        <w:rPr>
-          <w:rStyle w:val="NormalTok"/>
+        <w:br/>
+      </w:r>
+      <w:r>
+        <w:rPr>
           <w:rFonts w:ascii="Consolas" w:hAnsi="Consolas" w:eastAsia="Consolas" w:cs="Consolas"/>
           <w:sz w:val="17"/>
         </w:rPr>
-        <w:t xml:space="preserve"> </w:t>
-      </w:r>
-      <w:r>
-        <w:rPr>
-          <w:rStyle w:val="ExtensionTok"/>
+        <w:br/>
+      </w:r>
+      <w:r>
+        <w:rPr>
+          <w:rStyle w:val="VerbatimChar"/>
           <w:rFonts w:ascii="Consolas" w:hAnsi="Consolas" w:eastAsia="Consolas" w:cs="Consolas"/>
           <w:sz w:val="17"/>
         </w:rPr>
-        <w:t xml:space="preserve">npm</w:t>
-      </w:r>
-      <w:r>
-        <w:rPr>
-          <w:rStyle w:val="NormalTok"/>
+        <w:t xml:space="preserve"># 5. </w:t>
+      </w:r>
+      <w:r>
+        <w:rPr>
+          <w:rStyle w:val="VerbatimChar"/>
+          <w:rFonts w:hint="eastAsia" w:ascii="Consolas" w:hAnsi="Consolas" w:eastAsia="Consolas" w:cs="Consolas"/>
+          <w:sz w:val="17"/>
+        </w:rPr>
+        <w:t xml:space="preserve">访问</w:t>
+      </w:r>
+      <w:r>
+        <w:rPr>
+          <w:rStyle w:val="VerbatimChar"/>
           <w:rFonts w:ascii="Consolas" w:hAnsi="Consolas" w:eastAsia="Consolas" w:cs="Consolas"/>
           <w:sz w:val="17"/>
         </w:rPr>
-        <w:t xml:space="preserve"> install </w:t>
-      </w:r>
-      <w:r>
-        <w:rPr>
-          <w:rStyle w:val="KeywordTok"/>
-          <w:rFonts w:ascii="Consolas" w:hAnsi="Consolas" w:eastAsia="Consolas" w:cs="Consolas"/>
-          <w:sz w:val="17"/>
-        </w:rPr>
-        <w:t xml:space="preserve">&amp;&amp;</w:t>
-      </w:r>
-      <w:r>
-        <w:rPr>
-          <w:rStyle w:val="NormalTok"/>
-          <w:rFonts w:ascii="Consolas" w:hAnsi="Consolas" w:eastAsia="Consolas" w:cs="Consolas"/>
-          <w:sz w:val="17"/>
-        </w:rPr>
-        <w:t xml:space="preserve"> </w:t>
-      </w:r>
-      <w:r>
-        <w:rPr>
-          <w:rStyle w:val="ExtensionTok"/>
-          <w:rFonts w:ascii="Consolas" w:hAnsi="Consolas" w:eastAsia="Consolas" w:cs="Consolas"/>
-          <w:sz w:val="17"/>
-        </w:rPr>
-        <w:t xml:space="preserve">npm</w:t>
-      </w:r>
-      <w:r>
-        <w:rPr>
-          <w:rStyle w:val="NormalTok"/>
-          <w:rFonts w:ascii="Consolas" w:hAnsi="Consolas" w:eastAsia="Consolas" w:cs="Consolas"/>
-          <w:sz w:val="17"/>
-        </w:rPr>
-        <w:t xml:space="preserve"> run dev</w:t>
-      </w:r>
-      <w:r>
-        <w:rPr>
-          <w:rFonts w:ascii="Consolas" w:hAnsi="Consolas" w:eastAsia="Consolas" w:cs="Consolas"/>
-          <w:sz w:val="17"/>
-        </w:rPr>
-        <w:br/>
-      </w:r>
-      <w:r>
-        <w:rPr>
-          <w:rFonts w:ascii="Consolas" w:hAnsi="Consolas" w:eastAsia="Consolas" w:cs="Consolas"/>
-          <w:sz w:val="17"/>
-        </w:rPr>
-        <w:br/>
-      </w:r>
-      <w:r>
-        <w:rPr>
-          <w:rStyle w:val="CommentTok"/>
-          <w:rFonts w:ascii="Consolas" w:hAnsi="Consolas" w:eastAsia="Consolas" w:cs="Consolas"/>
-          <w:sz w:val="17"/>
-        </w:rPr>
-        <w:t xml:space="preserve"># 5. 访问 http://localhost:5173</w:t>
+        <w:t xml:space="preserve"> http://localhost:5173</w:t>
       </w:r>
     </w:p>
+    <w:bookmarkEnd w:id="44"/>
     <w:bookmarkEnd w:id="45"/>
-    <w:bookmarkEnd w:id="46"/>
-    <w:bookmarkStart w:id="52" w:name="五结果说明"/>
+    <w:bookmarkStart w:id="51" w:name="五结果说明"/>
     <w:p>
       <w:pPr>
         <w:pStyle w:val="Heading1"/>
@@ -7502,12 +8884,12 @@
       </w:pPr>
       <w:r>
         <w:rPr>
-          <w:rFonts w:ascii="Microsoft YaHei" w:hAnsi="Microsoft YaHei" w:eastAsia="Microsoft YaHei" w:cs="Microsoft YaHei"/>
+          <w:rFonts w:hint="eastAsia" w:ascii="Microsoft YaHei" w:hAnsi="Microsoft YaHei" w:eastAsia="Microsoft YaHei" w:cs="Microsoft YaHei"/>
         </w:rPr>
         <w:t xml:space="preserve">五、结果说明</w:t>
       </w:r>
     </w:p>
-    <w:bookmarkStart w:id="47" w:name="Xf8c917bfb4efc0722c5bc1eba270960d8ab85d8"/>
+    <w:bookmarkStart w:id="46" w:name="Xf8c917bfb4efc0722c5bc1eba270960d8ab85d8"/>
     <w:p>
       <w:pPr>
         <w:pStyle w:val="Heading2"/>
@@ -7516,7 +8898,13 @@
         <w:rPr>
           <w:rFonts w:ascii="Microsoft YaHei" w:hAnsi="Microsoft YaHei" w:eastAsia="Microsoft YaHei" w:cs="Microsoft YaHei"/>
         </w:rPr>
-        <w:t xml:space="preserve">5.1 项目完成度</w:t>
+        <w:t xml:space="preserve">5.1 </w:t>
+      </w:r>
+      <w:r>
+        <w:rPr>
+          <w:rFonts w:hint="eastAsia" w:ascii="Microsoft YaHei" w:hAnsi="Microsoft YaHei" w:eastAsia="Microsoft YaHei" w:cs="Microsoft YaHei"/>
+        </w:rPr>
+        <w:t xml:space="preserve">项目完成度</w:t>
       </w:r>
     </w:p>
     <w:p>
@@ -7525,11 +8913,27 @@
       </w:pPr>
       <w:r>
         <w:rPr>
-          <w:rFonts w:ascii="Microsoft YaHei" w:hAnsi="Microsoft YaHei" w:eastAsia="Microsoft YaHei" w:cs="Microsoft YaHei"/>
+          <w:rFonts w:hint="eastAsia" w:ascii="Microsoft YaHei" w:hAnsi="Microsoft YaHei" w:eastAsia="Microsoft YaHei" w:cs="Microsoft YaHei"/>
           <w:b/>
           <w:bCs/>
         </w:rPr>
-        <w:t xml:space="preserve">当前状态：可用 Demo（接近生产级版本）</w:t>
+        <w:t xml:space="preserve">当前状态：可用</w:t>
+      </w:r>
+      <w:r>
+        <w:rPr>
+          <w:rFonts w:ascii="Microsoft YaHei" w:hAnsi="Microsoft YaHei" w:eastAsia="Microsoft YaHei" w:cs="Microsoft YaHei"/>
+          <w:b/>
+          <w:bCs/>
+        </w:rPr>
+        <w:t xml:space="preserve"> </w:t>
+      </w:r>
+      <w:r>
+        <w:rPr>
+          <w:rFonts w:hint="eastAsia" w:ascii="Microsoft YaHei" w:hAnsi="Microsoft YaHei" w:eastAsia="Microsoft YaHei" w:cs="Microsoft YaHei"/>
+          <w:b/>
+          <w:bCs/>
+        </w:rPr>
+        <w:t xml:space="preserve">Demo（接近生产级版本）</w:t>
       </w:r>
     </w:p>
     <w:tbl>
@@ -7575,7 +8979,7 @@
             </w:pPr>
             <w:r>
               <w:rPr>
-                <w:rFonts w:ascii="Microsoft YaHei" w:hAnsi="Microsoft YaHei" w:eastAsia="Microsoft YaHei" w:cs="Microsoft YaHei"/>
+                <w:rFonts w:hint="eastAsia" w:ascii="Microsoft YaHei" w:hAnsi="Microsoft YaHei" w:eastAsia="Microsoft YaHei" w:cs="Microsoft YaHei"/>
                 <w:b/>
                 <w:color w:val="FFFFFF"/>
                 <w:sz w:val="18"/>
@@ -7610,7 +9014,7 @@
             </w:pPr>
             <w:r>
               <w:rPr>
-                <w:rFonts w:ascii="Microsoft YaHei" w:hAnsi="Microsoft YaHei" w:eastAsia="Microsoft YaHei" w:cs="Microsoft YaHei"/>
+                <w:rFonts w:hint="eastAsia" w:ascii="Microsoft YaHei" w:hAnsi="Microsoft YaHei" w:eastAsia="Microsoft YaHei" w:cs="Microsoft YaHei"/>
                 <w:b/>
                 <w:color w:val="FFFFFF"/>
                 <w:sz w:val="18"/>
@@ -7650,7 +9054,7 @@
             </w:pPr>
             <w:r>
               <w:rPr>
-                <w:rFonts w:ascii="Microsoft YaHei" w:hAnsi="Microsoft YaHei" w:eastAsia="Microsoft YaHei" w:cs="Microsoft YaHei"/>
+                <w:rFonts w:hint="eastAsia" w:ascii="Microsoft YaHei" w:hAnsi="Microsoft YaHei" w:eastAsia="Microsoft YaHei" w:cs="Microsoft YaHei"/>
                 <w:color w:val="1F2328"/>
                 <w:sz w:val="18"/>
               </w:rPr>
@@ -7688,7 +9092,47 @@
                 <w:color w:val="1F2328"/>
                 <w:sz w:val="18"/>
               </w:rPr>
-              <w:t xml:space="preserve">✅ 完成 — 6 Agent 完整链路 + 修复循环均已实现并验证</w:t>
+              <w:t xml:space="preserve">✅ </w:t>
+            </w:r>
+            <w:r>
+              <w:rPr>
+                <w:rFonts w:hint="eastAsia" w:ascii="Microsoft YaHei" w:hAnsi="Microsoft YaHei" w:eastAsia="Microsoft YaHei" w:cs="Microsoft YaHei"/>
+                <w:color w:val="1F2328"/>
+                <w:sz w:val="18"/>
+              </w:rPr>
+              <w:t xml:space="preserve">完成</w:t>
+            </w:r>
+            <w:r>
+              <w:rPr>
+                <w:rFonts w:ascii="Microsoft YaHei" w:hAnsi="Microsoft YaHei" w:eastAsia="Microsoft YaHei" w:cs="Microsoft YaHei"/>
+                <w:color w:val="1F2328"/>
+                <w:sz w:val="18"/>
+              </w:rPr>
+              <w:t xml:space="preserve"> — 6 Agent </w:t>
+            </w:r>
+            <w:r>
+              <w:rPr>
+                <w:rFonts w:hint="eastAsia" w:ascii="Microsoft YaHei" w:hAnsi="Microsoft YaHei" w:eastAsia="Microsoft YaHei" w:cs="Microsoft YaHei"/>
+                <w:color w:val="1F2328"/>
+                <w:sz w:val="18"/>
+              </w:rPr>
+              <w:t xml:space="preserve">完整链路</w:t>
+            </w:r>
+            <w:r>
+              <w:rPr>
+                <w:rFonts w:ascii="Microsoft YaHei" w:hAnsi="Microsoft YaHei" w:eastAsia="Microsoft YaHei" w:cs="Microsoft YaHei"/>
+                <w:color w:val="1F2328"/>
+                <w:sz w:val="18"/>
+              </w:rPr>
+              <w:t xml:space="preserve"> + </w:t>
+            </w:r>
+            <w:r>
+              <w:rPr>
+                <w:rFonts w:hint="eastAsia" w:ascii="Microsoft YaHei" w:hAnsi="Microsoft YaHei" w:eastAsia="Microsoft YaHei" w:cs="Microsoft YaHei"/>
+                <w:color w:val="1F2328"/>
+                <w:sz w:val="18"/>
+              </w:rPr>
+              <w:t xml:space="preserve">修复循环均已实现并验证</w:t>
             </w:r>
           </w:p>
         </w:tc>
@@ -7727,7 +9171,15 @@
                 <w:color w:val="1F2328"/>
                 <w:sz w:val="18"/>
               </w:rPr>
-              <w:t xml:space="preserve">LLM 真实对接</w:t>
+              <w:t xml:space="preserve">LLM </w:t>
+            </w:r>
+            <w:r>
+              <w:rPr>
+                <w:rFonts w:hint="eastAsia" w:ascii="Microsoft YaHei" w:hAnsi="Microsoft YaHei" w:eastAsia="Microsoft YaHei" w:cs="Microsoft YaHei"/>
+                <w:color w:val="1F2328"/>
+                <w:sz w:val="18"/>
+              </w:rPr>
+              <w:t xml:space="preserve">真实对接</w:t>
             </w:r>
           </w:p>
         </w:tc>
@@ -7761,7 +9213,63 @@
                 <w:color w:val="1F2328"/>
                 <w:sz w:val="18"/>
               </w:rPr>
-              <w:t xml:space="preserve">✅ 完成 — 全部 Agent 使用豆包 LLM 真实推理</w:t>
+              <w:t xml:space="preserve">✅ </w:t>
+            </w:r>
+            <w:r>
+              <w:rPr>
+                <w:rFonts w:hint="eastAsia" w:ascii="Microsoft YaHei" w:hAnsi="Microsoft YaHei" w:eastAsia="Microsoft YaHei" w:cs="Microsoft YaHei"/>
+                <w:color w:val="1F2328"/>
+                <w:sz w:val="18"/>
+              </w:rPr>
+              <w:t xml:space="preserve">完成</w:t>
+            </w:r>
+            <w:r>
+              <w:rPr>
+                <w:rFonts w:ascii="Microsoft YaHei" w:hAnsi="Microsoft YaHei" w:eastAsia="Microsoft YaHei" w:cs="Microsoft YaHei"/>
+                <w:color w:val="1F2328"/>
+                <w:sz w:val="18"/>
+              </w:rPr>
+              <w:t xml:space="preserve"> — </w:t>
+            </w:r>
+            <w:r>
+              <w:rPr>
+                <w:rFonts w:hint="eastAsia" w:ascii="Microsoft YaHei" w:hAnsi="Microsoft YaHei" w:eastAsia="Microsoft YaHei" w:cs="Microsoft YaHei"/>
+                <w:color w:val="1F2328"/>
+                <w:sz w:val="18"/>
+              </w:rPr>
+              <w:t xml:space="preserve">全部</w:t>
+            </w:r>
+            <w:r>
+              <w:rPr>
+                <w:rFonts w:ascii="Microsoft YaHei" w:hAnsi="Microsoft YaHei" w:eastAsia="Microsoft YaHei" w:cs="Microsoft YaHei"/>
+                <w:color w:val="1F2328"/>
+                <w:sz w:val="18"/>
+              </w:rPr>
+              <w:t xml:space="preserve"> Agent </w:t>
+            </w:r>
+            <w:r>
+              <w:rPr>
+                <w:rFonts w:hint="eastAsia" w:ascii="Microsoft YaHei" w:hAnsi="Microsoft YaHei" w:eastAsia="Microsoft YaHei" w:cs="Microsoft YaHei"/>
+                <w:color w:val="1F2328"/>
+                <w:sz w:val="18"/>
+              </w:rPr>
+              <w:t xml:space="preserve">使用豆包</w:t>
+            </w:r>
+            <w:r>
+              <w:rPr>
+                <w:rFonts w:ascii="Microsoft YaHei" w:hAnsi="Microsoft YaHei" w:eastAsia="Microsoft YaHei" w:cs="Microsoft YaHei"/>
+                <w:color w:val="1F2328"/>
+                <w:sz w:val="18"/>
+              </w:rPr>
+              <w:t xml:space="preserve"> LLM </w:t>
+            </w:r>
+            <w:r>
+              <w:rPr>
+                <w:rFonts w:hint="eastAsia" w:ascii="Microsoft YaHei" w:hAnsi="Microsoft YaHei" w:eastAsia="Microsoft YaHei" w:cs="Microsoft YaHei"/>
+                <w:color w:val="1F2328"/>
+                <w:sz w:val="18"/>
+              </w:rPr>
+              <w:t xml:space="preserve">真实推理</w:t>
             </w:r>
           </w:p>
         </w:tc>
@@ -7796,7 +9304,7 @@
             </w:pPr>
             <w:r>
               <w:rPr>
-                <w:rFonts w:ascii="Microsoft YaHei" w:hAnsi="Microsoft YaHei" w:eastAsia="Microsoft YaHei" w:cs="Microsoft YaHei"/>
+                <w:rFonts w:hint="eastAsia" w:ascii="Microsoft YaHei" w:hAnsi="Microsoft YaHei" w:eastAsia="Microsoft YaHei" w:cs="Microsoft YaHei"/>
                 <w:color w:val="1F2328"/>
                 <w:sz w:val="18"/>
               </w:rPr>
@@ -7834,7 +9342,47 @@
                 <w:color w:val="1F2328"/>
                 <w:sz w:val="18"/>
               </w:rPr>
-              <w:t xml:space="preserve">✅ 完成 — 秘塔 Metaso API 真实搜索</w:t>
+              <w:t xml:space="preserve">✅ </w:t>
+            </w:r>
+            <w:r>
+              <w:rPr>
+                <w:rFonts w:hint="eastAsia" w:ascii="Microsoft YaHei" w:hAnsi="Microsoft YaHei" w:eastAsia="Microsoft YaHei" w:cs="Microsoft YaHei"/>
+                <w:color w:val="1F2328"/>
+                <w:sz w:val="18"/>
+              </w:rPr>
+              <w:t xml:space="preserve">完成</w:t>
+            </w:r>
+            <w:r>
+              <w:rPr>
+                <w:rFonts w:ascii="Microsoft YaHei" w:hAnsi="Microsoft YaHei" w:eastAsia="Microsoft YaHei" w:cs="Microsoft YaHei"/>
+                <w:color w:val="1F2328"/>
+                <w:sz w:val="18"/>
+              </w:rPr>
+              <w:t xml:space="preserve"> — </w:t>
+            </w:r>
+            <w:r>
+              <w:rPr>
+                <w:rFonts w:hint="eastAsia" w:ascii="Microsoft YaHei" w:hAnsi="Microsoft YaHei" w:eastAsia="Microsoft YaHei" w:cs="Microsoft YaHei"/>
+                <w:color w:val="1F2328"/>
+                <w:sz w:val="18"/>
+              </w:rPr>
+              <w:t xml:space="preserve">秘塔</w:t>
+            </w:r>
+            <w:r>
+              <w:rPr>
+                <w:rFonts w:ascii="Microsoft YaHei" w:hAnsi="Microsoft YaHei" w:eastAsia="Microsoft YaHei" w:cs="Microsoft YaHei"/>
+                <w:color w:val="1F2328"/>
+                <w:sz w:val="18"/>
+              </w:rPr>
+              <w:t xml:space="preserve"> Metaso API </w:t>
+            </w:r>
+            <w:r>
+              <w:rPr>
+                <w:rFonts w:hint="eastAsia" w:ascii="Microsoft YaHei" w:hAnsi="Microsoft YaHei" w:eastAsia="Microsoft YaHei" w:cs="Microsoft YaHei"/>
+                <w:color w:val="1F2328"/>
+                <w:sz w:val="18"/>
+              </w:rPr>
+              <w:t xml:space="preserve">真实搜索</w:t>
             </w:r>
           </w:p>
         </w:tc>
@@ -7869,7 +9417,7 @@
             </w:pPr>
             <w:r>
               <w:rPr>
-                <w:rFonts w:ascii="Microsoft YaHei" w:hAnsi="Microsoft YaHei" w:eastAsia="Microsoft YaHei" w:cs="Microsoft YaHei"/>
+                <w:rFonts w:hint="eastAsia" w:ascii="Microsoft YaHei" w:hAnsi="Microsoft YaHei" w:eastAsia="Microsoft YaHei" w:cs="Microsoft YaHei"/>
                 <w:color w:val="1F2328"/>
                 <w:sz w:val="18"/>
               </w:rPr>
@@ -7907,7 +9455,31 @@
                 <w:color w:val="1F2328"/>
                 <w:sz w:val="18"/>
               </w:rPr>
-              <w:t xml:space="preserve">✅ 完成 — 7 张核心表，支持增量保存和中间状态恢复</w:t>
+              <w:t xml:space="preserve">✅ </w:t>
+            </w:r>
+            <w:r>
+              <w:rPr>
+                <w:rFonts w:hint="eastAsia" w:ascii="Microsoft YaHei" w:hAnsi="Microsoft YaHei" w:eastAsia="Microsoft YaHei" w:cs="Microsoft YaHei"/>
+                <w:color w:val="1F2328"/>
+                <w:sz w:val="18"/>
+              </w:rPr>
+              <w:t xml:space="preserve">完成</w:t>
+            </w:r>
+            <w:r>
+              <w:rPr>
+                <w:rFonts w:ascii="Microsoft YaHei" w:hAnsi="Microsoft YaHei" w:eastAsia="Microsoft YaHei" w:cs="Microsoft YaHei"/>
+                <w:color w:val="1F2328"/>
+                <w:sz w:val="18"/>
+              </w:rPr>
+              <w:t xml:space="preserve"> — 7 </w:t>
+            </w:r>
+            <w:r>
+              <w:rPr>
+                <w:rFonts w:hint="eastAsia" w:ascii="Microsoft YaHei" w:hAnsi="Microsoft YaHei" w:eastAsia="Microsoft YaHei" w:cs="Microsoft YaHei"/>
+                <w:color w:val="1F2328"/>
+                <w:sz w:val="18"/>
+              </w:rPr>
+              <w:t xml:space="preserve">张核心表，支持增量保存和中间状态恢复</w:t>
             </w:r>
           </w:p>
         </w:tc>
@@ -7942,7 +9514,7 @@
             </w:pPr>
             <w:r>
               <w:rPr>
-                <w:rFonts w:ascii="Microsoft YaHei" w:hAnsi="Microsoft YaHei" w:eastAsia="Microsoft YaHei" w:cs="Microsoft YaHei"/>
+                <w:rFonts w:hint="eastAsia" w:ascii="Microsoft YaHei" w:hAnsi="Microsoft YaHei" w:eastAsia="Microsoft YaHei" w:cs="Microsoft YaHei"/>
                 <w:color w:val="1F2328"/>
                 <w:sz w:val="18"/>
               </w:rPr>
@@ -7980,7 +9552,31 @@
                 <w:color w:val="1F2328"/>
                 <w:sz w:val="18"/>
               </w:rPr>
-              <w:t xml:space="preserve">✅ 完成 — 8 个核心组件，覆盖全部功能场景</w:t>
+              <w:t xml:space="preserve">✅ </w:t>
+            </w:r>
+            <w:r>
+              <w:rPr>
+                <w:rFonts w:hint="eastAsia" w:ascii="Microsoft YaHei" w:hAnsi="Microsoft YaHei" w:eastAsia="Microsoft YaHei" w:cs="Microsoft YaHei"/>
+                <w:color w:val="1F2328"/>
+                <w:sz w:val="18"/>
+              </w:rPr>
+              <w:t xml:space="preserve">完成</w:t>
+            </w:r>
+            <w:r>
+              <w:rPr>
+                <w:rFonts w:ascii="Microsoft YaHei" w:hAnsi="Microsoft YaHei" w:eastAsia="Microsoft YaHei" w:cs="Microsoft YaHei"/>
+                <w:color w:val="1F2328"/>
+                <w:sz w:val="18"/>
+              </w:rPr>
+              <w:t xml:space="preserve"> — 8 </w:t>
+            </w:r>
+            <w:r>
+              <w:rPr>
+                <w:rFonts w:hint="eastAsia" w:ascii="Microsoft YaHei" w:hAnsi="Microsoft YaHei" w:eastAsia="Microsoft YaHei" w:cs="Microsoft YaHei"/>
+                <w:color w:val="1F2328"/>
+                <w:sz w:val="18"/>
+              </w:rPr>
+              <w:t xml:space="preserve">个核心组件，覆盖全部功能场景</w:t>
             </w:r>
           </w:p>
         </w:tc>
@@ -8015,7 +9611,7 @@
             </w:pPr>
             <w:r>
               <w:rPr>
-                <w:rFonts w:ascii="Microsoft YaHei" w:hAnsi="Microsoft YaHei" w:eastAsia="Microsoft YaHei" w:cs="Microsoft YaHei"/>
+                <w:rFonts w:hint="eastAsia" w:ascii="Microsoft YaHei" w:hAnsi="Microsoft YaHei" w:eastAsia="Microsoft YaHei" w:cs="Microsoft YaHei"/>
                 <w:color w:val="1F2328"/>
                 <w:sz w:val="18"/>
               </w:rPr>
@@ -8053,7 +9649,63 @@
                 <w:color w:val="1F2328"/>
                 <w:sz w:val="18"/>
               </w:rPr>
-              <w:t xml:space="preserve">✅ 完成 — 输出校验 + 幻觉防护 + 修复闭环</w:t>
+              <w:t xml:space="preserve">✅ </w:t>
+            </w:r>
+            <w:r>
+              <w:rPr>
+                <w:rFonts w:hint="eastAsia" w:ascii="Microsoft YaHei" w:hAnsi="Microsoft YaHei" w:eastAsia="Microsoft YaHei" w:cs="Microsoft YaHei"/>
+                <w:color w:val="1F2328"/>
+                <w:sz w:val="18"/>
+              </w:rPr>
+              <w:t xml:space="preserve">完成</w:t>
+            </w:r>
+            <w:r>
+              <w:rPr>
+                <w:rFonts w:ascii="Microsoft YaHei" w:hAnsi="Microsoft YaHei" w:eastAsia="Microsoft YaHei" w:cs="Microsoft YaHei"/>
+                <w:color w:val="1F2328"/>
+                <w:sz w:val="18"/>
+              </w:rPr>
+              <w:t xml:space="preserve"> — </w:t>
+            </w:r>
+            <w:r>
+              <w:rPr>
+                <w:rFonts w:hint="eastAsia" w:ascii="Microsoft YaHei" w:hAnsi="Microsoft YaHei" w:eastAsia="Microsoft YaHei" w:cs="Microsoft YaHei"/>
+                <w:color w:val="1F2328"/>
+                <w:sz w:val="18"/>
+              </w:rPr>
+              <w:t xml:space="preserve">输出校验</w:t>
+            </w:r>
+            <w:r>
+              <w:rPr>
+                <w:rFonts w:ascii="Microsoft YaHei" w:hAnsi="Microsoft YaHei" w:eastAsia="Microsoft YaHei" w:cs="Microsoft YaHei"/>
+                <w:color w:val="1F2328"/>
+                <w:sz w:val="18"/>
+              </w:rPr>
+              <w:t xml:space="preserve"> + </w:t>
+            </w:r>
+            <w:r>
+              <w:rPr>
+                <w:rFonts w:hint="eastAsia" w:ascii="Microsoft YaHei" w:hAnsi="Microsoft YaHei" w:eastAsia="Microsoft YaHei" w:cs="Microsoft YaHei"/>
+                <w:color w:val="1F2328"/>
+                <w:sz w:val="18"/>
+              </w:rPr>
+              <w:t xml:space="preserve">幻觉防护</w:t>
+            </w:r>
+            <w:r>
+              <w:rPr>
+                <w:rFonts w:ascii="Microsoft YaHei" w:hAnsi="Microsoft YaHei" w:eastAsia="Microsoft YaHei" w:cs="Microsoft YaHei"/>
+                <w:color w:val="1F2328"/>
+                <w:sz w:val="18"/>
+              </w:rPr>
+              <w:t xml:space="preserve"> + </w:t>
+            </w:r>
+            <w:r>
+              <w:rPr>
+                <w:rFonts w:hint="eastAsia" w:ascii="Microsoft YaHei" w:hAnsi="Microsoft YaHei" w:eastAsia="Microsoft YaHei" w:cs="Microsoft YaHei"/>
+                <w:color w:val="1F2328"/>
+                <w:sz w:val="18"/>
+              </w:rPr>
+              <w:t xml:space="preserve">修复闭环</w:t>
             </w:r>
           </w:p>
         </w:tc>
@@ -8088,7 +9740,7 @@
             </w:pPr>
             <w:r>
               <w:rPr>
-                <w:rFonts w:ascii="Microsoft YaHei" w:hAnsi="Microsoft YaHei" w:eastAsia="Microsoft YaHei" w:cs="Microsoft YaHei"/>
+                <w:rFonts w:hint="eastAsia" w:ascii="Microsoft YaHei" w:hAnsi="Microsoft YaHei" w:eastAsia="Microsoft YaHei" w:cs="Microsoft YaHei"/>
                 <w:color w:val="1F2328"/>
                 <w:sz w:val="18"/>
               </w:rPr>
@@ -8126,7 +9778,31 @@
                 <w:color w:val="1F2328"/>
                 <w:sz w:val="18"/>
               </w:rPr>
-              <w:t xml:space="preserve">✅ 完成 — LLM Prompt/Response/Token 全链路追踪</w:t>
+              <w:t xml:space="preserve">✅ </w:t>
+            </w:r>
+            <w:r>
+              <w:rPr>
+                <w:rFonts w:hint="eastAsia" w:ascii="Microsoft YaHei" w:hAnsi="Microsoft YaHei" w:eastAsia="Microsoft YaHei" w:cs="Microsoft YaHei"/>
+                <w:color w:val="1F2328"/>
+                <w:sz w:val="18"/>
+              </w:rPr>
+              <w:t xml:space="preserve">完成</w:t>
+            </w:r>
+            <w:r>
+              <w:rPr>
+                <w:rFonts w:ascii="Microsoft YaHei" w:hAnsi="Microsoft YaHei" w:eastAsia="Microsoft YaHei" w:cs="Microsoft YaHei"/>
+                <w:color w:val="1F2328"/>
+                <w:sz w:val="18"/>
+              </w:rPr>
+              <w:t xml:space="preserve"> — LLM Prompt/Response/Token </w:t>
+            </w:r>
+            <w:r>
+              <w:rPr>
+                <w:rFonts w:hint="eastAsia" w:ascii="Microsoft YaHei" w:hAnsi="Microsoft YaHei" w:eastAsia="Microsoft YaHei" w:cs="Microsoft YaHei"/>
+                <w:color w:val="1F2328"/>
+                <w:sz w:val="18"/>
+              </w:rPr>
+              <w:t xml:space="preserve">全链路追踪</w:t>
             </w:r>
           </w:p>
         </w:tc>
@@ -8161,7 +9837,7 @@
             </w:pPr>
             <w:r>
               <w:rPr>
-                <w:rFonts w:ascii="Microsoft YaHei" w:hAnsi="Microsoft YaHei" w:eastAsia="Microsoft YaHei" w:cs="Microsoft YaHei"/>
+                <w:rFonts w:hint="eastAsia" w:ascii="Microsoft YaHei" w:hAnsi="Microsoft YaHei" w:eastAsia="Microsoft YaHei" w:cs="Microsoft YaHei"/>
                 <w:color w:val="1F2328"/>
                 <w:sz w:val="18"/>
               </w:rPr>
@@ -8199,14 +9875,54 @@
                 <w:color w:val="1F2328"/>
                 <w:sz w:val="18"/>
               </w:rPr>
-              <w:t xml:space="preserve">✅ 完成 — 单元测试 + 集成测试</w:t>
+              <w:t xml:space="preserve">✅ </w:t>
+            </w:r>
+            <w:r>
+              <w:rPr>
+                <w:rFonts w:hint="eastAsia" w:ascii="Microsoft YaHei" w:hAnsi="Microsoft YaHei" w:eastAsia="Microsoft YaHei" w:cs="Microsoft YaHei"/>
+                <w:color w:val="1F2328"/>
+                <w:sz w:val="18"/>
+              </w:rPr>
+              <w:t xml:space="preserve">完成</w:t>
+            </w:r>
+            <w:r>
+              <w:rPr>
+                <w:rFonts w:ascii="Microsoft YaHei" w:hAnsi="Microsoft YaHei" w:eastAsia="Microsoft YaHei" w:cs="Microsoft YaHei"/>
+                <w:color w:val="1F2328"/>
+                <w:sz w:val="18"/>
+              </w:rPr>
+              <w:t xml:space="preserve"> — </w:t>
+            </w:r>
+            <w:r>
+              <w:rPr>
+                <w:rFonts w:hint="eastAsia" w:ascii="Microsoft YaHei" w:hAnsi="Microsoft YaHei" w:eastAsia="Microsoft YaHei" w:cs="Microsoft YaHei"/>
+                <w:color w:val="1F2328"/>
+                <w:sz w:val="18"/>
+              </w:rPr>
+              <w:t xml:space="preserve">单元测试</w:t>
+            </w:r>
+            <w:r>
+              <w:rPr>
+                <w:rFonts w:ascii="Microsoft YaHei" w:hAnsi="Microsoft YaHei" w:eastAsia="Microsoft YaHei" w:cs="Microsoft YaHei"/>
+                <w:color w:val="1F2328"/>
+                <w:sz w:val="18"/>
+              </w:rPr>
+              <w:t xml:space="preserve"> + </w:t>
+            </w:r>
+            <w:r>
+              <w:rPr>
+                <w:rFonts w:hint="eastAsia" w:ascii="Microsoft YaHei" w:hAnsi="Microsoft YaHei" w:eastAsia="Microsoft YaHei" w:cs="Microsoft YaHei"/>
+                <w:color w:val="1F2328"/>
+                <w:sz w:val="18"/>
+              </w:rPr>
+              <w:t xml:space="preserve">集成测试</w:t>
             </w:r>
           </w:p>
         </w:tc>
       </w:tr>
     </w:tbl>
-    <w:bookmarkEnd w:id="47"/>
-    <w:bookmarkStart w:id="51" w:name="Xe4a7990fab998d0c1beaa6fecc7233a7ca33707"/>
+    <w:bookmarkEnd w:id="46"/>
+    <w:bookmarkStart w:id="50" w:name="Xe4a7990fab998d0c1beaa6fecc7233a7ca33707"/>
     <w:p>
       <w:pPr>
         <w:pStyle w:val="Heading2"/>
@@ -8215,17 +9931,35 @@
         <w:rPr>
           <w:rFonts w:ascii="Microsoft YaHei" w:hAnsi="Microsoft YaHei" w:eastAsia="Microsoft YaHei" w:cs="Microsoft YaHei"/>
         </w:rPr>
-        <w:t xml:space="preserve">5.2 项目亮点 / 创新点</w:t>
+        <w:t xml:space="preserve">5.2 </w:t>
+      </w:r>
+      <w:r>
+        <w:rPr>
+          <w:rFonts w:hint="eastAsia" w:ascii="Microsoft YaHei" w:hAnsi="Microsoft YaHei" w:eastAsia="Microsoft YaHei" w:cs="Microsoft YaHei"/>
+        </w:rPr>
+        <w:t xml:space="preserve">项目亮点</w:t>
+      </w:r>
+      <w:r>
+        <w:rPr>
+          <w:rFonts w:ascii="Microsoft YaHei" w:hAnsi="Microsoft YaHei" w:eastAsia="Microsoft YaHei" w:cs="Microsoft YaHei"/>
+        </w:rPr>
+        <w:t xml:space="preserve"> / </w:t>
+      </w:r>
+      <w:r>
+        <w:rPr>
+          <w:rFonts w:hint="eastAsia" w:ascii="Microsoft YaHei" w:hAnsi="Microsoft YaHei" w:eastAsia="Microsoft YaHei" w:cs="Microsoft YaHei"/>
+        </w:rPr>
+        <w:t xml:space="preserve">创新点</w:t>
       </w:r>
     </w:p>
-    <w:bookmarkStart w:id="48" w:name="亮点一质量自修复闭环"/>
+    <w:bookmarkStart w:id="47" w:name="亮点一质量自修复闭环"/>
     <w:p>
       <w:pPr>
         <w:pStyle w:val="Heading3"/>
       </w:pPr>
       <w:r>
         <w:rPr>
-          <w:rFonts w:ascii="Microsoft YaHei" w:hAnsi="Microsoft YaHei" w:eastAsia="Microsoft YaHei" w:cs="Microsoft YaHei"/>
+          <w:rFonts w:hint="eastAsia" w:ascii="Microsoft YaHei" w:hAnsi="Microsoft YaHei" w:eastAsia="Microsoft YaHei" w:cs="Microsoft YaHei"/>
         </w:rPr>
         <w:t xml:space="preserve">亮点一：质量自修复闭环</w:t>
       </w:r>
@@ -8236,13 +9970,37 @@
       </w:pPr>
       <w:r>
         <w:rPr>
-          <w:rFonts w:ascii="Microsoft YaHei" w:hAnsi="Microsoft YaHei" w:eastAsia="Microsoft YaHei" w:cs="Microsoft YaHei"/>
-        </w:rPr>
-        <w:t xml:space="preserve">区别于市面上“一次生成即结束”的 AI 报告工具，Compass 实现了</w:t>
-      </w:r>
-      <w:r>
-        <w:rPr>
-          <w:rFonts w:ascii="Microsoft YaHei" w:hAnsi="Microsoft YaHei" w:eastAsia="Microsoft YaHei" w:cs="Microsoft YaHei"/>
+          <w:rFonts w:hint="eastAsia" w:ascii="Microsoft YaHei" w:hAnsi="Microsoft YaHei" w:eastAsia="Microsoft YaHei" w:cs="Microsoft YaHei"/>
+        </w:rPr>
+        <w:t xml:space="preserve">区别于市面上“一次生成即结束”的</w:t>
+      </w:r>
+      <w:r>
+        <w:rPr>
+          <w:rFonts w:ascii="Microsoft YaHei" w:hAnsi="Microsoft YaHei" w:eastAsia="Microsoft YaHei" w:cs="Microsoft YaHei"/>
+        </w:rPr>
+        <w:t xml:space="preserve"> AI </w:t>
+      </w:r>
+      <w:r>
+        <w:rPr>
+          <w:rFonts w:hint="eastAsia" w:ascii="Microsoft YaHei" w:hAnsi="Microsoft YaHei" w:eastAsia="Microsoft YaHei" w:cs="Microsoft YaHei"/>
+        </w:rPr>
+        <w:t xml:space="preserve">报告工具，Compass</w:t>
+      </w:r>
+      <w:r>
+        <w:rPr>
+          <w:rFonts w:ascii="Microsoft YaHei" w:hAnsi="Microsoft YaHei" w:eastAsia="Microsoft YaHei" w:cs="Microsoft YaHei"/>
+        </w:rPr>
+        <w:t xml:space="preserve"> </w:t>
+      </w:r>
+      <w:r>
+        <w:rPr>
+          <w:rFonts w:hint="eastAsia" w:ascii="Microsoft YaHei" w:hAnsi="Microsoft YaHei" w:eastAsia="Microsoft YaHei" w:cs="Microsoft YaHei"/>
+        </w:rPr>
+        <w:t xml:space="preserve">实现了</w:t>
+      </w:r>
+      <w:r>
+        <w:rPr>
+          <w:rFonts w:hint="eastAsia" w:ascii="Microsoft YaHei" w:hAnsi="Microsoft YaHei" w:eastAsia="Microsoft YaHei" w:cs="Microsoft YaHei"/>
           <w:b/>
           <w:bCs/>
         </w:rPr>
@@ -8250,22 +10008,118 @@
       </w:r>
       <w:r>
         <w:rPr>
-          <w:rFonts w:ascii="Microsoft YaHei" w:hAnsi="Microsoft YaHei" w:eastAsia="Microsoft YaHei" w:cs="Microsoft YaHei"/>
-        </w:rPr>
-        <w:t xml:space="preserve">：ReviewerAgent 评分 → RepairRouter 精准定位修复目标 → 目标 Agent 重新执行 → 再次审查。整个修复过程完全自动化，并且每轮修复的 before/after diff 完全可追溯，让用户了解 AI 是如何自我改进的。</w:t>
+          <w:rFonts w:hint="eastAsia" w:ascii="Microsoft YaHei" w:hAnsi="Microsoft YaHei" w:eastAsia="Microsoft YaHei" w:cs="Microsoft YaHei"/>
+        </w:rPr>
+        <w:t xml:space="preserve">：ReviewerAgent</w:t>
+      </w:r>
+      <w:r>
+        <w:rPr>
+          <w:rFonts w:ascii="Microsoft YaHei" w:hAnsi="Microsoft YaHei" w:eastAsia="Microsoft YaHei" w:cs="Microsoft YaHei"/>
+        </w:rPr>
+        <w:t xml:space="preserve"> </w:t>
+      </w:r>
+      <w:r>
+        <w:rPr>
+          <w:rFonts w:hint="eastAsia" w:ascii="Microsoft YaHei" w:hAnsi="Microsoft YaHei" w:eastAsia="Microsoft YaHei" w:cs="Microsoft YaHei"/>
+        </w:rPr>
+        <w:t xml:space="preserve">评分</w:t>
+      </w:r>
+      <w:r>
+        <w:rPr>
+          <w:rFonts w:ascii="Microsoft YaHei" w:hAnsi="Microsoft YaHei" w:eastAsia="Microsoft YaHei" w:cs="Microsoft YaHei"/>
+        </w:rPr>
+        <w:t xml:space="preserve"> → RepairRouter </w:t>
+      </w:r>
+      <w:r>
+        <w:rPr>
+          <w:rFonts w:hint="eastAsia" w:ascii="Microsoft YaHei" w:hAnsi="Microsoft YaHei" w:eastAsia="Microsoft YaHei" w:cs="Microsoft YaHei"/>
+        </w:rPr>
+        <w:t xml:space="preserve">精准定位修复目标</w:t>
+      </w:r>
+      <w:r>
+        <w:rPr>
+          <w:rFonts w:ascii="Microsoft YaHei" w:hAnsi="Microsoft YaHei" w:eastAsia="Microsoft YaHei" w:cs="Microsoft YaHei"/>
+        </w:rPr>
+        <w:t xml:space="preserve"> → </w:t>
+      </w:r>
+      <w:r>
+        <w:rPr>
+          <w:rFonts w:hint="eastAsia" w:ascii="Microsoft YaHei" w:hAnsi="Microsoft YaHei" w:eastAsia="Microsoft YaHei" w:cs="Microsoft YaHei"/>
+        </w:rPr>
+        <w:t xml:space="preserve">目标</w:t>
+      </w:r>
+      <w:r>
+        <w:rPr>
+          <w:rFonts w:ascii="Microsoft YaHei" w:hAnsi="Microsoft YaHei" w:eastAsia="Microsoft YaHei" w:cs="Microsoft YaHei"/>
+        </w:rPr>
+        <w:t xml:space="preserve"> Agent </w:t>
+      </w:r>
+      <w:r>
+        <w:rPr>
+          <w:rFonts w:hint="eastAsia" w:ascii="Microsoft YaHei" w:hAnsi="Microsoft YaHei" w:eastAsia="Microsoft YaHei" w:cs="Microsoft YaHei"/>
+        </w:rPr>
+        <w:t xml:space="preserve">重新执行</w:t>
+      </w:r>
+      <w:r>
+        <w:rPr>
+          <w:rFonts w:ascii="Microsoft YaHei" w:hAnsi="Microsoft YaHei" w:eastAsia="Microsoft YaHei" w:cs="Microsoft YaHei"/>
+        </w:rPr>
+        <w:t xml:space="preserve"> → </w:t>
+      </w:r>
+      <w:r>
+        <w:rPr>
+          <w:rFonts w:hint="eastAsia" w:ascii="Microsoft YaHei" w:hAnsi="Microsoft YaHei" w:eastAsia="Microsoft YaHei" w:cs="Microsoft YaHei"/>
+        </w:rPr>
+        <w:t xml:space="preserve">再次审查。整个修复过程完全自动化，并且每轮修复的</w:t>
+      </w:r>
+      <w:r>
+        <w:rPr>
+          <w:rFonts w:ascii="Microsoft YaHei" w:hAnsi="Microsoft YaHei" w:eastAsia="Microsoft YaHei" w:cs="Microsoft YaHei"/>
+        </w:rPr>
+        <w:t xml:space="preserve"> before/after diff </w:t>
+      </w:r>
+      <w:r>
+        <w:rPr>
+          <w:rFonts w:hint="eastAsia" w:ascii="Microsoft YaHei" w:hAnsi="Microsoft YaHei" w:eastAsia="Microsoft YaHei" w:cs="Microsoft YaHei"/>
+        </w:rPr>
+        <w:t xml:space="preserve">完全可追溯，让用户了解</w:t>
+      </w:r>
+      <w:r>
+        <w:rPr>
+          <w:rFonts w:ascii="Microsoft YaHei" w:hAnsi="Microsoft YaHei" w:eastAsia="Microsoft YaHei" w:cs="Microsoft YaHei"/>
+        </w:rPr>
+        <w:t xml:space="preserve"> AI </w:t>
+      </w:r>
+      <w:r>
+        <w:rPr>
+          <w:rFonts w:hint="eastAsia" w:ascii="Microsoft YaHei" w:hAnsi="Microsoft YaHei" w:eastAsia="Microsoft YaHei" w:cs="Microsoft YaHei"/>
+        </w:rPr>
+        <w:t xml:space="preserve">是如何自我改进的。</w:t>
       </w:r>
     </w:p>
-    <w:bookmarkEnd w:id="48"/>
-    <w:bookmarkStart w:id="49" w:name="亮点二llm-幻觉工程化治理"/>
+    <w:bookmarkEnd w:id="47"/>
+    <w:bookmarkStart w:id="48" w:name="亮点二llm-幻觉工程化治理"/>
     <w:p>
       <w:pPr>
         <w:pStyle w:val="Heading3"/>
       </w:pPr>
       <w:r>
         <w:rPr>
-          <w:rFonts w:ascii="Microsoft YaHei" w:hAnsi="Microsoft YaHei" w:eastAsia="Microsoft YaHei" w:cs="Microsoft YaHei"/>
-        </w:rPr>
-        <w:t xml:space="preserve">亮点二：LLM 幻觉工程化治理</w:t>
+          <w:rFonts w:hint="eastAsia" w:ascii="Microsoft YaHei" w:hAnsi="Microsoft YaHei" w:eastAsia="Microsoft YaHei" w:cs="Microsoft YaHei"/>
+        </w:rPr>
+        <w:t xml:space="preserve">亮点二：LLM</w:t>
+      </w:r>
+      <w:r>
+        <w:rPr>
+          <w:rFonts w:ascii="Microsoft YaHei" w:hAnsi="Microsoft YaHei" w:eastAsia="Microsoft YaHei" w:cs="Microsoft YaHei"/>
+        </w:rPr>
+        <w:t xml:space="preserve"> </w:t>
+      </w:r>
+      <w:r>
+        <w:rPr>
+          <w:rFonts w:hint="eastAsia" w:ascii="Microsoft YaHei" w:hAnsi="Microsoft YaHei" w:eastAsia="Microsoft YaHei" w:cs="Microsoft YaHei"/>
+        </w:rPr>
+        <w:t xml:space="preserve">幻觉工程化治理</w:t>
       </w:r>
     </w:p>
     <w:p>
@@ -8274,22 +10128,70 @@
       </w:pPr>
       <w:r>
         <w:rPr>
-          <w:rFonts w:ascii="Microsoft YaHei" w:hAnsi="Microsoft YaHei" w:eastAsia="Microsoft YaHei" w:cs="Microsoft YaHei"/>
-        </w:rPr>
-        <w:t xml:space="preserve">针对 LLM 普遍存在的“编造引用”问题，设计了工程化的双层防护方案（Sanitize + Warn），既不因单个幻觉阻断整个工作流，又能最大程度保持证据引用的准确性。这种“容错但不纵容”的设计思路在多 Agent 系统中具有通用价值。</w:t>
+          <w:rFonts w:hint="eastAsia" w:ascii="Microsoft YaHei" w:hAnsi="Microsoft YaHei" w:eastAsia="Microsoft YaHei" w:cs="Microsoft YaHei"/>
+        </w:rPr>
+        <w:t xml:space="preserve">针对</w:t>
+      </w:r>
+      <w:r>
+        <w:rPr>
+          <w:rFonts w:ascii="Microsoft YaHei" w:hAnsi="Microsoft YaHei" w:eastAsia="Microsoft YaHei" w:cs="Microsoft YaHei"/>
+        </w:rPr>
+        <w:t xml:space="preserve"> LLM </w:t>
+      </w:r>
+      <w:r>
+        <w:rPr>
+          <w:rFonts w:hint="eastAsia" w:ascii="Microsoft YaHei" w:hAnsi="Microsoft YaHei" w:eastAsia="Microsoft YaHei" w:cs="Microsoft YaHei"/>
+        </w:rPr>
+        <w:t xml:space="preserve">普遍存在的“编造引用”问题，设计了工程化的双层防护方案（Sanitize</w:t>
+      </w:r>
+      <w:r>
+        <w:rPr>
+          <w:rFonts w:ascii="Microsoft YaHei" w:hAnsi="Microsoft YaHei" w:eastAsia="Microsoft YaHei" w:cs="Microsoft YaHei"/>
+        </w:rPr>
+        <w:t xml:space="preserve"> + </w:t>
+      </w:r>
+      <w:r>
+        <w:rPr>
+          <w:rFonts w:hint="eastAsia" w:ascii="Microsoft YaHei" w:hAnsi="Microsoft YaHei" w:eastAsia="Microsoft YaHei" w:cs="Microsoft YaHei"/>
+        </w:rPr>
+        <w:t xml:space="preserve">Warn），既不因单个幻觉阻断整个工作流，又能最大程度保持证据引用的准确性。这种“容错但不纵容”的设计思路在多</w:t>
+      </w:r>
+      <w:r>
+        <w:rPr>
+          <w:rFonts w:ascii="Microsoft YaHei" w:hAnsi="Microsoft YaHei" w:eastAsia="Microsoft YaHei" w:cs="Microsoft YaHei"/>
+        </w:rPr>
+        <w:t xml:space="preserve"> Agent </w:t>
+      </w:r>
+      <w:r>
+        <w:rPr>
+          <w:rFonts w:hint="eastAsia" w:ascii="Microsoft YaHei" w:hAnsi="Microsoft YaHei" w:eastAsia="Microsoft YaHei" w:cs="Microsoft YaHei"/>
+        </w:rPr>
+        <w:t xml:space="preserve">系统中具有通用价值。</w:t>
       </w:r>
     </w:p>
-    <w:bookmarkEnd w:id="49"/>
-    <w:bookmarkStart w:id="50" w:name="亮点三全链路可观测的-agent-协作系统"/>
+    <w:bookmarkEnd w:id="48"/>
+    <w:bookmarkStart w:id="49" w:name="亮点三全链路可观测的-agent-协作系统"/>
     <w:p>
       <w:pPr>
         <w:pStyle w:val="Heading3"/>
       </w:pPr>
       <w:r>
         <w:rPr>
-          <w:rFonts w:ascii="Microsoft YaHei" w:hAnsi="Microsoft YaHei" w:eastAsia="Microsoft YaHei" w:cs="Microsoft YaHei"/>
-        </w:rPr>
-        <w:t xml:space="preserve">亮点三：全链路可观测的 Agent 协作系统</w:t>
+          <w:rFonts w:hint="eastAsia" w:ascii="Microsoft YaHei" w:hAnsi="Microsoft YaHei" w:eastAsia="Microsoft YaHei" w:cs="Microsoft YaHei"/>
+        </w:rPr>
+        <w:t xml:space="preserve">亮点三：全链路可观测的</w:t>
+      </w:r>
+      <w:r>
+        <w:rPr>
+          <w:rFonts w:ascii="Microsoft YaHei" w:hAnsi="Microsoft YaHei" w:eastAsia="Microsoft YaHei" w:cs="Microsoft YaHei"/>
+        </w:rPr>
+        <w:t xml:space="preserve"> Agent </w:t>
+      </w:r>
+      <w:r>
+        <w:rPr>
+          <w:rFonts w:hint="eastAsia" w:ascii="Microsoft YaHei" w:hAnsi="Microsoft YaHei" w:eastAsia="Microsoft YaHei" w:cs="Microsoft YaHei"/>
+        </w:rPr>
+        <w:t xml:space="preserve">协作系统</w:t>
       </w:r>
     </w:p>
     <w:p>
@@ -8298,15 +10200,99 @@
       </w:pPr>
       <w:r>
         <w:rPr>
-          <w:rFonts w:ascii="Microsoft YaHei" w:hAnsi="Microsoft YaHei" w:eastAsia="Microsoft YaHei" w:cs="Microsoft YaHei"/>
-        </w:rPr>
-        <w:t xml:space="preserve">每个 Agent 的 LLM 调用完全透明——用户可以查看完整的 Prompt（系统指令+用户输入）和 LLM Response（原始 JSON 输出），以及 Token 用量和耗时统计。这种全链路可观测性不仅便于调试，也让用户理解 AI 的决策逻辑，增强了系统的可信度。</w:t>
+          <w:rFonts w:hint="eastAsia" w:ascii="Microsoft YaHei" w:hAnsi="Microsoft YaHei" w:eastAsia="Microsoft YaHei" w:cs="Microsoft YaHei"/>
+        </w:rPr>
+        <w:t xml:space="preserve">每个</w:t>
+      </w:r>
+      <w:r>
+        <w:rPr>
+          <w:rFonts w:ascii="Microsoft YaHei" w:hAnsi="Microsoft YaHei" w:eastAsia="Microsoft YaHei" w:cs="Microsoft YaHei"/>
+        </w:rPr>
+        <w:t xml:space="preserve"> Agent </w:t>
+      </w:r>
+      <w:r>
+        <w:rPr>
+          <w:rFonts w:hint="eastAsia" w:ascii="Microsoft YaHei" w:hAnsi="Microsoft YaHei" w:eastAsia="Microsoft YaHei" w:cs="Microsoft YaHei"/>
+        </w:rPr>
+        <w:t xml:space="preserve">的</w:t>
+      </w:r>
+      <w:r>
+        <w:rPr>
+          <w:rFonts w:ascii="Microsoft YaHei" w:hAnsi="Microsoft YaHei" w:eastAsia="Microsoft YaHei" w:cs="Microsoft YaHei"/>
+        </w:rPr>
+        <w:t xml:space="preserve"> LLM </w:t>
+      </w:r>
+      <w:r>
+        <w:rPr>
+          <w:rFonts w:hint="eastAsia" w:ascii="Microsoft YaHei" w:hAnsi="Microsoft YaHei" w:eastAsia="Microsoft YaHei" w:cs="Microsoft YaHei"/>
+        </w:rPr>
+        <w:t xml:space="preserve">调用完全透明——用户可以查看完整的</w:t>
+      </w:r>
+      <w:r>
+        <w:rPr>
+          <w:rFonts w:ascii="Microsoft YaHei" w:hAnsi="Microsoft YaHei" w:eastAsia="Microsoft YaHei" w:cs="Microsoft YaHei"/>
+        </w:rPr>
+        <w:t xml:space="preserve"> </w:t>
+      </w:r>
+      <w:r>
+        <w:rPr>
+          <w:rFonts w:hint="eastAsia" w:ascii="Microsoft YaHei" w:hAnsi="Microsoft YaHei" w:eastAsia="Microsoft YaHei" w:cs="Microsoft YaHei"/>
+        </w:rPr>
+        <w:t xml:space="preserve">Prompt（系统指令+用户输入）和</w:t>
+      </w:r>
+      <w:r>
+        <w:rPr>
+          <w:rFonts w:ascii="Microsoft YaHei" w:hAnsi="Microsoft YaHei" w:eastAsia="Microsoft YaHei" w:cs="Microsoft YaHei"/>
+        </w:rPr>
+        <w:t xml:space="preserve"> LLM </w:t>
+      </w:r>
+      <w:r>
+        <w:rPr>
+          <w:rFonts w:hint="eastAsia" w:ascii="Microsoft YaHei" w:hAnsi="Microsoft YaHei" w:eastAsia="Microsoft YaHei" w:cs="Microsoft YaHei"/>
+        </w:rPr>
+        <w:t xml:space="preserve">Response（原始</w:t>
+      </w:r>
+      <w:r>
+        <w:rPr>
+          <w:rFonts w:ascii="Microsoft YaHei" w:hAnsi="Microsoft YaHei" w:eastAsia="Microsoft YaHei" w:cs="Microsoft YaHei"/>
+        </w:rPr>
+        <w:t xml:space="preserve"> JSON </w:t>
+      </w:r>
+      <w:r>
+        <w:rPr>
+          <w:rFonts w:hint="eastAsia" w:ascii="Microsoft YaHei" w:hAnsi="Microsoft YaHei" w:eastAsia="Microsoft YaHei" w:cs="Microsoft YaHei"/>
+        </w:rPr>
+        <w:t xml:space="preserve">输出），以及</w:t>
+      </w:r>
+      <w:r>
+        <w:rPr>
+          <w:rFonts w:ascii="Microsoft YaHei" w:hAnsi="Microsoft YaHei" w:eastAsia="Microsoft YaHei" w:cs="Microsoft YaHei"/>
+        </w:rPr>
+        <w:t xml:space="preserve"> Token </w:t>
+      </w:r>
+      <w:r>
+        <w:rPr>
+          <w:rFonts w:hint="eastAsia" w:ascii="Microsoft YaHei" w:hAnsi="Microsoft YaHei" w:eastAsia="Microsoft YaHei" w:cs="Microsoft YaHei"/>
+        </w:rPr>
+        <w:t xml:space="preserve">用量和耗时统计。这种全链路可观测性不仅便于调试，也让用户理解</w:t>
+      </w:r>
+      <w:r>
+        <w:rPr>
+          <w:rFonts w:ascii="Microsoft YaHei" w:hAnsi="Microsoft YaHei" w:eastAsia="Microsoft YaHei" w:cs="Microsoft YaHei"/>
+        </w:rPr>
+        <w:t xml:space="preserve"> AI </w:t>
+      </w:r>
+      <w:r>
+        <w:rPr>
+          <w:rFonts w:hint="eastAsia" w:ascii="Microsoft YaHei" w:hAnsi="Microsoft YaHei" w:eastAsia="Microsoft YaHei" w:cs="Microsoft YaHei"/>
+        </w:rPr>
+        <w:t xml:space="preserve">的决策逻辑，增强了系统的可信度。</w:t>
       </w:r>
     </w:p>
+    <w:bookmarkEnd w:id="49"/>
     <w:bookmarkEnd w:id="50"/>
     <w:bookmarkEnd w:id="51"/>
-    <w:bookmarkEnd w:id="52"/>
-    <w:bookmarkStart w:id="55" w:name="六附录"/>
+    <w:bookmarkStart w:id="54" w:name="六附录"/>
     <w:p>
       <w:pPr>
         <w:pStyle w:val="Heading1"/>
@@ -8316,19 +10302,19 @@
       </w:pPr>
       <w:r>
         <w:rPr>
-          <w:rFonts w:ascii="Microsoft YaHei" w:hAnsi="Microsoft YaHei" w:eastAsia="Microsoft YaHei" w:cs="Microsoft YaHei"/>
+          <w:rFonts w:hint="eastAsia" w:ascii="Microsoft YaHei" w:hAnsi="Microsoft YaHei" w:eastAsia="Microsoft YaHei" w:cs="Microsoft YaHei"/>
         </w:rPr>
         <w:t xml:space="preserve">六、附录</w:t>
       </w:r>
     </w:p>
-    <w:bookmarkStart w:id="53" w:name="数据库表结构概览"/>
+    <w:bookmarkStart w:id="52" w:name="数据库表结构概览"/>
     <w:p>
       <w:pPr>
         <w:pStyle w:val="Heading2"/>
       </w:pPr>
       <w:r>
         <w:rPr>
-          <w:rFonts w:ascii="Microsoft YaHei" w:hAnsi="Microsoft YaHei" w:eastAsia="Microsoft YaHei" w:cs="Microsoft YaHei"/>
+          <w:rFonts w:hint="eastAsia" w:ascii="Microsoft YaHei" w:hAnsi="Microsoft YaHei" w:eastAsia="Microsoft YaHei" w:cs="Microsoft YaHei"/>
         </w:rPr>
         <w:t xml:space="preserve">数据库表结构概览</w:t>
       </w:r>
@@ -8377,7 +10363,7 @@
             </w:pPr>
             <w:r>
               <w:rPr>
-                <w:rFonts w:ascii="Microsoft YaHei" w:hAnsi="Microsoft YaHei" w:eastAsia="Microsoft YaHei" w:cs="Microsoft YaHei"/>
+                <w:rFonts w:hint="eastAsia" w:ascii="Microsoft YaHei" w:hAnsi="Microsoft YaHei" w:eastAsia="Microsoft YaHei" w:cs="Microsoft YaHei"/>
                 <w:b/>
                 <w:color w:val="FFFFFF"/>
                 <w:sz w:val="18"/>
@@ -8412,7 +10398,7 @@
             </w:pPr>
             <w:r>
               <w:rPr>
-                <w:rFonts w:ascii="Microsoft YaHei" w:hAnsi="Microsoft YaHei" w:eastAsia="Microsoft YaHei" w:cs="Microsoft YaHei"/>
+                <w:rFonts w:hint="eastAsia" w:ascii="Microsoft YaHei" w:hAnsi="Microsoft YaHei" w:eastAsia="Microsoft YaHei" w:cs="Microsoft YaHei"/>
                 <w:b/>
                 <w:color w:val="FFFFFF"/>
                 <w:sz w:val="18"/>
@@ -8447,7 +10433,7 @@
             </w:pPr>
             <w:r>
               <w:rPr>
-                <w:rFonts w:ascii="Microsoft YaHei" w:hAnsi="Microsoft YaHei" w:eastAsia="Microsoft YaHei" w:cs="Microsoft YaHei"/>
+                <w:rFonts w:hint="eastAsia" w:ascii="Microsoft YaHei" w:hAnsi="Microsoft YaHei" w:eastAsia="Microsoft YaHei" w:cs="Microsoft YaHei"/>
                 <w:b/>
                 <w:color w:val="FFFFFF"/>
                 <w:sz w:val="18"/>
@@ -8522,7 +10508,7 @@
             </w:pPr>
             <w:r>
               <w:rPr>
-                <w:rFonts w:ascii="Microsoft YaHei" w:hAnsi="Microsoft YaHei" w:eastAsia="Microsoft YaHei" w:cs="Microsoft YaHei"/>
+                <w:rFonts w:hint="eastAsia" w:ascii="Microsoft YaHei" w:hAnsi="Microsoft YaHei" w:eastAsia="Microsoft YaHei" w:cs="Microsoft YaHei"/>
                 <w:color w:val="1F2328"/>
                 <w:sz w:val="18"/>
               </w:rPr>
@@ -8630,7 +10616,7 @@
             </w:pPr>
             <w:r>
               <w:rPr>
-                <w:rFonts w:ascii="Microsoft YaHei" w:hAnsi="Microsoft YaHei" w:eastAsia="Microsoft YaHei" w:cs="Microsoft YaHei"/>
+                <w:rFonts w:hint="eastAsia" w:ascii="Microsoft YaHei" w:hAnsi="Microsoft YaHei" w:eastAsia="Microsoft YaHei" w:cs="Microsoft YaHei"/>
                 <w:color w:val="1F2328"/>
                 <w:sz w:val="18"/>
               </w:rPr>
@@ -8738,7 +10724,7 @@
             </w:pPr>
             <w:r>
               <w:rPr>
-                <w:rFonts w:ascii="Microsoft YaHei" w:hAnsi="Microsoft YaHei" w:eastAsia="Microsoft YaHei" w:cs="Microsoft YaHei"/>
+                <w:rFonts w:hint="eastAsia" w:ascii="Microsoft YaHei" w:hAnsi="Microsoft YaHei" w:eastAsia="Microsoft YaHei" w:cs="Microsoft YaHei"/>
                 <w:color w:val="1F2328"/>
                 <w:sz w:val="18"/>
               </w:rPr>
@@ -8846,7 +10832,7 @@
             </w:pPr>
             <w:r>
               <w:rPr>
-                <w:rFonts w:ascii="Microsoft YaHei" w:hAnsi="Microsoft YaHei" w:eastAsia="Microsoft YaHei" w:cs="Microsoft YaHei"/>
+                <w:rFonts w:hint="eastAsia" w:ascii="Microsoft YaHei" w:hAnsi="Microsoft YaHei" w:eastAsia="Microsoft YaHei" w:cs="Microsoft YaHei"/>
                 <w:color w:val="1F2328"/>
                 <w:sz w:val="18"/>
               </w:rPr>
@@ -8884,7 +10870,15 @@
                 <w:color w:val="1F2328"/>
                 <w:sz w:val="18"/>
               </w:rPr>
-              <w:t xml:space="preserve">report_id, sections_json (Markdown 格式)</w:t>
+              <w:t xml:space="preserve">report_id, sections_json (Markdown </w:t>
+            </w:r>
+            <w:r>
+              <w:rPr>
+                <w:rFonts w:hint="eastAsia" w:ascii="Microsoft YaHei" w:hAnsi="Microsoft YaHei" w:eastAsia="Microsoft YaHei" w:cs="Microsoft YaHei"/>
+                <w:color w:val="1F2328"/>
+                <w:sz w:val="18"/>
+              </w:rPr>
+              <w:t xml:space="preserve">格式)</w:t>
             </w:r>
           </w:p>
         </w:tc>
@@ -8954,7 +10948,7 @@
             </w:pPr>
             <w:r>
               <w:rPr>
-                <w:rFonts w:ascii="Microsoft YaHei" w:hAnsi="Microsoft YaHei" w:eastAsia="Microsoft YaHei" w:cs="Microsoft YaHei"/>
+                <w:rFonts w:hint="eastAsia" w:ascii="Microsoft YaHei" w:hAnsi="Microsoft YaHei" w:eastAsia="Microsoft YaHei" w:cs="Microsoft YaHei"/>
                 <w:color w:val="1F2328"/>
                 <w:sz w:val="18"/>
               </w:rPr>
@@ -9066,7 +11060,15 @@
                 <w:color w:val="1F2328"/>
                 <w:sz w:val="18"/>
               </w:rPr>
-              <w:t xml:space="preserve">Agent 执行记录</w:t>
+              <w:t xml:space="preserve">Agent </w:t>
+            </w:r>
+            <w:r>
+              <w:rPr>
+                <w:rFonts w:hint="eastAsia" w:ascii="Microsoft YaHei" w:hAnsi="Microsoft YaHei" w:eastAsia="Microsoft YaHei" w:cs="Microsoft YaHei"/>
+                <w:color w:val="1F2328"/>
+                <w:sz w:val="18"/>
+              </w:rPr>
+              <w:t xml:space="preserve">执行记录</w:t>
             </w:r>
           </w:p>
         </w:tc>
@@ -9170,7 +11172,7 @@
             </w:pPr>
             <w:r>
               <w:rPr>
-                <w:rFonts w:ascii="Microsoft YaHei" w:hAnsi="Microsoft YaHei" w:eastAsia="Microsoft YaHei" w:cs="Microsoft YaHei"/>
+                <w:rFonts w:hint="eastAsia" w:ascii="Microsoft YaHei" w:hAnsi="Microsoft YaHei" w:eastAsia="Microsoft YaHei" w:cs="Microsoft YaHei"/>
                 <w:color w:val="1F2328"/>
                 <w:sz w:val="18"/>
               </w:rPr>
@@ -9278,11 +11280,19 @@
             </w:pPr>
             <w:r>
               <w:rPr>
-                <w:rFonts w:ascii="Microsoft YaHei" w:hAnsi="Microsoft YaHei" w:eastAsia="Microsoft YaHei" w:cs="Microsoft YaHei"/>
-                <w:color w:val="1F2328"/>
-                <w:sz w:val="18"/>
-              </w:rPr>
-              <w:t xml:space="preserve">修复 diff</w:t>
+                <w:rFonts w:hint="eastAsia" w:ascii="Microsoft YaHei" w:hAnsi="Microsoft YaHei" w:eastAsia="Microsoft YaHei" w:cs="Microsoft YaHei"/>
+                <w:color w:val="1F2328"/>
+                <w:sz w:val="18"/>
+              </w:rPr>
+              <w:t xml:space="preserve">修复</w:t>
+            </w:r>
+            <w:r>
+              <w:rPr>
+                <w:rFonts w:ascii="Microsoft YaHei" w:hAnsi="Microsoft YaHei" w:eastAsia="Microsoft YaHei" w:cs="Microsoft YaHei"/>
+                <w:color w:val="1F2328"/>
+                <w:sz w:val="18"/>
+              </w:rPr>
+              <w:t xml:space="preserve"> diff</w:t>
             </w:r>
           </w:p>
         </w:tc>
@@ -9322,8 +11332,8 @@
         </w:tc>
       </w:tr>
     </w:tbl>
-    <w:bookmarkEnd w:id="53"/>
-    <w:bookmarkStart w:id="54" w:name="api-接口列表"/>
+    <w:bookmarkEnd w:id="52"/>
+    <w:bookmarkStart w:id="53" w:name="api-接口列表"/>
     <w:p>
       <w:pPr>
         <w:pStyle w:val="Heading2"/>
@@ -9332,7 +11342,13 @@
         <w:rPr>
           <w:rFonts w:ascii="Microsoft YaHei" w:hAnsi="Microsoft YaHei" w:eastAsia="Microsoft YaHei" w:cs="Microsoft YaHei"/>
         </w:rPr>
-        <w:t xml:space="preserve">API 接口列表</w:t>
+        <w:t xml:space="preserve">API </w:t>
+      </w:r>
+      <w:r>
+        <w:rPr>
+          <w:rFonts w:hint="eastAsia" w:ascii="Microsoft YaHei" w:hAnsi="Microsoft YaHei" w:eastAsia="Microsoft YaHei" w:cs="Microsoft YaHei"/>
+        </w:rPr>
+        <w:t xml:space="preserve">接口列表</w:t>
       </w:r>
     </w:p>
     <w:tbl>
@@ -9379,7 +11395,7 @@
             </w:pPr>
             <w:r>
               <w:rPr>
-                <w:rFonts w:ascii="Microsoft YaHei" w:hAnsi="Microsoft YaHei" w:eastAsia="Microsoft YaHei" w:cs="Microsoft YaHei"/>
+                <w:rFonts w:hint="eastAsia" w:ascii="Microsoft YaHei" w:hAnsi="Microsoft YaHei" w:eastAsia="Microsoft YaHei" w:cs="Microsoft YaHei"/>
                 <w:b/>
                 <w:color w:val="FFFFFF"/>
                 <w:sz w:val="18"/>
@@ -9414,7 +11430,7 @@
             </w:pPr>
             <w:r>
               <w:rPr>
-                <w:rFonts w:ascii="Microsoft YaHei" w:hAnsi="Microsoft YaHei" w:eastAsia="Microsoft YaHei" w:cs="Microsoft YaHei"/>
+                <w:rFonts w:hint="eastAsia" w:ascii="Microsoft YaHei" w:hAnsi="Microsoft YaHei" w:eastAsia="Microsoft YaHei" w:cs="Microsoft YaHei"/>
                 <w:b/>
                 <w:color w:val="FFFFFF"/>
                 <w:sz w:val="18"/>
@@ -9449,7 +11465,7 @@
             </w:pPr>
             <w:r>
               <w:rPr>
-                <w:rFonts w:ascii="Microsoft YaHei" w:hAnsi="Microsoft YaHei" w:eastAsia="Microsoft YaHei" w:cs="Microsoft YaHei"/>
+                <w:rFonts w:hint="eastAsia" w:ascii="Microsoft YaHei" w:hAnsi="Microsoft YaHei" w:eastAsia="Microsoft YaHei" w:cs="Microsoft YaHei"/>
                 <w:b/>
                 <w:color w:val="FFFFFF"/>
                 <w:sz w:val="18"/>
@@ -9559,7 +11575,7 @@
             </w:pPr>
             <w:r>
               <w:rPr>
-                <w:rFonts w:ascii="Microsoft YaHei" w:hAnsi="Microsoft YaHei" w:eastAsia="Microsoft YaHei" w:cs="Microsoft YaHei"/>
+                <w:rFonts w:hint="eastAsia" w:ascii="Microsoft YaHei" w:hAnsi="Microsoft YaHei" w:eastAsia="Microsoft YaHei" w:cs="Microsoft YaHei"/>
                 <w:color w:val="1F2328"/>
                 <w:sz w:val="18"/>
               </w:rPr>
@@ -9668,7 +11684,7 @@
             </w:pPr>
             <w:r>
               <w:rPr>
-                <w:rFonts w:ascii="Microsoft YaHei" w:hAnsi="Microsoft YaHei" w:eastAsia="Microsoft YaHei" w:cs="Microsoft YaHei"/>
+                <w:rFonts w:hint="eastAsia" w:ascii="Microsoft YaHei" w:hAnsi="Microsoft YaHei" w:eastAsia="Microsoft YaHei" w:cs="Microsoft YaHei"/>
                 <w:color w:val="1F2328"/>
                 <w:sz w:val="18"/>
               </w:rPr>
@@ -9777,11 +11793,27 @@
             </w:pPr>
             <w:r>
               <w:rPr>
-                <w:rFonts w:ascii="Microsoft YaHei" w:hAnsi="Microsoft YaHei" w:eastAsia="Microsoft YaHei" w:cs="Microsoft YaHei"/>
-                <w:color w:val="1F2328"/>
-                <w:sz w:val="18"/>
-              </w:rPr>
-              <w:t xml:space="preserve">获取结构化报告（Markdown 格式）</w:t>
+                <w:rFonts w:hint="eastAsia" w:ascii="Microsoft YaHei" w:hAnsi="Microsoft YaHei" w:eastAsia="Microsoft YaHei" w:cs="Microsoft YaHei"/>
+                <w:color w:val="1F2328"/>
+                <w:sz w:val="18"/>
+              </w:rPr>
+              <w:t xml:space="preserve">获取结构化报告（Markdown</w:t>
+            </w:r>
+            <w:r>
+              <w:rPr>
+                <w:rFonts w:ascii="Microsoft YaHei" w:hAnsi="Microsoft YaHei" w:eastAsia="Microsoft YaHei" w:cs="Microsoft YaHei"/>
+                <w:color w:val="1F2328"/>
+                <w:sz w:val="18"/>
+              </w:rPr>
+              <w:t xml:space="preserve"> </w:t>
+            </w:r>
+            <w:r>
+              <w:rPr>
+                <w:rFonts w:hint="eastAsia" w:ascii="Microsoft YaHei" w:hAnsi="Microsoft YaHei" w:eastAsia="Microsoft YaHei" w:cs="Microsoft YaHei"/>
+                <w:color w:val="1F2328"/>
+                <w:sz w:val="18"/>
+              </w:rPr>
+              <w:t xml:space="preserve">格式）</w:t>
             </w:r>
           </w:p>
         </w:tc>
@@ -9886,7 +11918,7 @@
             </w:pPr>
             <w:r>
               <w:rPr>
-                <w:rFonts w:ascii="Microsoft YaHei" w:hAnsi="Microsoft YaHei" w:eastAsia="Microsoft YaHei" w:cs="Microsoft YaHei"/>
+                <w:rFonts w:hint="eastAsia" w:ascii="Microsoft YaHei" w:hAnsi="Microsoft YaHei" w:eastAsia="Microsoft YaHei" w:cs="Microsoft YaHei"/>
                 <w:color w:val="1F2328"/>
                 <w:sz w:val="18"/>
               </w:rPr>
@@ -9995,7 +12027,7 @@
             </w:pPr>
             <w:r>
               <w:rPr>
-                <w:rFonts w:ascii="Microsoft YaHei" w:hAnsi="Microsoft YaHei" w:eastAsia="Microsoft YaHei" w:cs="Microsoft YaHei"/>
+                <w:rFonts w:hint="eastAsia" w:ascii="Microsoft YaHei" w:hAnsi="Microsoft YaHei" w:eastAsia="Microsoft YaHei" w:cs="Microsoft YaHei"/>
                 <w:color w:val="1F2328"/>
                 <w:sz w:val="18"/>
               </w:rPr>
@@ -10104,11 +12136,27 @@
             </w:pPr>
             <w:r>
               <w:rPr>
-                <w:rFonts w:ascii="Microsoft YaHei" w:hAnsi="Microsoft YaHei" w:eastAsia="Microsoft YaHei" w:cs="Microsoft YaHei"/>
-                <w:color w:val="1F2328"/>
-                <w:sz w:val="18"/>
-              </w:rPr>
-              <w:t xml:space="preserve">获取 Agent 执行轨迹</w:t>
+                <w:rFonts w:hint="eastAsia" w:ascii="Microsoft YaHei" w:hAnsi="Microsoft YaHei" w:eastAsia="Microsoft YaHei" w:cs="Microsoft YaHei"/>
+                <w:color w:val="1F2328"/>
+                <w:sz w:val="18"/>
+              </w:rPr>
+              <w:t xml:space="preserve">获取</w:t>
+            </w:r>
+            <w:r>
+              <w:rPr>
+                <w:rFonts w:ascii="Microsoft YaHei" w:hAnsi="Microsoft YaHei" w:eastAsia="Microsoft YaHei" w:cs="Microsoft YaHei"/>
+                <w:color w:val="1F2328"/>
+                <w:sz w:val="18"/>
+              </w:rPr>
+              <w:t xml:space="preserve"> Agent </w:t>
+            </w:r>
+            <w:r>
+              <w:rPr>
+                <w:rFonts w:hint="eastAsia" w:ascii="Microsoft YaHei" w:hAnsi="Microsoft YaHei" w:eastAsia="Microsoft YaHei" w:cs="Microsoft YaHei"/>
+                <w:color w:val="1F2328"/>
+                <w:sz w:val="18"/>
+              </w:rPr>
+              <w:t xml:space="preserve">执行轨迹</w:t>
             </w:r>
           </w:p>
         </w:tc>
@@ -10213,18 +12261,34 @@
             </w:pPr>
             <w:r>
               <w:rPr>
-                <w:rFonts w:ascii="Microsoft YaHei" w:hAnsi="Microsoft YaHei" w:eastAsia="Microsoft YaHei" w:cs="Microsoft YaHei"/>
-                <w:color w:val="1F2328"/>
-                <w:sz w:val="18"/>
-              </w:rPr>
-              <w:t xml:space="preserve">获取修复闭环 diff 记录</w:t>
+                <w:rFonts w:hint="eastAsia" w:ascii="Microsoft YaHei" w:hAnsi="Microsoft YaHei" w:eastAsia="Microsoft YaHei" w:cs="Microsoft YaHei"/>
+                <w:color w:val="1F2328"/>
+                <w:sz w:val="18"/>
+              </w:rPr>
+              <w:t xml:space="preserve">获取修复闭环</w:t>
+            </w:r>
+            <w:r>
+              <w:rPr>
+                <w:rFonts w:ascii="Microsoft YaHei" w:hAnsi="Microsoft YaHei" w:eastAsia="Microsoft YaHei" w:cs="Microsoft YaHei"/>
+                <w:color w:val="1F2328"/>
+                <w:sz w:val="18"/>
+              </w:rPr>
+              <w:t xml:space="preserve"> diff </w:t>
+            </w:r>
+            <w:r>
+              <w:rPr>
+                <w:rFonts w:hint="eastAsia" w:ascii="Microsoft YaHei" w:hAnsi="Microsoft YaHei" w:eastAsia="Microsoft YaHei" w:cs="Microsoft YaHei"/>
+                <w:color w:val="1F2328"/>
+                <w:sz w:val="18"/>
+              </w:rPr>
+              <w:t xml:space="preserve">记录</w:t>
             </w:r>
           </w:p>
         </w:tc>
       </w:tr>
     </w:tbl>
+    <w:bookmarkEnd w:id="53"/>
     <w:bookmarkEnd w:id="54"/>
-    <w:bookmarkEnd w:id="55"/>
     <w:sectPr>
       <w:headerReference r:id="rId9" w:type="default"/>
       <w:footerReference r:id="rId10" w:type="default"/>
@@ -10352,7 +12416,7 @@
       <w:lvlText w:val=" "/>
       <w:lvlJc w:val="left"/>
       <w:pPr>
-        <w:ind w:left="720" w:hanging="480"/>
+        <w:ind w:left="720" w:hanging="360"/>
       </w:pPr>
     </w:lvl>
     <w:lvl w:ilvl="1">
@@ -10360,7 +12424,7 @@
       <w:lvlText w:val=" "/>
       <w:lvlJc w:val="left"/>
       <w:pPr>
-        <w:ind w:left="1440" w:hanging="480"/>
+        <w:ind w:left="1440" w:hanging="360"/>
       </w:pPr>
     </w:lvl>
     <w:lvl w:ilvl="2">
@@ -10368,7 +12432,7 @@
       <w:lvlText w:val=" "/>
       <w:lvlJc w:val="left"/>
       <w:pPr>
-        <w:ind w:left="2160" w:hanging="480"/>
+        <w:ind w:left="2160" w:hanging="360"/>
       </w:pPr>
     </w:lvl>
     <w:lvl w:ilvl="3">
@@ -10376,7 +12440,7 @@
       <w:lvlText w:val=" "/>
       <w:lvlJc w:val="left"/>
       <w:pPr>
-        <w:ind w:left="2880" w:hanging="480"/>
+        <w:ind w:left="2880" w:hanging="360"/>
       </w:pPr>
     </w:lvl>
     <w:lvl w:ilvl="4">
@@ -10384,7 +12448,7 @@
       <w:lvlText w:val=" "/>
       <w:lvlJc w:val="left"/>
       <w:pPr>
-        <w:ind w:left="3600" w:hanging="480"/>
+        <w:ind w:left="3600" w:hanging="360"/>
       </w:pPr>
     </w:lvl>
     <w:lvl w:ilvl="5">
@@ -10392,7 +12456,7 @@
       <w:lvlText w:val=" "/>
       <w:lvlJc w:val="left"/>
       <w:pPr>
-        <w:ind w:left="4320" w:hanging="480"/>
+        <w:ind w:left="4320" w:hanging="360"/>
       </w:pPr>
     </w:lvl>
     <w:lvl w:ilvl="6">
@@ -10400,7 +12464,7 @@
       <w:lvlText w:val=" "/>
       <w:lvlJc w:val="left"/>
       <w:pPr>
-        <w:ind w:left="5040" w:hanging="480"/>
+        <w:ind w:left="5040" w:hanging="360"/>
       </w:pPr>
     </w:lvl>
     <w:lvl w:ilvl="7">
@@ -10408,7 +12472,7 @@
       <w:lvlText w:val=" "/>
       <w:lvlJc w:val="left"/>
       <w:pPr>
-        <w:ind w:left="5760" w:hanging="480"/>
+        <w:ind w:left="5760" w:hanging="360"/>
       </w:pPr>
     </w:lvl>
     <w:lvl w:ilvl="8">
@@ -10416,7 +12480,7 @@
       <w:lvlText w:val=" "/>
       <w:lvlJc w:val="left"/>
       <w:pPr>
-        <w:ind w:left="6480" w:hanging="480"/>
+        <w:ind w:left="6480" w:hanging="360"/>
       </w:pPr>
     </w:lvl>
   </w:abstractNum>
@@ -10429,7 +12493,7 @@
       <w:lvlText w:val="%1."/>
       <w:lvlJc w:val="left"/>
       <w:pPr>
-        <w:ind w:left="720" w:hanging="480"/>
+        <w:ind w:left="720" w:hanging="360"/>
       </w:pPr>
     </w:lvl>
     <w:lvl w:ilvl="1">
@@ -10438,7 +12502,7 @@
       <w:lvlText w:val="%2."/>
       <w:lvlJc w:val="left"/>
       <w:pPr>
-        <w:ind w:left="1440" w:hanging="480"/>
+        <w:ind w:left="1440" w:hanging="360"/>
       </w:pPr>
     </w:lvl>
     <w:lvl w:ilvl="2">
@@ -10447,7 +12511,7 @@
       <w:lvlText w:val="%3."/>
       <w:lvlJc w:val="left"/>
       <w:pPr>
-        <w:ind w:left="2160" w:hanging="480"/>
+        <w:ind w:left="2160" w:hanging="360"/>
       </w:pPr>
     </w:lvl>
     <w:lvl w:ilvl="3">
@@ -10456,7 +12520,7 @@
       <w:lvlText w:val="%4."/>
       <w:lvlJc w:val="left"/>
       <w:pPr>
-        <w:ind w:left="2880" w:hanging="480"/>
+        <w:ind w:left="2880" w:hanging="360"/>
       </w:pPr>
     </w:lvl>
     <w:lvl w:ilvl="4">
@@ -10465,7 +12529,7 @@
       <w:lvlText w:val="%5."/>
       <w:lvlJc w:val="left"/>
       <w:pPr>
-        <w:ind w:left="3600" w:hanging="480"/>
+        <w:ind w:left="3600" w:hanging="360"/>
       </w:pPr>
     </w:lvl>
     <w:lvl w:ilvl="5">
@@ -10474,7 +12538,7 @@
       <w:lvlText w:val="%6."/>
       <w:lvlJc w:val="left"/>
       <w:pPr>
-        <w:ind w:left="4320" w:hanging="480"/>
+        <w:ind w:left="4320" w:hanging="360"/>
       </w:pPr>
     </w:lvl>
     <w:lvl w:ilvl="6">
@@ -10483,7 +12547,7 @@
       <w:lvlText w:val="%7."/>
       <w:lvlJc w:val="left"/>
       <w:pPr>
-        <w:ind w:left="5040" w:hanging="480"/>
+        <w:ind w:left="5040" w:hanging="360"/>
       </w:pPr>
     </w:lvl>
     <w:lvl w:ilvl="7">
@@ -10492,7 +12556,7 @@
       <w:lvlText w:val="%8."/>
       <w:lvlJc w:val="left"/>
       <w:pPr>
-        <w:ind w:left="5760" w:hanging="480"/>
+        <w:ind w:left="5760" w:hanging="360"/>
       </w:pPr>
     </w:lvl>
     <w:lvl w:ilvl="8">
@@ -10501,7 +12565,7 @@
       <w:lvlText w:val="%9."/>
       <w:lvlJc w:val="left"/>
       <w:pPr>
-        <w:ind w:left="6480" w:hanging="480"/>
+        <w:ind w:left="6480" w:hanging="360"/>
       </w:pPr>
     </w:lvl>
   </w:abstractNum>
@@ -10510,75 +12574,102 @@
     <w:multiLevelType w:val="multilevel"/>
     <w:lvl w:ilvl="0">
       <w:numFmt w:val="bullet"/>
-      <w:lvlText w:val="•"/>
+      <w:lvlText w:val=""/>
       <w:lvlJc w:val="left"/>
       <w:pPr>
-        <w:ind w:left="720" w:hanging="480"/>
+        <w:ind w:left="720" w:hanging="360"/>
       </w:pPr>
+      <w:rPr>
+        <w:rFonts w:ascii="Symbol" w:hAnsi="Symbol" w:cs="Symbol" w:hint="default"/>
+      </w:rPr>
     </w:lvl>
     <w:lvl w:ilvl="1">
       <w:numFmt w:val="bullet"/>
-      <w:lvlText w:val="–"/>
+      <w:lvlText w:val="o"/>
       <w:lvlJc w:val="left"/>
       <w:pPr>
-        <w:ind w:left="1440" w:hanging="480"/>
+        <w:ind w:left="1440" w:hanging="360"/>
       </w:pPr>
+      <w:rPr>
+        <w:rFonts w:ascii="Courier New" w:hAnsi="Courier New" w:cs="Courier New" w:hint="default"/>
+      </w:rPr>
     </w:lvl>
     <w:lvl w:ilvl="2">
       <w:numFmt w:val="bullet"/>
-      <w:lvlText w:val="•"/>
+      <w:lvlText w:val=""/>
       <w:lvlJc w:val="left"/>
       <w:pPr>
-        <w:ind w:left="2160" w:hanging="480"/>
+        <w:ind w:left="2160" w:hanging="360"/>
       </w:pPr>
+      <w:rPr>
+        <w:rFonts w:ascii="Wingdings" w:hAnsi="Wingdings" w:cs="Wingdings" w:hint="default"/>
+      </w:rPr>
     </w:lvl>
     <w:lvl w:ilvl="3">
       <w:numFmt w:val="bullet"/>
-      <w:lvlText w:val="–"/>
+      <w:lvlText w:val=""/>
       <w:lvlJc w:val="left"/>
       <w:pPr>
-        <w:ind w:left="2880" w:hanging="480"/>
+        <w:ind w:left="2880" w:hanging="360"/>
       </w:pPr>
+      <w:rPr>
+        <w:rFonts w:ascii="Symbol" w:hAnsi="Symbol" w:cs="Symbol" w:hint="default"/>
+      </w:rPr>
     </w:lvl>
     <w:lvl w:ilvl="4">
       <w:numFmt w:val="bullet"/>
-      <w:lvlText w:val="•"/>
+      <w:lvlText w:val="o"/>
       <w:lvlJc w:val="left"/>
       <w:pPr>
-        <w:ind w:left="3600" w:hanging="480"/>
+        <w:ind w:left="3600" w:hanging="360"/>
       </w:pPr>
+      <w:rPr>
+        <w:rFonts w:ascii="Courier New" w:hAnsi="Courier New" w:cs="Courier New" w:hint="default"/>
+      </w:rPr>
     </w:lvl>
     <w:lvl w:ilvl="5">
       <w:numFmt w:val="bullet"/>
-      <w:lvlText w:val="–"/>
+      <w:lvlText w:val=""/>
       <w:lvlJc w:val="left"/>
       <w:pPr>
-        <w:ind w:left="4320" w:hanging="480"/>
+        <w:ind w:left="4320" w:hanging="360"/>
       </w:pPr>
+      <w:rPr>
+        <w:rFonts w:ascii="Wingdings" w:hAnsi="Wingdings" w:cs="Wingdings" w:hint="default"/>
+      </w:rPr>
     </w:lvl>
     <w:lvl w:ilvl="6">
       <w:numFmt w:val="bullet"/>
-      <w:lvlText w:val="•"/>
+      <w:lvlText w:val=""/>
       <w:lvlJc w:val="left"/>
       <w:pPr>
-        <w:ind w:left="5040" w:hanging="480"/>
+        <w:ind w:left="5040" w:hanging="360"/>
       </w:pPr>
+      <w:rPr>
+        <w:rFonts w:ascii="Symbol" w:hAnsi="Symbol" w:cs="Symbol" w:hint="default"/>
+      </w:rPr>
     </w:lvl>
     <w:lvl w:ilvl="7">
       <w:numFmt w:val="bullet"/>
-      <w:lvlText w:val="–"/>
+      <w:lvlText w:val="o"/>
       <w:lvlJc w:val="left"/>
       <w:pPr>
-        <w:ind w:left="5760" w:hanging="480"/>
+        <w:ind w:left="5760" w:hanging="360"/>
       </w:pPr>
+      <w:rPr>
+        <w:rFonts w:ascii="Courier New" w:hAnsi="Courier New" w:cs="Courier New" w:hint="default"/>
+      </w:rPr>
     </w:lvl>
     <w:lvl w:ilvl="8">
       <w:numFmt w:val="bullet"/>
-      <w:lvlText w:val="•"/>
+      <w:lvlText w:val=""/>
       <w:lvlJc w:val="left"/>
       <w:pPr>
-        <w:ind w:left="6480" w:hanging="480"/>
+        <w:ind w:left="6480" w:hanging="360"/>
       </w:pPr>
+      <w:rPr>
+        <w:rFonts w:ascii="Wingdings" w:hAnsi="Wingdings" w:cs="Wingdings" w:hint="default"/>
+      </w:rPr>
     </w:lvl>
   </w:abstractNum>
   <w:num w:numId="1000">
